--- a/Revise-Capstone-Kurumi-et-al.docx
+++ b/Revise-Capstone-Kurumi-et-al.docx
@@ -1,6 +1,6 @@
 
 <file path=word/document.xml><?xml version="1.0" encoding="utf-8"?>
-<w:document xmlns:wpc="http://schemas.microsoft.com/office/word/2010/wordprocessingCanvas" xmlns:cx="http://schemas.microsoft.com/office/drawing/2014/chartex" xmlns:cx1="http://schemas.microsoft.com/office/drawing/2015/9/8/chartex" xmlns:cx2="http://schemas.microsoft.com/office/drawing/2015/10/21/chartex" xmlns:cx3="http://schemas.microsoft.com/office/drawing/2016/5/9/chartex" xmlns:cx4="http://schemas.microsoft.com/office/drawing/2016/5/10/chartex" xmlns:cx5="http://schemas.microsoft.com/office/drawing/2016/5/11/chartex" xmlns:cx6="http://schemas.microsoft.com/office/drawing/2016/5/12/chartex" xmlns:cx7="http://schemas.microsoft.com/office/drawing/2016/5/13/chartex" xmlns:cx8="http://schemas.microsoft.com/office/drawing/2016/5/14/chartex" xmlns:mc="http://schemas.openxmlformats.org/markup-compatibility/2006" xmlns:aink="http://schemas.microsoft.com/office/drawing/2016/ink" xmlns:am3d="http://schemas.microsoft.com/office/drawing/2017/model3d" xmlns:o="urn:schemas-microsoft-com:office:office" xmlns:oel="http://schemas.microsoft.com/office/2019/extlst" xmlns:r="http://schemas.openxmlformats.org/officeDocument/2006/relationships" xmlns:m="http://schemas.openxmlformats.org/officeDocument/2006/math" xmlns:v="urn:schemas-microsoft-com:vml" xmlns:wp14="http://schemas.microsoft.com/office/word/2010/wordprocessingDrawing" xmlns:wp="http://schemas.openxmlformats.org/drawingml/2006/wordprocessingDrawing" xmlns:w10="urn:schemas-microsoft-com:office:word" xmlns:w="http://schemas.openxmlformats.org/wordprocessingml/2006/main" xmlns:w14="http://schemas.microsoft.com/office/word/2010/wordml" xmlns:w15="http://schemas.microsoft.com/office/word/2012/wordml" xmlns:w16cex="http://schemas.microsoft.com/office/word/2018/wordml/cex" xmlns:w16cid="http://schemas.microsoft.com/office/word/2016/wordml/cid" xmlns:w16="http://schemas.microsoft.com/office/word/2018/wordml" xmlns:w16du="http://schemas.microsoft.com/office/word/2023/wordml/word16du" xmlns:w16sdtdh="http://schemas.microsoft.com/office/word/2020/wordml/sdtdatahash" xmlns:w16sdtfl="http://schemas.microsoft.com/office/word/2024/wordml/sdtformatlock" xmlns:w16se="http://schemas.microsoft.com/office/word/2015/wordml/symex" xmlns:wpg="http://schemas.microsoft.com/office/word/2010/wordprocessingGroup" xmlns:wpi="http://schemas.microsoft.com/office/word/2010/wordprocessingInk" xmlns:wne="http://schemas.microsoft.com/office/word/2006/wordml" xmlns:wps="http://schemas.microsoft.com/office/word/2010/wordprocessingShape" mc:Ignorable="w14 w15 w16se w16cid w16 w16cex w16sdtdh w16sdtfl w16du wp14">
+<w:document xmlns:wpc="http://schemas.microsoft.com/office/word/2010/wordprocessingCanvas" xmlns:cx="http://schemas.microsoft.com/office/drawing/2014/chartex" xmlns:mc="http://schemas.openxmlformats.org/markup-compatibility/2006" xmlns:o="urn:schemas-microsoft-com:office:office" xmlns:r="http://schemas.openxmlformats.org/officeDocument/2006/relationships" xmlns:m="http://schemas.openxmlformats.org/officeDocument/2006/math" xmlns:v="urn:schemas-microsoft-com:vml" xmlns:wp14="http://schemas.microsoft.com/office/word/2010/wordprocessingDrawing" xmlns:wp="http://schemas.openxmlformats.org/drawingml/2006/wordprocessingDrawing" xmlns:w10="urn:schemas-microsoft-com:office:word" xmlns:w="http://schemas.openxmlformats.org/wordprocessingml/2006/main" xmlns:w14="http://schemas.microsoft.com/office/word/2010/wordml" xmlns:w15="http://schemas.microsoft.com/office/word/2012/wordml" xmlns:w16se="http://schemas.microsoft.com/office/word/2015/wordml/symex" xmlns:wpg="http://schemas.microsoft.com/office/word/2010/wordprocessingGroup" xmlns:wpi="http://schemas.microsoft.com/office/word/2010/wordprocessingInk" xmlns:wne="http://schemas.microsoft.com/office/word/2006/wordml" xmlns:wps="http://schemas.microsoft.com/office/word/2010/wordprocessingShape" mc:Ignorable="w14 w15 w16se wp14">
   <w:body>
     <w:p>
       <w:pPr>
@@ -139,12 +139,21 @@
           <w:szCs w:val="24"/>
         </w:rPr>
       </w:pPr>
+      <w:proofErr w:type="spellStart"/>
       <w:r>
         <w:rPr>
           <w:rFonts w:cs="Times New Roman"/>
           <w:szCs w:val="24"/>
         </w:rPr>
-        <w:t>Catanduanes State University</w:t>
+        <w:t>Catanduanes</w:t>
+      </w:r>
+      <w:proofErr w:type="spellEnd"/>
+      <w:r>
+        <w:rPr>
+          <w:rFonts w:cs="Times New Roman"/>
+          <w:szCs w:val="24"/>
+        </w:rPr>
+        <w:t xml:space="preserve"> State University</w:t>
       </w:r>
     </w:p>
     <w:p>
@@ -156,13 +165,31 @@
           <w:szCs w:val="24"/>
         </w:rPr>
       </w:pPr>
+      <w:proofErr w:type="spellStart"/>
       <w:r>
         <w:rPr>
           <w:rFonts w:cs="Times New Roman"/>
           <w:szCs w:val="24"/>
         </w:rPr>
-        <w:t>Virac, Catanduanes</w:t>
-      </w:r>
+        <w:t>Virac</w:t>
+      </w:r>
+      <w:proofErr w:type="spellEnd"/>
+      <w:r>
+        <w:rPr>
+          <w:rFonts w:cs="Times New Roman"/>
+          <w:szCs w:val="24"/>
+        </w:rPr>
+        <w:t xml:space="preserve">, </w:t>
+      </w:r>
+      <w:proofErr w:type="spellStart"/>
+      <w:r>
+        <w:rPr>
+          <w:rFonts w:cs="Times New Roman"/>
+          <w:szCs w:val="24"/>
+        </w:rPr>
+        <w:t>Catanduanes</w:t>
+      </w:r>
+      <w:proofErr w:type="spellEnd"/>
     </w:p>
     <w:p>
       <w:pPr>
@@ -411,7 +438,29 @@
           <w:color w:val="000000" w:themeColor="text1"/>
           <w:szCs w:val="24"/>
         </w:rPr>
-        <w:t>JAY JAY BONIFACIO</w:t>
+        <w:t xml:space="preserve">JAY </w:t>
+      </w:r>
+      <w:proofErr w:type="spellStart"/>
+      <w:r>
+        <w:rPr>
+          <w:rFonts w:cs="Times New Roman"/>
+          <w:b/>
+          <w:bCs/>
+          <w:color w:val="000000" w:themeColor="text1"/>
+          <w:szCs w:val="24"/>
+        </w:rPr>
+        <w:t>JAY</w:t>
+      </w:r>
+      <w:proofErr w:type="spellEnd"/>
+      <w:r>
+        <w:rPr>
+          <w:rFonts w:cs="Times New Roman"/>
+          <w:b/>
+          <w:bCs/>
+          <w:color w:val="000000" w:themeColor="text1"/>
+          <w:szCs w:val="24"/>
+        </w:rPr>
+        <w:t xml:space="preserve"> BONIFACIO</w:t>
       </w:r>
     </w:p>
     <w:p>
@@ -2938,7 +2987,6 @@
       </w:pPr>
       <w:bookmarkStart w:id="1" w:name="_Toc193974385"/>
       <w:r>
-        <w:lastRenderedPageBreak/>
         <w:t>LIST OF FIGURES</w:t>
       </w:r>
       <w:bookmarkEnd w:id="1"/>
@@ -3235,7 +3283,6 @@
       </w:pPr>
       <w:bookmarkStart w:id="2" w:name="_Toc193974386"/>
       <w:r>
-        <w:lastRenderedPageBreak/>
         <w:t>LIST OF TABLES</w:t>
       </w:r>
       <w:bookmarkEnd w:id="2"/>
@@ -3780,7 +3827,6 @@
       </w:pPr>
       <w:bookmarkStart w:id="3" w:name="_Toc193974387"/>
       <w:r>
-        <w:lastRenderedPageBreak/>
         <w:t>CHAPTER 1</w:t>
       </w:r>
       <w:bookmarkEnd w:id="3"/>
@@ -3833,7 +3879,23 @@
         <w:tab/>
       </w:r>
       <w:r>
-        <w:t>Guidance counseling is a vital process that helps students understand themselves, make informed decisions, and develop the skills necessary to handle personal, academic, and social challenges. It supports students’ holistic development by guiding them in achieving their educational and personal goals. According to Alegado and Alcantara (2021), guidance counseling contributes significantly to students’ success by enhancing their self-awareness, personality, and emotional well-being.</w:t>
+        <w:t xml:space="preserve">Guidance counseling is a vital process that helps students understand themselves, make informed decisions, and develop the skills necessary to handle personal, academic, and social challenges. It supports students’ holistic development by guiding them in achieving their educational and personal goals. According to </w:t>
+      </w:r>
+      <w:proofErr w:type="spellStart"/>
+      <w:r>
+        <w:t>Alegado</w:t>
+      </w:r>
+      <w:proofErr w:type="spellEnd"/>
+      <w:r>
+        <w:t xml:space="preserve"> and </w:t>
+      </w:r>
+      <w:proofErr w:type="spellStart"/>
+      <w:r>
+        <w:t>Alcantara</w:t>
+      </w:r>
+      <w:proofErr w:type="spellEnd"/>
+      <w:r>
+        <w:t xml:space="preserve"> (2021), guidance counseling contributes significantly to students’ success by enhancing their self-awareness, personality, and emotional well-being.</w:t>
       </w:r>
     </w:p>
     <w:p>
@@ -3841,7 +3903,23 @@
         <w:ind w:firstLine="720"/>
       </w:pPr>
       <w:r>
-        <w:t xml:space="preserve">At Catanduanes State University (CatSU), the Guidance and Counseling Office (GCTO) continue to provide services that help students cope with academic pressure, career uncertainties, and personal concerns. However, the current </w:t>
+        <w:t xml:space="preserve">At </w:t>
+      </w:r>
+      <w:proofErr w:type="spellStart"/>
+      <w:r>
+        <w:t>Catanduanes</w:t>
+      </w:r>
+      <w:proofErr w:type="spellEnd"/>
+      <w:r>
+        <w:t xml:space="preserve"> State University (</w:t>
+      </w:r>
+      <w:proofErr w:type="spellStart"/>
+      <w:r>
+        <w:t>CatSU</w:t>
+      </w:r>
+      <w:proofErr w:type="spellEnd"/>
+      <w:r>
+        <w:t xml:space="preserve">), the Guidance and Counseling Office (GCTO) continue to provide services that help students cope with academic pressure, career uncertainties, and personal concerns. However, the current </w:t>
       </w:r>
       <w:r>
         <w:rPr>
@@ -3879,11 +3957,15 @@
         <w:t>automate scheduling, digitalize case documentation, and generate counseling reports</w:t>
       </w:r>
       <w:r>
-        <w:t xml:space="preserve">. The system aims to minimize paperwork, reduce scheduling conflicts, and enhance </w:t>
-      </w:r>
-      <w:r>
-        <w:lastRenderedPageBreak/>
-        <w:t>accessibility to counseling services. As highlighted by Abiog et al. (2024), adopting digital systems in guidance offices can significantly improve efficiency, data management, and service delivery.</w:t>
+        <w:t xml:space="preserve">. The system aims to minimize paperwork, reduce scheduling conflicts, and enhance accessibility to counseling services. As highlighted by </w:t>
+      </w:r>
+      <w:proofErr w:type="spellStart"/>
+      <w:r>
+        <w:t>Abiog</w:t>
+      </w:r>
+      <w:proofErr w:type="spellEnd"/>
+      <w:r>
+        <w:t xml:space="preserve"> et al. (2024), adopting digital systems in guidance offices can significantly improve efficiency, data management, and service delivery.</w:t>
       </w:r>
     </w:p>
     <w:p>
@@ -3891,7 +3973,15 @@
         <w:ind w:firstLine="720"/>
       </w:pPr>
       <w:r>
-        <w:t>Through the GCMS, students will be able to easily book appointments online, while counselors can manage records and monitor student progress more effectively. This initiative supports CatSU’s goal of providing student-centered, technology-driven services that promote academic success and overall well-being.</w:t>
+        <w:t xml:space="preserve">Through the GCMS, students will be able to easily book appointments online, while counselors can manage records and monitor student progress more effectively. This initiative supports </w:t>
+      </w:r>
+      <w:proofErr w:type="spellStart"/>
+      <w:r>
+        <w:t>CatSU’s</w:t>
+      </w:r>
+      <w:proofErr w:type="spellEnd"/>
+      <w:r>
+        <w:t xml:space="preserve"> goal of providing student-centered, technology-driven services that promote academic success and overall well-being.</w:t>
       </w:r>
     </w:p>
     <w:p>
@@ -3926,7 +4016,23 @@
         <w:t>Guidance and Counseling Office (GCTO)</w:t>
       </w:r>
       <w:r>
-        <w:t xml:space="preserve"> of Catanduanes State University (CatSU) currently relies on a manual, walk-in process for managing student counseling services. This traditional system often leads to scheduling conflicts, lost records, and delays in assisting students who require immediate guidance. The manual handling of appointment forms and counseling data also increases the workload of guidance staff, making it difficult to efficiently track student progress and maintain organized records.</w:t>
+        <w:t xml:space="preserve"> of </w:t>
+      </w:r>
+      <w:proofErr w:type="spellStart"/>
+      <w:r>
+        <w:t>Catanduanes</w:t>
+      </w:r>
+      <w:proofErr w:type="spellEnd"/>
+      <w:r>
+        <w:t xml:space="preserve"> State University (</w:t>
+      </w:r>
+      <w:proofErr w:type="spellStart"/>
+      <w:r>
+        <w:t>CatSU</w:t>
+      </w:r>
+      <w:proofErr w:type="spellEnd"/>
+      <w:r>
+        <w:t>) currently relies on a manual, walk-in process for managing student counseling services. This traditional system often leads to scheduling conflicts, lost records, and delays in assisting students who require immediate guidance. The manual handling of appointment forms and counseling data also increases the workload of guidance staff, making it difficult to efficiently track student progress and maintain organized records.</w:t>
       </w:r>
     </w:p>
     <w:p>
@@ -3944,11 +4050,7 @@
         <w:t>web-based Guidance Counseling Management System (GCMS)</w:t>
       </w:r>
       <w:r>
-        <w:t xml:space="preserve"> that automates the scheduling and record-keeping processes. The system integrates core features such as online appointment booking, digital case management, and automated report generation. By transitioning to a </w:t>
-      </w:r>
-      <w:r>
-        <w:lastRenderedPageBreak/>
-        <w:t>digital platform, the GCTO can streamline its workflow, ensure data accuracy, and provide a more organized and efficient service delivery for both students and counselors.</w:t>
+        <w:t xml:space="preserve"> that automates the scheduling and record-keeping processes. The system integrates core features such as online appointment booking, digital case management, and automated report generation. By transitioning to a digital platform, the GCTO can streamline its workflow, ensure data accuracy, and provide a more organized and efficient service delivery for both students and counselors.</w:t>
       </w:r>
     </w:p>
     <w:p>
@@ -3956,7 +4058,15 @@
         <w:ind w:firstLine="720"/>
       </w:pPr>
       <w:r>
-        <w:t>Furthermore, the system seeks to enhance accessibility and transparency in guidance operations. Students will be able to schedule counseling sessions conveniently online, while counselors can monitor and update case files in real time. The system’s data-driven reporting capability will also support administrators in evaluating counseling trends and improving service outcomes. Overall, the GCMS aligns with CatSU’s commitment to delivering innovative, student-centered services that promote academic success and personal development.</w:t>
+        <w:t xml:space="preserve">Furthermore, the system seeks to enhance accessibility and transparency in guidance operations. Students will be able to schedule counseling sessions conveniently online, while counselors can monitor and update case files in real time. The system’s data-driven reporting capability will also support administrators in evaluating counseling trends and improving service outcomes. Overall, the GCMS aligns with </w:t>
+      </w:r>
+      <w:proofErr w:type="spellStart"/>
+      <w:r>
+        <w:t>CatSU’s</w:t>
+      </w:r>
+      <w:proofErr w:type="spellEnd"/>
+      <w:r>
+        <w:t xml:space="preserve"> commitment to delivering innovative, student-centered services that promote academic success and personal development.</w:t>
       </w:r>
     </w:p>
     <w:p>
@@ -4035,7 +4145,6 @@
         </w:numPr>
       </w:pPr>
       <w:r>
-        <w:lastRenderedPageBreak/>
         <w:t>Generate reports summarizing counseling activities to support decision-making and service evaluation.</w:t>
       </w:r>
     </w:p>
@@ -4081,7 +4190,15 @@
         <w:tab/>
       </w:r>
       <w:r>
-        <w:t>The scope of this study covers the design, development, and implementation of a web-based Guidance Counseling Management System for CatSU. The system’s core modules include appointment scheduling, counselor case management, and report generation. It caters to three user roles: students, counselors, and administrators. The GCMS provides online booking features, automated notifications, and centralized data storage to enhance accessibility, efficiency, and service monitoring.</w:t>
+        <w:t xml:space="preserve">The scope of this study covers the design, development, and implementation of a web-based Guidance Counseling Management System for </w:t>
+      </w:r>
+      <w:proofErr w:type="spellStart"/>
+      <w:r>
+        <w:t>CatSU</w:t>
+      </w:r>
+      <w:proofErr w:type="spellEnd"/>
+      <w:r>
+        <w:t>. The system’s core modules include appointment scheduling, counselor case management, and report generation. It caters to three user roles: students, counselors, and administrators. The GCMS provides online booking features, automated notifications, and centralized data storage to enhance accessibility, efficiency, and service monitoring.</w:t>
       </w:r>
       <w:r>
         <w:br/>
@@ -4090,7 +4207,15 @@
         <w:t xml:space="preserve">             </w:t>
       </w:r>
       <w:r>
-        <w:t>The study is limited to the system’s technical and operational aspects within CatSU. It does not measure the psychological effectiveness of counseling sessions but focuses on the functionality and usability of the platform. The system’s deployment is site-specific, meaning findings may not fully apply to other institutions. Furthermore, its performance depends on the university’s IT infrastructure and the users’ adaptability to digital systems.</w:t>
+        <w:t xml:space="preserve">The study is limited to the system’s technical and operational aspects within </w:t>
+      </w:r>
+      <w:proofErr w:type="spellStart"/>
+      <w:r>
+        <w:t>CatSU</w:t>
+      </w:r>
+      <w:proofErr w:type="spellEnd"/>
+      <w:r>
+        <w:t>. It does not measure the psychological effectiveness of counseling sessions but focuses on the functionality and usability of the platform. The system’s deployment is site-specific, meaning findings may not fully apply to other institutions. Furthermore, its performance depends on the university’s IT infrastructure and the users’ adaptability to digital systems.</w:t>
       </w:r>
     </w:p>
     <w:p>
@@ -4303,7 +4428,6 @@
           <w:bCs/>
           <w:color w:val="000000" w:themeColor="text1"/>
         </w:rPr>
-        <w:lastRenderedPageBreak/>
         <w:t>Maintainability</w:t>
       </w:r>
       <w:r>
@@ -4398,7 +4522,23 @@
         <w:t>Guidance Counseling Management System (GCMS)</w:t>
       </w:r>
       <w:r>
-        <w:t xml:space="preserve"> operates and achieves its objectives. It illustrates the logical relationship between the key components of the study from the resources needed for development to the processes involved and the expected outcomes. This framework provides a structured overview of how the system is designed, developed, and evaluated to improve the efficiency of guidance counseling services at Catanduanes State University (CatSU).</w:t>
+        <w:t xml:space="preserve"> operates and achieves its objectives. It illustrates the logical relationship between the key components of the study from the resources needed for development to the processes involved and the expected outcomes. This framework provides a structured overview of how the system is designed, developed, and evaluated to improve the efficiency of guidance counseling services at </w:t>
+      </w:r>
+      <w:proofErr w:type="spellStart"/>
+      <w:r>
+        <w:t>Catanduanes</w:t>
+      </w:r>
+      <w:proofErr w:type="spellEnd"/>
+      <w:r>
+        <w:t xml:space="preserve"> State University (</w:t>
+      </w:r>
+      <w:proofErr w:type="spellStart"/>
+      <w:r>
+        <w:t>CatSU</w:t>
+      </w:r>
+      <w:proofErr w:type="spellEnd"/>
+      <w:r>
+        <w:t>).</w:t>
       </w:r>
     </w:p>
     <w:p>
@@ -4408,8 +4548,8 @@
       <w:r>
         <w:rPr>
           <w:noProof/>
-        </w:rPr>
-        <w:lastRenderedPageBreak/>
+          <w:lang w:val="en-US" w:bidi="ar-SA"/>
+        </w:rPr>
         <w:drawing>
           <wp:inline distT="0" distB="0" distL="0" distR="0" wp14:anchorId="02D47CAE" wp14:editId="4379D553">
             <wp:extent cx="5486400" cy="3124200"/>
@@ -4589,11 +4729,7 @@
         <w:t>planning, designing, developing, testing, and deployment</w:t>
       </w:r>
       <w:r>
-        <w:t xml:space="preserve">—where each phase plays an important role in transforming inputs into a functional output. Planning identifies user needs and objectives; designing structures the system’s interface and database; developing involves the actual coding and system </w:t>
-      </w:r>
-      <w:r>
-        <w:lastRenderedPageBreak/>
-        <w:t>construction; testing ensures accuracy and usability; and deployment implements the system for actual use.</w:t>
+        <w:t>—where each phase plays an important role in transforming inputs into a functional output. Planning identifies user needs and objectives; designing structures the system’s interface and database; developing involves the actual coding and system construction; testing ensures accuracy and usability; and deployment implements the system for actual use.</w:t>
       </w:r>
     </w:p>
     <w:p>
@@ -4621,7 +4757,15 @@
         <w:t>Guidance Counseling Management System</w:t>
       </w:r>
       <w:r>
-        <w:t>, which automates counseling appointment scheduling, digital record-keeping, and report generation. The system aims to reduce paperwork, minimize scheduling conflicts, and enhance the accessibility of counseling services to students. By establishing a systematic flow of processes through the IPO model, the framework ensures that every aspect of system development aligns with the main goal of the study — to improve the efficiency, organization, and responsiveness of guidance and counseling operations at CatSU.</w:t>
+        <w:t xml:space="preserve">, which automates counseling appointment scheduling, digital record-keeping, and report generation. The system aims to reduce paperwork, minimize scheduling conflicts, and enhance the accessibility of counseling services to students. By establishing a systematic flow of processes through the IPO model, the framework ensures that every aspect of system development aligns with the main goal of the study — to improve the efficiency, organization, and responsiveness of guidance and counseling operations at </w:t>
+      </w:r>
+      <w:proofErr w:type="spellStart"/>
+      <w:r>
+        <w:t>CatSU</w:t>
+      </w:r>
+      <w:proofErr w:type="spellEnd"/>
+      <w:r>
+        <w:t>.</w:t>
       </w:r>
     </w:p>
     <w:p>
@@ -4643,7 +4787,6 @@
       </w:pPr>
       <w:bookmarkStart w:id="11" w:name="_Toc193974394"/>
       <w:r>
-        <w:lastRenderedPageBreak/>
         <w:t>CHAPTER 2</w:t>
       </w:r>
       <w:bookmarkEnd w:id="11"/>
@@ -4705,7 +4848,15 @@
         <w:t>Guidance Counseling Management System (GCMS)</w:t>
       </w:r>
       <w:r>
-        <w:t>. It discusses various concepts, models, and previous research that provide the foundation for understanding how guidance and counseling services can be improved through digital innovation. The review covers studies on the management and organization of guidance services, the integration of information and communication technologies in counseling systems, and the evaluation of web-based platforms that enhance accessibility and efficiency. By examining both local and international research, this chapter identifies the trends, similarities, and gaps in existing systems, which serve as the basis for developing a localized GCMS tailored to the needs of Catanduanes State University.</w:t>
+        <w:t xml:space="preserve">. It discusses various concepts, models, and previous research that provide the foundation for understanding how guidance and counseling services can be improved through digital innovation. The review covers studies on the management and organization of guidance services, the integration of information and communication technologies in counseling systems, and the evaluation of web-based platforms that enhance accessibility and efficiency. By examining both local and international research, this chapter identifies the trends, similarities, and gaps in existing systems, which serve as the basis for developing a localized GCMS tailored to the needs of </w:t>
+      </w:r>
+      <w:proofErr w:type="spellStart"/>
+      <w:r>
+        <w:t>Catanduanes</w:t>
+      </w:r>
+      <w:proofErr w:type="spellEnd"/>
+      <w:r>
+        <w:t xml:space="preserve"> State University.</w:t>
       </w:r>
     </w:p>
     <w:p/>
@@ -4728,8 +4879,13 @@
       <w:r>
         <w:tab/>
       </w:r>
-      <w:r>
-        <w:t xml:space="preserve">Kartadinata (2022) conducted a study titled </w:t>
+      <w:proofErr w:type="spellStart"/>
+      <w:r>
+        <w:t>Kartadinata</w:t>
+      </w:r>
+      <w:proofErr w:type="spellEnd"/>
+      <w:r>
+        <w:t xml:space="preserve"> (2022) conducted a study titled </w:t>
       </w:r>
       <w:r>
         <w:rPr>
@@ -4746,45 +4902,153 @@
           <w:b/>
           <w:bCs/>
         </w:rPr>
-        <w:t>Journal of Universitas Negeri Malang</w:t>
-      </w:r>
-      <w:r>
-        <w:t xml:space="preserve">. The study developed and evaluated a model to improve the quality of guidance and counseling services across various school levels. By introducing a computerized management framework, the research highlighted the </w:t>
-      </w:r>
-      <w:r>
-        <w:lastRenderedPageBreak/>
-        <w:t>significance of systematizing guidance services through structured procedures and digital recordkeeping. This aligns with the present study’s objective to develop a centralized digital system that supports efficient management of counseling sessions and student information.</w:t>
+        <w:t xml:space="preserve">Journal of </w:t>
+      </w:r>
+      <w:proofErr w:type="spellStart"/>
+      <w:r>
+        <w:rPr>
+          <w:b/>
+          <w:bCs/>
+        </w:rPr>
+        <w:t>Universitas</w:t>
+      </w:r>
+      <w:proofErr w:type="spellEnd"/>
+      <w:r>
+        <w:rPr>
+          <w:b/>
+          <w:bCs/>
+        </w:rPr>
+        <w:t xml:space="preserve"> </w:t>
+      </w:r>
+      <w:proofErr w:type="spellStart"/>
+      <w:r>
+        <w:rPr>
+          <w:b/>
+          <w:bCs/>
+        </w:rPr>
+        <w:t>Negeri</w:t>
+      </w:r>
+      <w:proofErr w:type="spellEnd"/>
+      <w:r>
+        <w:rPr>
+          <w:b/>
+          <w:bCs/>
+        </w:rPr>
+        <w:t xml:space="preserve"> Malang</w:t>
+      </w:r>
+      <w:r>
+        <w:t>. The study developed and evaluated a model to improve the quality of guidance and counseling services across various school levels. By introducing a computerized management framework, the research highlighted the significance of systematizing guidance services through structured procedures and digital recordkeeping. This aligns with the present study’s objective to develop a centralized digital system that supports efficient management of counseling sessions and student information.</w:t>
       </w:r>
     </w:p>
     <w:p>
       <w:pPr>
         <w:ind w:firstLine="720"/>
       </w:pPr>
-      <w:r>
-        <w:t xml:space="preserve">Fataroni (2023), in </w:t>
+      <w:proofErr w:type="spellStart"/>
+      <w:r>
+        <w:t>Fataroni</w:t>
+      </w:r>
+      <w:proofErr w:type="spellEnd"/>
+      <w:r>
+        <w:t xml:space="preserve"> (2023), in </w:t>
       </w:r>
       <w:r>
         <w:rPr>
           <w:i/>
           <w:iCs/>
         </w:rPr>
-        <w:t xml:space="preserve">Implementation of Guidance and Counseling Service Management </w:t>
-      </w:r>
-      <w:proofErr w:type="gramStart"/>
+        <w:t>Implementation of Guidance and Counseling Service Management in an Effort to Improve the Quality of Student Learning</w:t>
+      </w:r>
+      <w:r>
+        <w:t xml:space="preserve"> from </w:t>
+      </w:r>
+      <w:r>
+        <w:rPr>
+          <w:b/>
+          <w:bCs/>
+        </w:rPr>
+        <w:t xml:space="preserve">Bale </w:t>
+      </w:r>
+      <w:proofErr w:type="spellStart"/>
+      <w:r>
+        <w:rPr>
+          <w:b/>
+          <w:bCs/>
+        </w:rPr>
+        <w:t>Literasi</w:t>
+      </w:r>
+      <w:proofErr w:type="spellEnd"/>
+      <w:r>
+        <w:t>, examined how the management functions of planning, organizing, leading, and controlling contribute to improving student learning outcomes. The study emphasized that proper management of guidance services enhances not only student performance but also counselor efficiency. This is closely related to the current study, which also focuses on improving management efficiency by automating routine tasks in the counseling office.</w:t>
+      </w:r>
+    </w:p>
+    <w:p>
+      <w:pPr>
+        <w:ind w:firstLine="720"/>
+      </w:pPr>
+      <w:r>
+        <w:t xml:space="preserve">Similarly, </w:t>
+      </w:r>
+      <w:proofErr w:type="spellStart"/>
+      <w:r>
+        <w:t>Karunia</w:t>
+      </w:r>
+      <w:proofErr w:type="spellEnd"/>
+      <w:r>
+        <w:t xml:space="preserve"> et al. (2023) in </w:t>
+      </w:r>
       <w:r>
         <w:rPr>
           <w:i/>
           <w:iCs/>
         </w:rPr>
-        <w:t>in an Effort to</w:t>
-      </w:r>
-      <w:proofErr w:type="gramEnd"/>
+        <w:t>Management Strategies for Guidance and Counseling Services in Schools to Support Student Achievement</w:t>
+      </w:r>
+      <w:r>
+        <w:t xml:space="preserve">, published in </w:t>
+      </w:r>
+      <w:proofErr w:type="spellStart"/>
+      <w:r>
+        <w:rPr>
+          <w:b/>
+          <w:bCs/>
+        </w:rPr>
+        <w:t>Manajia</w:t>
+      </w:r>
+      <w:proofErr w:type="spellEnd"/>
+      <w:r>
+        <w:t>, presented a literature-based analysis of effective management strategies for school guidance programs. Their work underscores the importance of well-defined processes, counselor coordination, and record organization. These insights support the rationale for developing a structured information system like the GCMS to ensure organized service delivery.</w:t>
+      </w:r>
+    </w:p>
+    <w:p>
+      <w:pPr>
+        <w:ind w:firstLine="720"/>
+      </w:pPr>
+      <w:r>
+        <w:t xml:space="preserve">Furthermore, Jannah, </w:t>
+      </w:r>
+      <w:proofErr w:type="spellStart"/>
+      <w:r>
+        <w:t>Neviyarni</w:t>
+      </w:r>
+      <w:proofErr w:type="spellEnd"/>
+      <w:r>
+        <w:t xml:space="preserve">, and </w:t>
+      </w:r>
+      <w:proofErr w:type="spellStart"/>
+      <w:r>
+        <w:t>Sukur</w:t>
+      </w:r>
+      <w:proofErr w:type="spellEnd"/>
+      <w:r>
+        <w:t xml:space="preserve"> (2022) in </w:t>
+      </w:r>
       <w:r>
         <w:rPr>
           <w:i/>
           <w:iCs/>
         </w:rPr>
-        <w:t xml:space="preserve"> Improve the Quality of Student Learning</w:t>
+        <w:t>The Role of Counselors in Developing Guidance and Counseling Management in Schools</w:t>
       </w:r>
       <w:r>
         <w:t xml:space="preserve"> from </w:t>
@@ -4794,129 +5058,151 @@
           <w:b/>
           <w:bCs/>
         </w:rPr>
-        <w:t>Bale Literasi</w:t>
-      </w:r>
-      <w:r>
-        <w:t>, examined how the management functions of planning, organizing, leading, and controlling contribute to improving student learning outcomes. The study emphasized that proper management of guidance services enhances not only student performance but also counselor efficiency. This is closely related to the current study, which also focuses on improving management efficiency by automating routine tasks in the counseling office.</w:t>
+        <w:t>Quality Journal</w:t>
+      </w:r>
+      <w:r>
+        <w:t>, explored how counselors contribute to designing and maintaining guidance management systems. The authors found that counselor involvement in system development improves implementation and user acceptance. This supports the inclusion of counselors and staff feedback in the design process of the proposed GCMS, ensuring that the system meets actual user needs.</w:t>
       </w:r>
     </w:p>
     <w:p>
       <w:pPr>
         <w:ind w:firstLine="720"/>
       </w:pPr>
-      <w:r>
-        <w:t xml:space="preserve">Similarly, Karunia et al. (2023) in </w:t>
+    </w:p>
+    <w:p>
+      <w:pPr>
+        <w:rPr>
+          <w:color w:val="FF0000"/>
+        </w:rPr>
+      </w:pPr>
+    </w:p>
+    <w:p>
+      <w:pPr>
+        <w:rPr>
+          <w:b/>
+        </w:rPr>
+      </w:pPr>
+      <w:r>
+        <w:rPr>
+          <w:b/>
+        </w:rPr>
+        <w:t>Technologies Integrated in GCMS</w:t>
+      </w:r>
+    </w:p>
+    <w:p>
+      <w:r>
+        <w:rPr>
+          <w:rFonts w:cs="Times New Roman"/>
+          <w:b/>
+          <w:bCs/>
+          <w:szCs w:val="24"/>
+        </w:rPr>
+        <w:tab/>
+      </w:r>
+      <w:proofErr w:type="spellStart"/>
+      <w:r>
+        <w:t>Nasution</w:t>
+      </w:r>
+      <w:proofErr w:type="spellEnd"/>
+      <w:r>
+        <w:t xml:space="preserve"> et al. (2024), in </w:t>
       </w:r>
       <w:r>
         <w:rPr>
           <w:i/>
           <w:iCs/>
         </w:rPr>
-        <w:t>Management Strategies for Guidance and Counseling Services in Schools to Support Student Achievement</w:t>
-      </w:r>
-      <w:r>
-        <w:t xml:space="preserve">, published in </w:t>
-      </w:r>
+        <w:t>Integration of Information Technology in Guidance and Counseling Management in Schools: Challenges and Implementation Strategies</w:t>
+      </w:r>
+      <w:r>
+        <w:t xml:space="preserve"> published in </w:t>
+      </w:r>
+      <w:proofErr w:type="spellStart"/>
       <w:r>
         <w:rPr>
           <w:b/>
           <w:bCs/>
         </w:rPr>
-        <w:t>Manajia</w:t>
-      </w:r>
-      <w:r>
-        <w:t>, presented a literature-based analysis of effective management strategies for school guidance programs. Their work underscores the importance of well-defined processes, counselor coordination, and record organization. These insights support the rationale for developing a structured information system like the GCMS to ensure organized service delivery.</w:t>
+        <w:t>Attanwir</w:t>
+      </w:r>
+      <w:proofErr w:type="spellEnd"/>
+      <w:r>
+        <w:rPr>
+          <w:b/>
+          <w:bCs/>
+        </w:rPr>
+        <w:t xml:space="preserve"> Journal</w:t>
+      </w:r>
+      <w:r>
+        <w:t>, discussed the integration of IT into guidance counseling management. The study identified challenges such as limited digital literacy, technical constraints, and resource availability, but emphasized that proper training and infrastructure lead to more efficient service delivery. This finding supports the technological framework of the proposed GCMS, which integrates IT tools to simplify administrative tasks.</w:t>
       </w:r>
     </w:p>
     <w:p>
       <w:pPr>
         <w:ind w:firstLine="720"/>
       </w:pPr>
-      <w:r>
-        <w:t xml:space="preserve">Furthermore, Jannah, Neviyarni, and Sukur (2022) in </w:t>
+      <w:proofErr w:type="spellStart"/>
+      <w:r>
+        <w:t>Majjate</w:t>
+      </w:r>
+      <w:proofErr w:type="spellEnd"/>
+      <w:r>
+        <w:t xml:space="preserve"> et al. (2024) proposed an </w:t>
       </w:r>
       <w:r>
         <w:rPr>
           <w:i/>
           <w:iCs/>
         </w:rPr>
-        <w:t>The Role of Counselors in Developing Guidance and Counseling Management in Schools</w:t>
-      </w:r>
-      <w:r>
-        <w:t xml:space="preserve"> from </w:t>
+        <w:t>AI-Powered Academic Guidance and Counseling System Based on Student Profile and Interests</w:t>
+      </w:r>
+      <w:r>
+        <w:t xml:space="preserve">, published in </w:t>
       </w:r>
       <w:r>
         <w:rPr>
           <w:b/>
           <w:bCs/>
         </w:rPr>
-        <w:t>Quality Journal</w:t>
-      </w:r>
-      <w:r>
-        <w:t xml:space="preserve">, explored how counselors contribute to designing and maintaining guidance management </w:t>
-      </w:r>
-      <w:r>
-        <w:lastRenderedPageBreak/>
-        <w:t>systems. The authors found that counselor involvement in system development improves implementation and user acceptance. This supports the inclusion of counselors and staff feedback in the design process of the proposed GCMS, ensuring that the system meets actual user needs.</w:t>
+        <w:t>MDPI</w:t>
+      </w:r>
+      <w:r>
+        <w:t>. Their system utilized artificial intelligence to recommend personalized academic guidance. Although more advanced than the proposed GCMS, it demonstrates the growing trend of using intelligent technologies to improve student support services. This reinforces the idea that automation and data-driven systems enhance the responsiveness and accuracy of guidance operations.</w:t>
       </w:r>
     </w:p>
     <w:p>
       <w:pPr>
         <w:ind w:firstLine="720"/>
       </w:pPr>
-    </w:p>
-    <w:p>
-      <w:pPr>
-        <w:rPr>
-          <w:color w:val="FF0000"/>
-        </w:rPr>
-      </w:pPr>
-    </w:p>
-    <w:p>
-      <w:pPr>
-        <w:rPr>
-          <w:b/>
-        </w:rPr>
-      </w:pPr>
-      <w:r>
-        <w:rPr>
-          <w:b/>
-        </w:rPr>
-        <w:t>Technologies Integrated in GCMS</w:t>
-      </w:r>
-    </w:p>
-    <w:p>
-      <w:r>
-        <w:rPr>
-          <w:rFonts w:cs="Times New Roman"/>
-          <w:b/>
-          <w:bCs/>
-          <w:szCs w:val="24"/>
-        </w:rPr>
-        <w:tab/>
-      </w:r>
-      <w:r>
-        <w:t xml:space="preserve">Nasution et al. (2024), in </w:t>
+      <w:proofErr w:type="spellStart"/>
+      <w:r>
+        <w:t>Azmin</w:t>
+      </w:r>
+      <w:proofErr w:type="spellEnd"/>
+      <w:r>
+        <w:t xml:space="preserve"> (2023), in </w:t>
       </w:r>
       <w:r>
         <w:rPr>
           <w:i/>
           <w:iCs/>
         </w:rPr>
-        <w:t>Integration of Information Technology in Guidance and Counseling Management in Schools: Challenges and Implementation Strategies</w:t>
-      </w:r>
-      <w:r>
-        <w:t xml:space="preserve"> published in </w:t>
-      </w:r>
+        <w:t>Integrating ICT into Career Counseling: An Empirical Study of the TACC Digital Content Model in Malaysian Secondary Education</w:t>
+      </w:r>
+      <w:r>
+        <w:t xml:space="preserve"> from </w:t>
+      </w:r>
+      <w:proofErr w:type="spellStart"/>
       <w:r>
         <w:rPr>
           <w:b/>
           <w:bCs/>
         </w:rPr>
-        <w:t>Attanwir Journal</w:t>
-      </w:r>
-      <w:r>
-        <w:t>, discussed the integration of IT into guidance counseling management. The study identified challenges such as limited digital literacy, technical constraints, and resource availability, but emphasized that proper training and infrastructure lead to more efficient service delivery. This finding supports the technological framework of the proposed GCMS, which integrates IT tools to simplify administrative tasks.</w:t>
+        <w:t>HRMars</w:t>
+      </w:r>
+      <w:proofErr w:type="spellEnd"/>
+      <w:r>
+        <w:t>, investigated the integration of ICT in delivering career counseling services. The study found that digital models improve student engagement and counselor productivity. This supports the use of web technologies in your GCMS, which also aims to increase accessibility and user interaction.</w:t>
       </w:r>
     </w:p>
     <w:p>
@@ -4924,101 +5210,106 @@
         <w:ind w:firstLine="720"/>
       </w:pPr>
       <w:r>
-        <w:t xml:space="preserve">Majjate et al. (2024) proposed an </w:t>
+        <w:t xml:space="preserve">In addition, </w:t>
+      </w:r>
+      <w:proofErr w:type="spellStart"/>
+      <w:r>
+        <w:t>Setyawan</w:t>
+      </w:r>
+      <w:proofErr w:type="spellEnd"/>
+      <w:r>
+        <w:t xml:space="preserve"> et al. (2023) in </w:t>
       </w:r>
       <w:r>
         <w:rPr>
           <w:i/>
           <w:iCs/>
         </w:rPr>
-        <w:t>AI-Powered Academic Guidance and Counseling System Based on Student Profile and Interests</w:t>
-      </w:r>
-      <w:r>
-        <w:t xml:space="preserve">, published in </w:t>
-      </w:r>
-      <w:r>
-        <w:rPr>
-          <w:b/>
-          <w:bCs/>
-        </w:rPr>
-        <w:t>MDPI</w:t>
-      </w:r>
-      <w:r>
-        <w:t xml:space="preserve">. Their system utilized artificial intelligence to recommend personalized academic guidance. Although more advanced than the proposed GCMS, it demonstrates the growing trend of using intelligent </w:t>
-      </w:r>
-      <w:r>
-        <w:lastRenderedPageBreak/>
-        <w:t>technologies to improve student support services. This reinforces the idea that automation and data-driven systems enhance the responsiveness and accuracy of guidance operations.</w:t>
-      </w:r>
-    </w:p>
-    <w:p>
-      <w:pPr>
-        <w:ind w:firstLine="720"/>
-      </w:pPr>
-      <w:r>
-        <w:t xml:space="preserve">Azmin (2023), in </w:t>
-      </w:r>
+        <w:t xml:space="preserve">Design of Continuous Web App: Guidance and Counseling Management Information System at SMKN 1 </w:t>
+      </w:r>
+      <w:proofErr w:type="spellStart"/>
       <w:r>
         <w:rPr>
           <w:i/>
           <w:iCs/>
         </w:rPr>
-        <w:t>Integrating ICT into Career Counseling: An Empirical Study of the TACC Digital Content Model in Malaysian Secondary Education</w:t>
-      </w:r>
-      <w:r>
-        <w:t xml:space="preserve"> from </w:t>
-      </w:r>
-      <w:r>
-        <w:rPr>
-          <w:b/>
-          <w:bCs/>
-        </w:rPr>
-        <w:t>HRMars</w:t>
-      </w:r>
-      <w:r>
-        <w:t>, investigated the integration of ICT in delivering career counseling services. The study found that digital models improve student engagement and counselor productivity. This supports the use of web technologies in your GCMS, which also aims to increase accessibility and user interaction.</w:t>
-      </w:r>
-    </w:p>
-    <w:p>
-      <w:pPr>
-        <w:ind w:firstLine="720"/>
-      </w:pPr>
-      <w:r>
-        <w:t xml:space="preserve">In addition, Setyawan et al. (2023) in </w:t>
-      </w:r>
+        <w:t>Purwakarta</w:t>
+      </w:r>
+      <w:proofErr w:type="spellEnd"/>
       <w:r>
         <w:rPr>
           <w:i/>
           <w:iCs/>
         </w:rPr>
-        <w:t>Design of Continuous Web App: Guidance and Counseling Management Information System at SMKN 1 Purwakarta using Laravel Framework</w:t>
-      </w:r>
-      <w:r>
-        <w:t xml:space="preserve">, published in </w:t>
-      </w:r>
-      <w:r>
-        <w:rPr>
-          <w:b/>
-          <w:bCs/>
-        </w:rPr>
-        <w:t>Lembaga KITA</w:t>
-      </w:r>
-      <w:r>
-        <w:t>, developed a dynamic GCMS using the Laravel framework. The study’s design approach and use of modern web tools closely parallel the methodology and technologies of your own system.</w:t>
-      </w:r>
-    </w:p>
-    <w:p>
-      <w:pPr>
-        <w:ind w:firstLine="720"/>
-      </w:pPr>
-      <w:r>
-        <w:t xml:space="preserve">Likewise, Balmores et al. (2024) created an </w:t>
-      </w:r>
+        <w:t xml:space="preserve"> using </w:t>
+      </w:r>
+      <w:proofErr w:type="spellStart"/>
       <w:r>
         <w:rPr>
           <w:i/>
           <w:iCs/>
         </w:rPr>
+        <w:t>Laravel</w:t>
+      </w:r>
+      <w:proofErr w:type="spellEnd"/>
+      <w:r>
+        <w:rPr>
+          <w:i/>
+          <w:iCs/>
+        </w:rPr>
+        <w:t xml:space="preserve"> Framework</w:t>
+      </w:r>
+      <w:r>
+        <w:t xml:space="preserve">, published in </w:t>
+      </w:r>
+      <w:proofErr w:type="spellStart"/>
+      <w:r>
+        <w:rPr>
+          <w:b/>
+          <w:bCs/>
+        </w:rPr>
+        <w:t>Lembaga</w:t>
+      </w:r>
+      <w:proofErr w:type="spellEnd"/>
+      <w:r>
+        <w:rPr>
+          <w:b/>
+          <w:bCs/>
+        </w:rPr>
+        <w:t xml:space="preserve"> KITA</w:t>
+      </w:r>
+      <w:r>
+        <w:t xml:space="preserve">, developed a dynamic GCMS using the </w:t>
+      </w:r>
+      <w:proofErr w:type="spellStart"/>
+      <w:r>
+        <w:t>Laravel</w:t>
+      </w:r>
+      <w:proofErr w:type="spellEnd"/>
+      <w:r>
+        <w:t xml:space="preserve"> framework. The study’s design approach and use of modern web tools closely parallel the methodology and technologies of your own system.</w:t>
+      </w:r>
+    </w:p>
+    <w:p>
+      <w:pPr>
+        <w:ind w:firstLine="720"/>
+      </w:pPr>
+      <w:r>
+        <w:t xml:space="preserve">Likewise, </w:t>
+      </w:r>
+      <w:proofErr w:type="spellStart"/>
+      <w:r>
+        <w:t>Balmores</w:t>
+      </w:r>
+      <w:proofErr w:type="spellEnd"/>
+      <w:r>
+        <w:t xml:space="preserve"> et al. (2024) created an </w:t>
+      </w:r>
+      <w:r>
+        <w:rPr>
+          <w:i/>
+          <w:iCs/>
+        </w:rPr>
         <w:t>Online Individual Inventory and Counseling Information System</w:t>
       </w:r>
       <w:r>
@@ -5029,8 +5320,17 @@
           <w:b/>
           <w:bCs/>
         </w:rPr>
-        <w:t>Cagayan State University–Lasam</w:t>
-      </w:r>
+        <w:t>Cagayan State University–</w:t>
+      </w:r>
+      <w:proofErr w:type="spellStart"/>
+      <w:r>
+        <w:rPr>
+          <w:b/>
+          <w:bCs/>
+        </w:rPr>
+        <w:t>Lasam</w:t>
+      </w:r>
+      <w:proofErr w:type="spellEnd"/>
       <w:r>
         <w:t>, which digitized student records and counseling forms. Their work demonstrated that a localized web-based system effectively streamlines information management and reduces manual documentation — an outcome that directly parallels the goals of your proposed GCMS.</w:t>
       </w:r>
@@ -5049,7 +5349,6 @@
           <w:b/>
           <w:bCs/>
         </w:rPr>
-        <w:lastRenderedPageBreak/>
         <w:t>Evaluation of Web-Based GCMS</w:t>
       </w:r>
     </w:p>
@@ -5061,8 +5360,13 @@
         </w:rPr>
         <w:tab/>
       </w:r>
-      <w:r>
-        <w:t xml:space="preserve">Sudrajat et al. (2024), in </w:t>
+      <w:proofErr w:type="spellStart"/>
+      <w:r>
+        <w:t>Sudrajat</w:t>
+      </w:r>
+      <w:proofErr w:type="spellEnd"/>
+      <w:r>
+        <w:t xml:space="preserve"> et al. (2024), in </w:t>
       </w:r>
       <w:r>
         <w:rPr>
@@ -5072,15 +5376,28 @@
         <w:t>Evaluating Technology Acceptance in Counseling Services: An Analysis of Principal Indicators Utilizing the UTAUT2 Model via SEM-PLS</w:t>
       </w:r>
       <w:r>
-        <w:t>, published in EJournal UPI, examined factors affecting technology acceptance among counselors and administrators. The study concluded that performance expectancy and ease of use strongly influence user adoption of digital counseling platforms. This evaluation model can guide future assessments of your GCMS’s usability and acceptance.</w:t>
+        <w:t xml:space="preserve">, published in </w:t>
+      </w:r>
+      <w:proofErr w:type="spellStart"/>
+      <w:r>
+        <w:t>EJournal</w:t>
+      </w:r>
+      <w:proofErr w:type="spellEnd"/>
+      <w:r>
+        <w:t xml:space="preserve"> UPI, examined factors affecting technology acceptance among counselors and administrators. The study concluded that performance expectancy and ease of use strongly influence user adoption of digital counseling platforms. This evaluation model can guide future assessments of your GCMS’s usability and acceptance.</w:t>
       </w:r>
     </w:p>
     <w:p>
       <w:pPr>
         <w:ind w:firstLine="720"/>
       </w:pPr>
-      <w:r>
-        <w:t xml:space="preserve">Guntara et al. (2023), in </w:t>
+      <w:proofErr w:type="spellStart"/>
+      <w:r>
+        <w:t>Guntara</w:t>
+      </w:r>
+      <w:proofErr w:type="spellEnd"/>
+      <w:r>
+        <w:t xml:space="preserve"> et al. (2023), in </w:t>
       </w:r>
       <w:r>
         <w:rPr>
@@ -5090,15 +5407,7 @@
         <w:t>Web-Based Counseling Skills Evaluation Information System Using Design Science Research Methodology (DSRM) Approach</w:t>
       </w:r>
       <w:r>
-        <w:t xml:space="preserve">, published in IJADIS, developed and assessed a system to evaluate counselor performance. Their use of the DSRM framework demonstrates how system development and evaluation can occur in iterative stages — </w:t>
-      </w:r>
-      <w:proofErr w:type="gramStart"/>
-      <w:r>
-        <w:t>similar to</w:t>
-      </w:r>
-      <w:proofErr w:type="gramEnd"/>
-      <w:r>
-        <w:t xml:space="preserve"> your project’s methodological structure.</w:t>
+        <w:t>, published in IJADIS, developed and assessed a system to evaluate counselor performance. Their use of the DSRM framework demonstrates how system development and evaluation can occur in iterative stages — similar to your project’s methodological structure.</w:t>
       </w:r>
     </w:p>
     <w:p>
@@ -5106,7 +5415,23 @@
         <w:ind w:firstLine="720"/>
       </w:pPr>
       <w:r>
-        <w:t xml:space="preserve">Lastly, Bato and Marcial (2016), in </w:t>
+        <w:t xml:space="preserve">Lastly, </w:t>
+      </w:r>
+      <w:proofErr w:type="spellStart"/>
+      <w:r>
+        <w:t>Bato</w:t>
+      </w:r>
+      <w:proofErr w:type="spellEnd"/>
+      <w:r>
+        <w:t xml:space="preserve"> and </w:t>
+      </w:r>
+      <w:proofErr w:type="spellStart"/>
+      <w:r>
+        <w:t>Marcial</w:t>
+      </w:r>
+      <w:proofErr w:type="spellEnd"/>
+      <w:r>
+        <w:t xml:space="preserve"> (2016), in </w:t>
       </w:r>
       <w:r>
         <w:rPr>
@@ -5135,7 +5460,6 @@
       </w:pPr>
       <w:bookmarkStart w:id="12" w:name="_Toc193974395"/>
       <w:r>
-        <w:lastRenderedPageBreak/>
         <w:t>Synthesis</w:t>
       </w:r>
       <w:bookmarkEnd w:id="12"/>
@@ -5148,7 +5472,31 @@
         <w:tab/>
       </w:r>
       <w:r>
-        <w:t>The reviewed studies collectively emphasize the growing importance of technology in improving the management and delivery of guidance and counseling services in educational institutions. Under the first thematic area, researchers such as Kartadinata (2022), Fataroni (2023), and Karunia et al. (2023) highlighted that effective management systems enhance counselor performance, improve service organization, and positively influence student learning. Their findings suggest that structured guidance management, when supported by clear planning and documentation, leads to more efficient and responsive services. Likewise, Jannah et al. (2022) underscored the crucial role of counselors in developing and maintaining such systems, pointing out that user involvement ensures better implementation and sustainability. Together, these studies show that the modernization of counseling services depends not only on management strategies but also on the active participation of those who use the system.</w:t>
+        <w:t xml:space="preserve">The reviewed studies collectively emphasize the growing importance of technology in improving the management and delivery of guidance and counseling services in educational institutions. Under the first thematic area, researchers such as </w:t>
+      </w:r>
+      <w:proofErr w:type="spellStart"/>
+      <w:r>
+        <w:t>Kartadinata</w:t>
+      </w:r>
+      <w:proofErr w:type="spellEnd"/>
+      <w:r>
+        <w:t xml:space="preserve"> (2022), </w:t>
+      </w:r>
+      <w:proofErr w:type="spellStart"/>
+      <w:r>
+        <w:t>Fataroni</w:t>
+      </w:r>
+      <w:proofErr w:type="spellEnd"/>
+      <w:r>
+        <w:t xml:space="preserve"> (2023), and </w:t>
+      </w:r>
+      <w:proofErr w:type="spellStart"/>
+      <w:r>
+        <w:t>Karunia</w:t>
+      </w:r>
+      <w:proofErr w:type="spellEnd"/>
+      <w:r>
+        <w:t xml:space="preserve"> et al. (2023) highlighted that effective management systems enhance counselor performance, improve service organization, and positively influence student learning. Their findings suggest that structured guidance management, when supported by clear planning and documentation, leads to more efficient and responsive services. Likewise, Jannah et al. (2022) underscored the crucial role of counselors in developing and maintaining such systems, pointing out that user involvement ensures better implementation and sustainability. Together, these studies show that the modernization of counseling services depends not only on management strategies but also on the active participation of those who use the system.</w:t>
       </w:r>
     </w:p>
     <w:p>
@@ -5156,11 +5504,55 @@
         <w:ind w:firstLine="720"/>
       </w:pPr>
       <w:r>
-        <w:t xml:space="preserve">Studies under the second thematic area demonstrate that integrating technology into counseling operations brings substantial benefits but also introduces new challenges. Nasution et al. (2024) and Azmin (2023) both noted that information and communication technologies improve accessibility, accuracy, and efficiency in service delivery, while also requiring adequate training and infrastructure. Majjate et al. (2024) showed the potential of artificial intelligence to personalize counseling, while Setyawan et al. (2023) and Balmores et al. (2024) developed web-based systems using frameworks such as Laravel and PHP/MySQL to digitalize appointment scheduling and record management. These </w:t>
-      </w:r>
-      <w:r>
-        <w:lastRenderedPageBreak/>
-        <w:t>studies illustrate the steady shift toward digital transformation in guidance services, proving that technological integration enhances both counselor workflow and student engagement.</w:t>
+        <w:t xml:space="preserve">Studies under the second thematic area demonstrate that integrating technology into counseling operations brings substantial benefits but also introduces new challenges. </w:t>
+      </w:r>
+      <w:proofErr w:type="spellStart"/>
+      <w:r>
+        <w:t>Nasution</w:t>
+      </w:r>
+      <w:proofErr w:type="spellEnd"/>
+      <w:r>
+        <w:t xml:space="preserve"> et al. (2024) and </w:t>
+      </w:r>
+      <w:proofErr w:type="spellStart"/>
+      <w:r>
+        <w:t>Azmin</w:t>
+      </w:r>
+      <w:proofErr w:type="spellEnd"/>
+      <w:r>
+        <w:t xml:space="preserve"> (2023) both noted that information and communication technologies improve accessibility, accuracy, and efficiency in service delivery, while also requiring adequate training and infrastructure. </w:t>
+      </w:r>
+      <w:proofErr w:type="spellStart"/>
+      <w:r>
+        <w:t>Majjate</w:t>
+      </w:r>
+      <w:proofErr w:type="spellEnd"/>
+      <w:r>
+        <w:t xml:space="preserve"> et al. (2024) showed the potential of artificial intelligence to personalize counseling, while </w:t>
+      </w:r>
+      <w:proofErr w:type="spellStart"/>
+      <w:r>
+        <w:t>Setyawan</w:t>
+      </w:r>
+      <w:proofErr w:type="spellEnd"/>
+      <w:r>
+        <w:t xml:space="preserve"> et al. (2023) and </w:t>
+      </w:r>
+      <w:proofErr w:type="spellStart"/>
+      <w:r>
+        <w:t>Balmores</w:t>
+      </w:r>
+      <w:proofErr w:type="spellEnd"/>
+      <w:r>
+        <w:t xml:space="preserve"> et al. (2024) developed web-based systems using frameworks such as </w:t>
+      </w:r>
+      <w:proofErr w:type="spellStart"/>
+      <w:r>
+        <w:t>Laravel</w:t>
+      </w:r>
+      <w:proofErr w:type="spellEnd"/>
+      <w:r>
+        <w:t xml:space="preserve"> and PHP/MySQL to digitalize appointment scheduling and record management. These studies illustrate the steady shift toward digital transformation in guidance services, proving that technological integration enhances both counselor workflow and student engagement.</w:t>
       </w:r>
     </w:p>
     <w:p>
@@ -5168,7 +5560,39 @@
         <w:ind w:firstLine="720"/>
       </w:pPr>
       <w:r>
-        <w:t>Meanwhile, the third thematic area centers on the evaluation and user acceptance of web-based guidance systems. Sudrajat et al. (2024) applied the UTAUT2 model to examine user acceptance, showing that perceived usefulness and ease of use significantly influence adoption. Guntara et al. (2023) employed a design science research approach to evaluate system effectiveness and counselor performance, while Bato and Marcial (2016) explored positive student attitudes toward online counseling platforms. These studies confirm that web-based systems are generally well-received and effective when designed around user needs and tested through structured evaluation methods.</w:t>
+        <w:t xml:space="preserve">Meanwhile, the third thematic area centers on the evaluation and user acceptance of web-based guidance systems. </w:t>
+      </w:r>
+      <w:proofErr w:type="spellStart"/>
+      <w:r>
+        <w:t>Sudrajat</w:t>
+      </w:r>
+      <w:proofErr w:type="spellEnd"/>
+      <w:r>
+        <w:t xml:space="preserve"> et al. (2024) applied the UTAUT2 model to examine user acceptance, showing that perceived usefulness and ease of use significantly influence adoption. </w:t>
+      </w:r>
+      <w:proofErr w:type="spellStart"/>
+      <w:r>
+        <w:t>Guntara</w:t>
+      </w:r>
+      <w:proofErr w:type="spellEnd"/>
+      <w:r>
+        <w:t xml:space="preserve"> et al. (2023) employed a design science research approach to evaluate system effectiveness and counselor performance, while </w:t>
+      </w:r>
+      <w:proofErr w:type="spellStart"/>
+      <w:r>
+        <w:t>Bato</w:t>
+      </w:r>
+      <w:proofErr w:type="spellEnd"/>
+      <w:r>
+        <w:t xml:space="preserve"> and </w:t>
+      </w:r>
+      <w:proofErr w:type="spellStart"/>
+      <w:r>
+        <w:t>Marcial</w:t>
+      </w:r>
+      <w:proofErr w:type="spellEnd"/>
+      <w:r>
+        <w:t xml:space="preserve"> (2016) explored positive student attitudes toward online counseling platforms. These studies confirm that web-based systems are generally well-received and effective when designed around user needs and tested through structured evaluation methods.</w:t>
       </w:r>
     </w:p>
     <w:p>
@@ -5196,7 +5620,15 @@
         <w:t>Guidance Counseling Management System (GCMS)</w:t>
       </w:r>
       <w:r>
-        <w:t xml:space="preserve"> tailored for Catanduanes State University. Unlike previous works, it unifies administrative management, appointment scheduling, and documentation processes into one accessible system—providing an innovative, student-centered solution that modernizes the university’s guidance operations.</w:t>
+        <w:t xml:space="preserve"> tailored for </w:t>
+      </w:r>
+      <w:proofErr w:type="spellStart"/>
+      <w:r>
+        <w:t>Catanduanes</w:t>
+      </w:r>
+      <w:proofErr w:type="spellEnd"/>
+      <w:r>
+        <w:t xml:space="preserve"> State University. Unlike previous works, it unifies administrative management, appointment scheduling, and documentation processes into one accessible system—providing an innovative, student-centered solution that modernizes the university’s guidance operations.</w:t>
       </w:r>
     </w:p>
     <w:p>
@@ -5217,7 +5649,6 @@
       </w:pPr>
       <w:bookmarkStart w:id="13" w:name="_Toc193974396"/>
       <w:r>
-        <w:lastRenderedPageBreak/>
         <w:t>CHAPTER 3</w:t>
       </w:r>
       <w:bookmarkEnd w:id="13"/>
@@ -5275,13 +5706,21 @@
         <w:rPr>
           <w:bCs/>
         </w:rPr>
-        <w:t xml:space="preserve"> for Catanduanes State University. These components serve as the technical foundation of the system, ensuring that it functions effectively and meets the needs of its intended users.</w:t>
-      </w:r>
-      <w:r>
-        <w:rPr>
-          <w:bCs/>
-        </w:rPr>
-        <w:t xml:space="preserve"> </w:t>
+        <w:t xml:space="preserve"> for </w:t>
+      </w:r>
+      <w:proofErr w:type="spellStart"/>
+      <w:r>
+        <w:rPr>
+          <w:bCs/>
+        </w:rPr>
+        <w:t>Catanduanes</w:t>
+      </w:r>
+      <w:proofErr w:type="spellEnd"/>
+      <w:r>
+        <w:rPr>
+          <w:bCs/>
+        </w:rPr>
+        <w:t xml:space="preserve"> State University. These components serve as the technical foundation of the system, ensuring that it functions effectively and meets the needs of its intended users. </w:t>
       </w:r>
     </w:p>
     <w:p>
@@ -5520,16 +5959,11 @@
               <w:spacing w:line="240" w:lineRule="auto"/>
             </w:pPr>
             <w:r>
-              <w:t xml:space="preserve">Used by developers and staff for system development, testing, and operation. Ensures smooth performance and </w:t>
-            </w:r>
-            <w:proofErr w:type="gramStart"/>
-            <w:r>
-              <w:t>multitasking.</w:t>
+              <w:t>Used by developers and staff for system development, testing, and operation. Ensures smooth performance and multitasking.</w:t>
             </w:r>
             <w:r>
               <w:t>.</w:t>
             </w:r>
-            <w:proofErr w:type="gramEnd"/>
           </w:p>
         </w:tc>
       </w:tr>
@@ -5545,7 +5979,6 @@
               <w:jc w:val="center"/>
             </w:pPr>
             <w:r>
-              <w:lastRenderedPageBreak/>
               <w:t>Printer</w:t>
             </w:r>
           </w:p>
@@ -5729,7 +6162,6 @@
           <w:color w:val="000000" w:themeColor="text1"/>
           <w:szCs w:val="24"/>
         </w:rPr>
-        <w:lastRenderedPageBreak/>
         <w:t xml:space="preserve">Table </w:t>
       </w:r>
       <w:r>
@@ -6016,8 +6448,13 @@
               <w:spacing w:line="240" w:lineRule="auto"/>
             </w:pPr>
             <w:r>
-              <w:t>PHP, HTML, CSS, javascript</w:t>
-            </w:r>
+              <w:t xml:space="preserve">PHP, HTML, CSS, </w:t>
+            </w:r>
+            <w:proofErr w:type="spellStart"/>
+            <w:r>
+              <w:t>javascript</w:t>
+            </w:r>
+            <w:proofErr w:type="spellEnd"/>
           </w:p>
         </w:tc>
         <w:tc>
@@ -6144,9 +6581,11 @@
             <w:pPr>
               <w:spacing w:line="240" w:lineRule="auto"/>
             </w:pPr>
+            <w:proofErr w:type="spellStart"/>
             <w:r>
               <w:t>Xampp</w:t>
             </w:r>
+            <w:proofErr w:type="spellEnd"/>
           </w:p>
         </w:tc>
         <w:tc>
@@ -6170,11 +6609,7 @@
         <w:tab/>
       </w:r>
       <w:r>
-        <w:t xml:space="preserve">The software requirements are essential for developing a stable and interactive web-based platform. XAMPP provides a local server environment where the system can be developed and tested using Apache and MySQL. The programming languages PHP, HTML, CSS, and JavaScript ensure that the GCMS is functional, visually appealing, and user-friendly. Web browsers such as Chrome and Firefox allow the team to test the </w:t>
-      </w:r>
-      <w:r>
-        <w:lastRenderedPageBreak/>
-        <w:t>responsiveness and compatibility of the system, while office tools are used for documentation and reporting.</w:t>
+        <w:t>The software requirements are essential for developing a stable and interactive web-based platform. XAMPP provides a local server environment where the system can be developed and tested using Apache and MySQL. The programming languages PHP, HTML, CSS, and JavaScript ensure that the GCMS is functional, visually appealing, and user-friendly. Web browsers such as Chrome and Firefox allow the team to test the responsiveness and compatibility of the system, while office tools are used for documentation and reporting.</w:t>
       </w:r>
     </w:p>
     <w:p/>
@@ -6786,7 +7221,6 @@
         <w:rPr>
           <w:color w:val="000000"/>
         </w:rPr>
-        <w:lastRenderedPageBreak/>
         <w:tab/>
       </w:r>
       <w:r>
@@ -7312,8 +7746,10 @@
               <w:jc w:val="center"/>
             </w:pPr>
             <w:r>
-              <w:lastRenderedPageBreak/>
-              <w:t>SMS Notification</w:t>
+              <w:t>Email</w:t>
+            </w:r>
+            <w:r>
+              <w:t xml:space="preserve"> Notification</w:t>
             </w:r>
           </w:p>
         </w:tc>
@@ -7438,7 +7874,6 @@
       </w:pPr>
       <w:bookmarkStart w:id="23" w:name="_Toc193974401"/>
       <w:r>
-        <w:lastRenderedPageBreak/>
         <w:t>CHAPTER 4</w:t>
       </w:r>
       <w:bookmarkEnd w:id="23"/>
@@ -7473,7 +7908,15 @@
         <w:tab/>
       </w:r>
       <w:r>
-        <w:t xml:space="preserve">This chapter discusses the design, development, and methodology applied in creating the Guidance Counseling Management System (GCMS) for Catanduanes State University. It details the requirements analysis, documentation, design of software and systems, development, testing, respondents, and statistical tools used for system evaluation. The software development methodology applied in this project is the </w:t>
+        <w:t xml:space="preserve">This chapter discusses the design, development, and methodology applied in creating the Guidance Counseling Management System (GCMS) for </w:t>
+      </w:r>
+      <w:proofErr w:type="spellStart"/>
+      <w:r>
+        <w:t>Catanduanes</w:t>
+      </w:r>
+      <w:proofErr w:type="spellEnd"/>
+      <w:r>
+        <w:t xml:space="preserve"> State University. It details the requirements analysis, documentation, design of software and systems, development, testing, respondents, and statistical tools used for system evaluation. The software development methodology applied in this project is the </w:t>
       </w:r>
       <w:r>
         <w:rPr>
@@ -7517,20 +7960,33 @@
         <w:rPr>
           <w:lang w:val="en-US"/>
         </w:rPr>
-        <w:t>The requirements were gathered through multiple techniques, including interviews with guidance counselors, surveys with students, and direct observations of existing counseling processes at CatSU. The current process is largely paper-based, requiring students to manually fill out consent forms and book counseling appointments through walk-ins. This creates inefficiencies such as scheduling conflicts, missed appointments, and difficulties in record management.</w:t>
-      </w:r>
-    </w:p>
-    <w:p>
-      <w:pPr>
-        <w:rPr>
-          <w:lang w:val="en-US"/>
-        </w:rPr>
-      </w:pPr>
-      <w:r>
-        <w:rPr>
-          <w:lang w:val="en-US"/>
-        </w:rPr>
-        <w:lastRenderedPageBreak/>
+        <w:t xml:space="preserve">The requirements were gathered through multiple techniques, including interviews with guidance counselors, surveys with students, and direct observations of existing counseling processes at </w:t>
+      </w:r>
+      <w:proofErr w:type="spellStart"/>
+      <w:r>
+        <w:rPr>
+          <w:lang w:val="en-US"/>
+        </w:rPr>
+        <w:t>CatSU</w:t>
+      </w:r>
+      <w:proofErr w:type="spellEnd"/>
+      <w:r>
+        <w:rPr>
+          <w:lang w:val="en-US"/>
+        </w:rPr>
+        <w:t>. The current process is largely paper-based, requiring students to manually fill out consent forms and book counseling appointments through walk-ins. This creates inefficiencies such as scheduling conflicts, missed appointments, and difficulties in record management.</w:t>
+      </w:r>
+    </w:p>
+    <w:p>
+      <w:pPr>
+        <w:rPr>
+          <w:lang w:val="en-US"/>
+        </w:rPr>
+      </w:pPr>
+      <w:r>
+        <w:rPr>
+          <w:lang w:val="en-US"/>
+        </w:rPr>
         <w:t>The proposed system addresses these issues by introducing a digital platform for booking appointments, managing counseling records, and generating reports. The data collected through requirement analysis provided the foundation for both functional and non-functional requirements</w:t>
       </w:r>
     </w:p>
@@ -7796,7 +8252,6 @@
               <w:jc w:val="center"/>
             </w:pPr>
             <w:r>
-              <w:lastRenderedPageBreak/>
               <w:t>Administrative Management</w:t>
             </w:r>
           </w:p>
@@ -7970,7 +8425,6 @@
               <w:jc w:val="center"/>
             </w:pPr>
             <w:r>
-              <w:lastRenderedPageBreak/>
               <w:t>Reliability</w:t>
             </w:r>
           </w:p>
@@ -8077,7 +8531,6 @@
           <w:b/>
           <w:bCs/>
         </w:rPr>
-        <w:lastRenderedPageBreak/>
         <w:t>Design of Software, Systems, Product and/or Processes</w:t>
       </w:r>
       <w:bookmarkEnd w:id="26"/>
@@ -8114,6 +8567,7 @@
           <w:b/>
           <w:bCs/>
           <w:noProof/>
+          <w:lang w:val="en-US" w:bidi="ar-SA"/>
         </w:rPr>
         <w:drawing>
           <wp:inline distT="0" distB="0" distL="0" distR="0" wp14:anchorId="7695291F" wp14:editId="3852D37F">
@@ -8184,7 +8638,21 @@
           <w:lang w:val="en-US"/>
         </w:rPr>
         <w:tab/>
-        <w:t xml:space="preserve">The context diagram of the Guidance Counseling Management System (GCMS) for Catanduanes State University illustrates the system as a single process and shows its interaction with three primary external entities: the </w:t>
+        <w:t xml:space="preserve">The context diagram of the Guidance Counseling Management System (GCMS) for </w:t>
+      </w:r>
+      <w:proofErr w:type="spellStart"/>
+      <w:r>
+        <w:rPr>
+          <w:lang w:val="en-US"/>
+        </w:rPr>
+        <w:t>Catanduanes</w:t>
+      </w:r>
+      <w:proofErr w:type="spellEnd"/>
+      <w:r>
+        <w:rPr>
+          <w:lang w:val="en-US"/>
+        </w:rPr>
+        <w:t xml:space="preserve"> State University illustrates the system as a single process and shows its interaction with three primary external entities: the </w:t>
       </w:r>
       <w:r>
         <w:rPr>
@@ -8239,7 +8707,6 @@
         <w:tab/>
         <w:t xml:space="preserve">The </w:t>
       </w:r>
-      <w:proofErr w:type="gramStart"/>
       <w:r>
         <w:rPr>
           <w:bCs/>
@@ -8247,19 +8714,11 @@
         </w:rPr>
         <w:t>Student</w:t>
       </w:r>
-      <w:proofErr w:type="gramEnd"/>
-      <w:r>
-        <w:rPr>
-          <w:lang w:val="en-US"/>
-        </w:rPr>
-        <w:t xml:space="preserve"> is one of the key actors in the system. Students interact with the GCMS by registering or logging in, managing their personal information, and submitting </w:t>
-      </w:r>
-      <w:r>
-        <w:rPr>
-          <w:lang w:val="en-US"/>
-        </w:rPr>
-        <w:lastRenderedPageBreak/>
-        <w:t>counseling requests. They may also select or reschedule appointments based on their availability and receive important system outputs such as appointment confirmations, reminders, and counseling reports. This interaction ensures that students can conveniently access guidance services without relying on manual forms or walk-in requests, making the process more efficient and student-centered.</w:t>
+      <w:r>
+        <w:rPr>
+          <w:lang w:val="en-US"/>
+        </w:rPr>
+        <w:t xml:space="preserve"> is one of the key actors in the system. Students interact with the GCMS by registering or logging in, managing their personal information, and submitting counseling requests. They may also select or reschedule appointments based on their availability and receive important system outputs such as appointment confirmations, reminders, and counseling reports. This interaction ensures that students can conveniently access guidance services without relying on manual forms or walk-in requests, making the process more efficient and student-centered.</w:t>
       </w:r>
     </w:p>
     <w:p>
@@ -8286,21 +8745,7 @@
         <w:rPr>
           <w:lang w:val="en-US"/>
         </w:rPr>
-        <w:t xml:space="preserve"> represents the professional users of the system. Counselors access the GCMS to view submitted appointment requests, approve or adjust schedules, and conduct counseling sessions. After each session, they input session notes, progress updates, and recommendations into the system, which are stored as counseling records. They also </w:t>
-      </w:r>
-      <w:proofErr w:type="gramStart"/>
-      <w:r>
-        <w:rPr>
-          <w:lang w:val="en-US"/>
-        </w:rPr>
-        <w:t>have the ability to</w:t>
-      </w:r>
-      <w:proofErr w:type="gramEnd"/>
-      <w:r>
-        <w:rPr>
-          <w:lang w:val="en-US"/>
-        </w:rPr>
-        <w:t xml:space="preserve"> generate reports summarizing student progress and session outcomes. By digitizing these tasks, the system reduces the paperwork load of counselors and allows them to focus more on delivering effective guidance to students.</w:t>
+        <w:t xml:space="preserve"> represents the professional users of the system. Counselors access the GCMS to view submitted appointment requests, approve or adjust schedules, and conduct counseling sessions. After each session, they input session notes, progress updates, and recommendations into the system, which are stored as counseling records. They also have the ability to generate reports summarizing student progress and session outcomes. By digitizing these tasks, the system reduces the paperwork load of counselors and allows them to focus more on delivering effective guidance to students.</w:t>
       </w:r>
     </w:p>
     <w:p>
@@ -8316,7 +8761,6 @@
         <w:tab/>
         <w:t xml:space="preserve">The </w:t>
       </w:r>
-      <w:proofErr w:type="gramStart"/>
       <w:r>
         <w:rPr>
           <w:bCs/>
@@ -8324,7 +8768,6 @@
         </w:rPr>
         <w:t>Admin</w:t>
       </w:r>
-      <w:proofErr w:type="gramEnd"/>
       <w:r>
         <w:rPr>
           <w:lang w:val="en-US"/>
@@ -8343,28 +8786,7 @@
           <w:lang w:val="en-US"/>
         </w:rPr>
         <w:tab/>
-        <w:t xml:space="preserve">The arrows in the diagram represent the data </w:t>
-      </w:r>
-      <w:proofErr w:type="gramStart"/>
-      <w:r>
-        <w:rPr>
-          <w:lang w:val="en-US"/>
-        </w:rPr>
-        <w:t>flows</w:t>
-      </w:r>
-      <w:proofErr w:type="gramEnd"/>
-      <w:r>
-        <w:rPr>
-          <w:lang w:val="en-US"/>
-        </w:rPr>
-        <w:t xml:space="preserve"> between each external entity and the system. Inputs include login credentials, appointment requests, counselor notes, </w:t>
-      </w:r>
-      <w:r>
-        <w:rPr>
-          <w:lang w:val="en-US"/>
-        </w:rPr>
-        <w:lastRenderedPageBreak/>
-        <w:t>and configuration data, while outputs consist of confirmations, notifications, reports, and monitoring feedback. By clearly showing these exchanges, the context diagram highlights how the GCMS acts as a centralized platform that integrates the needs of students, counselors, and administrators.</w:t>
+        <w:t>The arrows in the diagram represent the data flows between each external entity and the system. Inputs include login credentials, appointment requests, counselor notes, and configuration data, while outputs consist of confirmations, notifications, reports, and monitoring feedback. By clearly showing these exchanges, the context diagram highlights how the GCMS acts as a centralized platform that integrates the needs of students, counselors, and administrators.</w:t>
       </w:r>
     </w:p>
     <w:p>
@@ -8378,7 +8800,21 @@
           <w:lang w:val="en-US"/>
         </w:rPr>
         <w:tab/>
-        <w:t>In summary, the context diagram emphasizes that the GCMS is designed to streamline the overall counseling process at CatSU by reducing manual workloads, ensuring accurate record-keeping, and providing timely access to guidance services. It portrays the system as the central hub where all users interact, ultimately improving the efficiency and effectiveness of guidance counseling operations within the university.</w:t>
+        <w:t xml:space="preserve">In summary, the context diagram emphasizes that the GCMS is designed to streamline the overall counseling process at </w:t>
+      </w:r>
+      <w:proofErr w:type="spellStart"/>
+      <w:r>
+        <w:rPr>
+          <w:lang w:val="en-US"/>
+        </w:rPr>
+        <w:t>CatSU</w:t>
+      </w:r>
+      <w:proofErr w:type="spellEnd"/>
+      <w:r>
+        <w:rPr>
+          <w:lang w:val="en-US"/>
+        </w:rPr>
+        <w:t xml:space="preserve"> by reducing manual workloads, ensuring accurate record-keeping, and providing timely access to guidance services. It portrays the system as the central hub where all users interact, ultimately improving the efficiency and effectiveness of guidance counseling operations within the university.</w:t>
       </w:r>
     </w:p>
     <w:p/>
@@ -8406,7 +8842,7 @@
         <w:rPr>
           <w:i/>
           <w:noProof/>
-          <w:lang w:val="en-US"/>
+          <w:lang w:val="en-US" w:bidi="ar-SA"/>
         </w:rPr>
         <w:drawing>
           <wp:inline distT="0" distB="0" distL="0" distR="0" wp14:anchorId="7EBF603A" wp14:editId="0EDB953F">
@@ -8468,7 +8904,6 @@
         <w:rPr>
           <w:lang w:val="en-US"/>
         </w:rPr>
-        <w:lastRenderedPageBreak/>
         <w:tab/>
         <w:t>The Data Flow Diagram (DFD) Level 1 for the student illustrates how learners interact with the Guidance Counseling Management System (GCMS) in carrying out their essential tasks. As an external entity, the student communicates with the system through three main processes: registration and login, profile management, and appointment scheduling. Each of these processes ensures that student-related data is properly handled and securely stored in the appropriate databases.</w:t>
       </w:r>
@@ -8524,9 +8959,8 @@
       <w:r>
         <w:rPr>
           <w:noProof/>
-          <w:lang w:val="en-US"/>
-        </w:rPr>
-        <w:lastRenderedPageBreak/>
+          <w:lang w:val="en-US" w:bidi="ar-SA"/>
+        </w:rPr>
         <w:drawing>
           <wp:inline distT="0" distB="0" distL="0" distR="0" wp14:anchorId="18F95540" wp14:editId="5520C188">
             <wp:extent cx="5731510" cy="3487420"/>
@@ -8588,21 +9022,7 @@
           <w:lang w:val="en-US"/>
         </w:rPr>
         <w:tab/>
-        <w:t xml:space="preserve">The Data Flow Diagram (DFD) Level 1 for the counselor presents the key activities that a guidance counselor performs when using the Guidance Counseling Management System (GCMS). As an external entity, the counselor interacts with the system primarily to log in, view appointments, manage counseling sessions, and update student records. These processes ensure that counselors </w:t>
-      </w:r>
-      <w:proofErr w:type="gramStart"/>
-      <w:r>
-        <w:rPr>
-          <w:lang w:val="en-US"/>
-        </w:rPr>
-        <w:t>are able to</w:t>
-      </w:r>
-      <w:proofErr w:type="gramEnd"/>
-      <w:r>
-        <w:rPr>
-          <w:lang w:val="en-US"/>
-        </w:rPr>
-        <w:t xml:space="preserve"> perform their responsibilities effectively, while the system keeps the information organized and secure.</w:t>
+        <w:t>The Data Flow Diagram (DFD) Level 1 for the counselor presents the key activities that a guidance counselor performs when using the Guidance Counseling Management System (GCMS). As an external entity, the counselor interacts with the system primarily to log in, view appointments, manage counseling sessions, and update student records. These processes ensure that counselors are able to perform their responsibilities effectively, while the system keeps the information organized and secure.</w:t>
       </w:r>
     </w:p>
     <w:p>
@@ -8629,14 +9049,7 @@
         <w:rPr>
           <w:lang w:val="en-US"/>
         </w:rPr>
-        <w:t xml:space="preserve">, where the counselor provides authentication credentials to access the system. The information is validated and </w:t>
-      </w:r>
-      <w:r>
-        <w:rPr>
-          <w:lang w:val="en-US"/>
-        </w:rPr>
-        <w:lastRenderedPageBreak/>
-        <w:t xml:space="preserve">stored in the </w:t>
+        <w:t xml:space="preserve">, where the counselor provides authentication credentials to access the system. The information is validated and stored in the </w:t>
       </w:r>
       <w:r>
         <w:rPr>
@@ -8720,21 +9133,7 @@
           <w:lang w:val="en-US"/>
         </w:rPr>
         <w:tab/>
-        <w:t xml:space="preserve">Finally, counselors </w:t>
-      </w:r>
-      <w:proofErr w:type="gramStart"/>
-      <w:r>
-        <w:rPr>
-          <w:lang w:val="en-US"/>
-        </w:rPr>
-        <w:t>are able to</w:t>
-      </w:r>
-      <w:proofErr w:type="gramEnd"/>
-      <w:r>
-        <w:rPr>
-          <w:lang w:val="en-US"/>
-        </w:rPr>
-        <w:t xml:space="preserve"> perform </w:t>
+        <w:t xml:space="preserve">Finally, counselors are able to perform </w:t>
       </w:r>
       <w:r>
         <w:rPr>
@@ -8772,9 +9171,8 @@
       <w:r>
         <w:rPr>
           <w:noProof/>
-          <w:lang w:val="en-US"/>
-        </w:rPr>
-        <w:lastRenderedPageBreak/>
+          <w:lang w:val="en-US" w:bidi="ar-SA"/>
+        </w:rPr>
         <w:drawing>
           <wp:inline distT="0" distB="0" distL="0" distR="0" wp14:anchorId="5D745CB6" wp14:editId="5415A967">
             <wp:extent cx="5731510" cy="3354704"/>
@@ -8873,28 +9271,13 @@
           <w:bCs/>
           <w:lang w:val="en-US"/>
         </w:rPr>
-        <w:lastRenderedPageBreak/>
         <w:t>Admin Database</w:t>
       </w:r>
       <w:r>
         <w:rPr>
           <w:lang w:val="en-US"/>
         </w:rPr>
-        <w:t xml:space="preserve">, which ensures that only authorized system administrators </w:t>
-      </w:r>
-      <w:proofErr w:type="gramStart"/>
-      <w:r>
-        <w:rPr>
-          <w:lang w:val="en-US"/>
-        </w:rPr>
-        <w:t>are able to</w:t>
-      </w:r>
-      <w:proofErr w:type="gramEnd"/>
-      <w:r>
-        <w:rPr>
-          <w:lang w:val="en-US"/>
-        </w:rPr>
-        <w:t xml:space="preserve"> access and control the platform. This process provides security and prevents unauthorized changes to the system’s operations.</w:t>
+        <w:t>, which ensures that only authorized system administrators are able to access and control the platform. This process provides security and prevents unauthorized changes to the system’s operations.</w:t>
       </w:r>
     </w:p>
     <w:p>
@@ -8934,21 +9317,7 @@
         <w:rPr>
           <w:lang w:val="en-US"/>
         </w:rPr>
-        <w:t xml:space="preserve">, ensuring that students, counselors, and other system users have properly managed accounts. This process maintains user integrity and role-based access within </w:t>
-      </w:r>
-      <w:proofErr w:type="gramStart"/>
-      <w:r>
-        <w:rPr>
-          <w:lang w:val="en-US"/>
-        </w:rPr>
-        <w:t>the GCMS</w:t>
-      </w:r>
-      <w:proofErr w:type="gramEnd"/>
-      <w:r>
-        <w:rPr>
-          <w:lang w:val="en-US"/>
-        </w:rPr>
-        <w:t>.</w:t>
+        <w:t>, ensuring that students, counselors, and other system users have properly managed accounts. This process maintains user integrity and role-based access within the GCMS.</w:t>
       </w:r>
     </w:p>
     <w:p>
@@ -9045,7 +9414,6 @@
         <w:rPr>
           <w:b/>
         </w:rPr>
-        <w:lastRenderedPageBreak/>
         <w:t>USE CASE DIAGRAM</w:t>
       </w:r>
     </w:p>
@@ -9058,7 +9426,7 @@
       <w:r>
         <w:rPr>
           <w:noProof/>
-          <w:lang w:val="en-US"/>
+          <w:lang w:val="en-US" w:bidi="ar-SA"/>
         </w:rPr>
         <w:drawing>
           <wp:inline distT="0" distB="0" distL="0" distR="0" wp14:anchorId="5E10B4D9" wp14:editId="41F6E045">
@@ -9105,7 +9473,6 @@
         </w:rPr>
       </w:pPr>
       <w:r>
-        <w:lastRenderedPageBreak/>
         <w:t xml:space="preserve"> </w:t>
       </w:r>
       <w:r>
@@ -9170,7 +9537,6 @@
         <w:tab/>
         <w:t xml:space="preserve">The </w:t>
       </w:r>
-      <w:proofErr w:type="gramStart"/>
       <w:r>
         <w:rPr>
           <w:b/>
@@ -9179,7 +9545,6 @@
         </w:rPr>
         <w:t>Student</w:t>
       </w:r>
-      <w:proofErr w:type="gramEnd"/>
       <w:r>
         <w:rPr>
           <w:lang w:val="en-US"/>
@@ -9198,21 +9563,7 @@
         <w:rPr>
           <w:lang w:val="en-US"/>
         </w:rPr>
-        <w:t xml:space="preserve"> with their assigned counselor. If needed, students also </w:t>
-      </w:r>
-      <w:proofErr w:type="gramStart"/>
-      <w:r>
-        <w:rPr>
-          <w:lang w:val="en-US"/>
-        </w:rPr>
-        <w:t>have the ability to</w:t>
-      </w:r>
-      <w:proofErr w:type="gramEnd"/>
-      <w:r>
-        <w:rPr>
-          <w:lang w:val="en-US"/>
-        </w:rPr>
-        <w:t xml:space="preserve"> </w:t>
+        <w:t xml:space="preserve"> with their assigned counselor. If needed, students also have the ability to </w:t>
       </w:r>
       <w:r>
         <w:rPr>
@@ -9245,34 +9596,19 @@
         <w:rPr>
           <w:rFonts w:eastAsia="Arial"/>
         </w:rPr>
-        <w:t xml:space="preserve">It starts with the system making things easy by allowing the person </w:t>
-      </w:r>
-      <w:proofErr w:type="gramStart"/>
-      <w:r>
-        <w:rPr>
-          <w:rFonts w:eastAsia="Arial"/>
-        </w:rPr>
-        <w:t>to,</w:t>
-      </w:r>
-      <w:proofErr w:type="gramEnd"/>
-      <w:r>
-        <w:rPr>
-          <w:rFonts w:eastAsia="Arial"/>
-        </w:rPr>
-        <w:t xml:space="preserve"> fill out consent forms, and schedule their intake interview. Once that’s done, the GCTO Staff steps in to review and approve their request, ensuring everything is in place. If approved, the Guidance Counselor takes over, sitting down with the person to listen and understand their needs during an intake interview. Together, they begin the counseling sessions. At each step, decisions are made collaboratively, keeping the person's well-being in mind. The process adapts based on their progress, either continuing counseling or concluding if their needs are met. It's a thoughtful, supportive journey with everyone working together.</w:t>
-      </w:r>
-    </w:p>
-    <w:p>
-      <w:pPr>
-        <w:rPr>
-          <w:lang w:val="en-US"/>
-        </w:rPr>
-      </w:pPr>
-      <w:r>
-        <w:rPr>
-          <w:lang w:val="en-US"/>
-        </w:rPr>
-        <w:lastRenderedPageBreak/>
+        <w:t>It starts with the system making things easy by allowing the person to, fill out consent forms, and schedule their intake interview. Once that’s done, the GCTO Staff steps in to review and approve their request, ensuring everything is in place. If approved, the Guidance Counselor takes over, sitting down with the person to listen and understand their needs during an intake interview. Together, they begin the counseling sessions. At each step, decisions are made collaboratively, keeping the person's well-being in mind. The process adapts based on their progress, either continuing counseling or concluding if their needs are met. It's a thoughtful, supportive journey with everyone working together.</w:t>
+      </w:r>
+    </w:p>
+    <w:p>
+      <w:pPr>
+        <w:rPr>
+          <w:lang w:val="en-US"/>
+        </w:rPr>
+      </w:pPr>
+      <w:r>
+        <w:rPr>
+          <w:lang w:val="en-US"/>
+        </w:rPr>
         <w:tab/>
         <w:t xml:space="preserve">The </w:t>
       </w:r>
@@ -9287,21 +9623,7 @@
         <w:rPr>
           <w:lang w:val="en-US"/>
         </w:rPr>
-        <w:t xml:space="preserve"> also logs into the system to securely access their account and perform counseling-related activities. After authentication, counselors </w:t>
-      </w:r>
-      <w:proofErr w:type="gramStart"/>
-      <w:r>
-        <w:rPr>
-          <w:lang w:val="en-US"/>
-        </w:rPr>
-        <w:t>are able to</w:t>
-      </w:r>
-      <w:proofErr w:type="gramEnd"/>
-      <w:r>
-        <w:rPr>
-          <w:lang w:val="en-US"/>
-        </w:rPr>
-        <w:t xml:space="preserve"> </w:t>
+        <w:t xml:space="preserve"> also logs into the system to securely access their account and perform counseling-related activities. After authentication, counselors are able to </w:t>
       </w:r>
       <w:r>
         <w:rPr>
@@ -9362,21 +9684,7 @@
         <w:rPr>
           <w:lang w:val="en-US"/>
         </w:rPr>
-        <w:t xml:space="preserve">, which keeps profiles current and accurate for future </w:t>
-      </w:r>
-      <w:proofErr w:type="gramStart"/>
-      <w:r>
-        <w:rPr>
-          <w:lang w:val="en-US"/>
-        </w:rPr>
-        <w:t>reference</w:t>
-      </w:r>
-      <w:proofErr w:type="gramEnd"/>
-      <w:r>
-        <w:rPr>
-          <w:lang w:val="en-US"/>
-        </w:rPr>
-        <w:t>.</w:t>
+        <w:t>, which keeps profiles current and accurate for future reference.</w:t>
       </w:r>
     </w:p>
     <w:p>
@@ -9392,7 +9700,6 @@
         <w:tab/>
         <w:t xml:space="preserve">The </w:t>
       </w:r>
-      <w:proofErr w:type="gramStart"/>
       <w:r>
         <w:rPr>
           <w:bCs/>
@@ -9400,26 +9707,11 @@
         </w:rPr>
         <w:t>Admin</w:t>
       </w:r>
-      <w:proofErr w:type="gramEnd"/>
-      <w:r>
-        <w:rPr>
-          <w:lang w:val="en-US"/>
-        </w:rPr>
-        <w:t xml:space="preserve"> acts as the overseer of the system. </w:t>
-      </w:r>
-      <w:proofErr w:type="gramStart"/>
-      <w:r>
-        <w:rPr>
-          <w:lang w:val="en-US"/>
-        </w:rPr>
-        <w:t>Similar to</w:t>
-      </w:r>
-      <w:proofErr w:type="gramEnd"/>
-      <w:r>
-        <w:rPr>
-          <w:lang w:val="en-US"/>
-        </w:rPr>
-        <w:t xml:space="preserve"> other users, the admin begins with the </w:t>
+      <w:r>
+        <w:rPr>
+          <w:lang w:val="en-US"/>
+        </w:rPr>
+        <w:t xml:space="preserve"> acts as the overseer of the system. Similar to other users, the admin begins with the </w:t>
       </w:r>
       <w:r>
         <w:rPr>
@@ -9486,9 +9778,16 @@
         <w:rPr>
           <w:b/>
         </w:rPr>
-        <w:lastRenderedPageBreak/>
-        <w:t>Activity Diagram/Process Swimlane</w:t>
-      </w:r>
+        <w:t xml:space="preserve">Activity Diagram/Process </w:t>
+      </w:r>
+      <w:proofErr w:type="spellStart"/>
+      <w:r>
+        <w:rPr>
+          <w:b/>
+        </w:rPr>
+        <w:t>Swimlane</w:t>
+      </w:r>
+      <w:proofErr w:type="spellEnd"/>
       <w:r>
         <w:rPr>
           <w:b/>
@@ -9499,7 +9798,7 @@
         <w:rPr>
           <w:b/>
           <w:noProof/>
-          <w:lang w:val="en-US"/>
+          <w:lang w:val="en-US" w:bidi="ar-SA"/>
         </w:rPr>
         <w:drawing>
           <wp:inline distT="0" distB="0" distL="0" distR="0" wp14:anchorId="37067F13" wp14:editId="0F45C4BC">
@@ -9564,8 +9863,16 @@
         <w:rPr>
           <w:i/>
         </w:rPr>
-        <w:t xml:space="preserve"> Diagram/Process Swimlane</w:t>
-      </w:r>
+        <w:t xml:space="preserve"> Diagram/Process </w:t>
+      </w:r>
+      <w:proofErr w:type="spellStart"/>
+      <w:r>
+        <w:rPr>
+          <w:i/>
+        </w:rPr>
+        <w:t>Swimlane</w:t>
+      </w:r>
+      <w:proofErr w:type="spellEnd"/>
     </w:p>
     <w:p>
       <w:pPr>
@@ -9578,7 +9885,21 @@
           <w:lang w:val="en-US"/>
         </w:rPr>
         <w:tab/>
-        <w:t xml:space="preserve">The figure shows the swimlane diagram of the </w:t>
+        <w:t xml:space="preserve">The figure shows the </w:t>
+      </w:r>
+      <w:proofErr w:type="spellStart"/>
+      <w:r>
+        <w:rPr>
+          <w:lang w:val="en-US"/>
+        </w:rPr>
+        <w:t>swimlane</w:t>
+      </w:r>
+      <w:proofErr w:type="spellEnd"/>
+      <w:r>
+        <w:rPr>
+          <w:lang w:val="en-US"/>
+        </w:rPr>
+        <w:t xml:space="preserve"> diagram of the </w:t>
       </w:r>
       <w:r>
         <w:rPr>
@@ -9630,7 +9951,6 @@
         <w:rPr>
           <w:lang w:val="en-US"/>
         </w:rPr>
-        <w:lastRenderedPageBreak/>
         <w:tab/>
         <w:t xml:space="preserve">For the </w:t>
       </w:r>
@@ -9817,14 +10137,7 @@
         <w:rPr>
           <w:lang w:val="en-US"/>
         </w:rPr>
-        <w:t xml:space="preserve">. This highlights the role of the Guidance Counseling Management System as the central handler </w:t>
-      </w:r>
-      <w:r>
-        <w:rPr>
-          <w:lang w:val="en-US"/>
-        </w:rPr>
-        <w:lastRenderedPageBreak/>
-        <w:t>of information, ensuring that all actions are securely processed and maintained. The process concludes once all interactions are completed and finalized by the system.</w:t>
+        <w:t>. This highlights the role of the Guidance Counseling Management System as the central handler of information, ensuring that all actions are securely processed and maintained. The process concludes once all interactions are completed and finalized by the system.</w:t>
       </w:r>
     </w:p>
     <w:p/>
@@ -9851,7 +10164,7 @@
       <w:r>
         <w:rPr>
           <w:noProof/>
-          <w:lang w:val="en-US"/>
+          <w:lang w:val="en-US" w:bidi="ar-SA"/>
         </w:rPr>
         <w:drawing>
           <wp:inline distT="0" distB="0" distL="0" distR="0" wp14:anchorId="0299290E" wp14:editId="48C8BFDF">
@@ -9937,7 +10250,6 @@
         <w:pStyle w:val="NormalWeb"/>
       </w:pPr>
       <w:r>
-        <w:lastRenderedPageBreak/>
         <w:tab/>
         <w:t xml:space="preserve">The figure shows the </w:t>
       </w:r>
@@ -10060,7 +10372,6 @@
         <w:tab/>
         <w:t xml:space="preserve">The </w:t>
       </w:r>
-      <w:proofErr w:type="gramStart"/>
       <w:r>
         <w:rPr>
           <w:bCs/>
@@ -10068,26 +10379,11 @@
         </w:rPr>
         <w:t>Student</w:t>
       </w:r>
-      <w:proofErr w:type="gramEnd"/>
-      <w:r>
-        <w:rPr>
-          <w:lang w:val="en-US"/>
-        </w:rPr>
-        <w:t xml:space="preserve"> entity contains personal and academic details such as student number, course, year level, and contact information. Each student is linked to their user account and </w:t>
-      </w:r>
-      <w:proofErr w:type="gramStart"/>
-      <w:r>
-        <w:rPr>
-          <w:lang w:val="en-US"/>
-        </w:rPr>
-        <w:t>is able to</w:t>
-      </w:r>
-      <w:proofErr w:type="gramEnd"/>
-      <w:r>
-        <w:rPr>
-          <w:lang w:val="en-US"/>
-        </w:rPr>
-        <w:t xml:space="preserve"> request one or more appointments with counselors. Similarly, the </w:t>
+      <w:r>
+        <w:rPr>
+          <w:lang w:val="en-US"/>
+        </w:rPr>
+        <w:t xml:space="preserve"> entity contains personal and academic details such as student number, course, year level, and contact information. Each student is linked to their user account and is able to request one or more appointments with counselors. Similarly, the </w:t>
       </w:r>
       <w:r>
         <w:rPr>
@@ -10113,11 +10409,9 @@
         <w:rPr>
           <w:lang w:val="en-US"/>
         </w:rPr>
-        <w:lastRenderedPageBreak/>
         <w:tab/>
         <w:t xml:space="preserve">The </w:t>
       </w:r>
-      <w:proofErr w:type="gramStart"/>
       <w:r>
         <w:rPr>
           <w:bCs/>
@@ -10125,7 +10419,6 @@
         </w:rPr>
         <w:t>Admin</w:t>
       </w:r>
-      <w:proofErr w:type="gramEnd"/>
       <w:r>
         <w:rPr>
           <w:lang w:val="en-US"/>
@@ -10245,7 +10538,7 @@
         <w:rPr>
           <w:b/>
           <w:noProof/>
-          <w:lang w:val="en-US"/>
+          <w:lang w:val="en-US" w:bidi="ar-SA"/>
         </w:rPr>
         <w:drawing>
           <wp:inline distT="0" distB="0" distL="0" distR="0" wp14:anchorId="5875BA49" wp14:editId="37785F0F">
@@ -10326,11 +10619,7 @@
         <w:t>Guidance Counseling Management System (GCMS)</w:t>
       </w:r>
       <w:r>
-        <w:t xml:space="preserve"> follows a three-tier structure that ensures a seamless, secure, and efficient interaction between users and the application’s core functionalities. At the forefront of this </w:t>
-      </w:r>
-      <w:r>
-        <w:lastRenderedPageBreak/>
-        <w:t xml:space="preserve">architecture are the users, who may take on different roles such as </w:t>
+        <w:t xml:space="preserve"> follows a three-tier structure that ensures a seamless, secure, and efficient interaction between users and the application’s core functionalities. At the forefront of this architecture are the users, who may take on different roles such as </w:t>
       </w:r>
       <w:r>
         <w:rPr>
@@ -10425,7 +10714,6 @@
         </w:rPr>
       </w:pPr>
       <w:r>
-        <w:lastRenderedPageBreak/>
         <w:tab/>
         <w:t xml:space="preserve">This three-tier architecture ensures that the GCMS operates with efficiency, scalability, and security, while maintaining a clear separation of concerns between the </w:t>
       </w:r>
@@ -10476,7 +10764,7 @@
       <w:r>
         <w:rPr>
           <w:noProof/>
-          <w:lang w:val="en-US"/>
+          <w:lang w:val="en-US" w:bidi="ar-SA"/>
         </w:rPr>
         <w:drawing>
           <wp:inline distT="0" distB="0" distL="0" distR="0" wp14:anchorId="157D99AD" wp14:editId="7B691E53">
@@ -10553,7 +10841,6 @@
         <w:rPr>
           <w:b w:val="0"/>
         </w:rPr>
-        <w:lastRenderedPageBreak/>
         <w:tab/>
         <w:t>The login page is designed as the system’s secure access point, where users are required to enter their email username and password to verify their identity before accessing the system. It provides additional features such as a ‘Remember Me’ option for easier future logins, a ‘Forgot Password’ link for account recovery, and an alternative login method through Facebook integration, ensuring both security and convenience for users.</w:t>
       </w:r>
@@ -10565,7 +10852,7 @@
       <w:r>
         <w:rPr>
           <w:noProof/>
-          <w:lang w:val="en-US"/>
+          <w:lang w:val="en-US" w:bidi="ar-SA"/>
         </w:rPr>
         <w:drawing>
           <wp:inline distT="0" distB="0" distL="0" distR="0" wp14:anchorId="75483940" wp14:editId="6EC94DF3">
@@ -10607,9 +10894,8 @@
       <w:r>
         <w:rPr>
           <w:noProof/>
-          <w:lang w:val="en-US"/>
-        </w:rPr>
-        <w:lastRenderedPageBreak/>
+          <w:lang w:val="en-US" w:bidi="ar-SA"/>
+        </w:rPr>
         <w:drawing>
           <wp:inline distT="0" distB="0" distL="0" distR="0" wp14:anchorId="3BC04D4D" wp14:editId="5B625DB6">
             <wp:extent cx="5731510" cy="3222625"/>
@@ -10650,7 +10936,7 @@
       <w:r>
         <w:rPr>
           <w:noProof/>
-          <w:lang w:val="en-US"/>
+          <w:lang w:val="en-US" w:bidi="ar-SA"/>
         </w:rPr>
         <w:drawing>
           <wp:inline distT="0" distB="0" distL="0" distR="0" wp14:anchorId="67B1E7AE" wp14:editId="2F11F2E0">
@@ -10692,9 +10978,8 @@
       <w:r>
         <w:rPr>
           <w:noProof/>
-          <w:lang w:val="en-US"/>
-        </w:rPr>
-        <w:lastRenderedPageBreak/>
+          <w:lang w:val="en-US" w:bidi="ar-SA"/>
+        </w:rPr>
         <w:drawing>
           <wp:inline distT="0" distB="0" distL="0" distR="0" wp14:anchorId="5E9F4E18" wp14:editId="2083DCF1">
             <wp:extent cx="5731510" cy="3222625"/>
@@ -10748,24 +11033,15 @@
     <w:p>
       <w:r>
         <w:tab/>
-        <w:t xml:space="preserve">This page serves as the </w:t>
-      </w:r>
-      <w:proofErr w:type="gramStart"/>
-      <w:r>
-        <w:t>Student</w:t>
-      </w:r>
-      <w:proofErr w:type="gramEnd"/>
-      <w:r>
-        <w:t>-Client Information form, where students are required to provide their personal details such as complete name, age, course and year, and contact number. It also includes a section on Physical Wellness, Intellectual Wellness and Environmental Wellness that gathers important health-related information through guided questions about physical activities, exercise habits, daily food intake, dietary plans, and meal frequency. The form helps the Guidance, Counseling, and Testing Office collect relevant data for assessing the student’s overall wellness and providing appropriate support or counseling services.</w:t>
+        <w:t>This page serves as the Student-Client Information form, where students are required to provide their personal details such as complete name, age, course and year, and contact number. It also includes a section on Physical Wellness, Intellectual Wellness and Environmental Wellness that gathers important health-related information through guided questions about physical activities, exercise habits, daily food intake, dietary plans, and meal frequency. The form helps the Guidance, Counseling, and Testing Office collect relevant data for assessing the student’s overall wellness and providing appropriate support or counseling services.</w:t>
       </w:r>
     </w:p>
     <w:p>
       <w:r>
         <w:rPr>
           <w:noProof/>
-          <w:lang w:val="en-US"/>
-        </w:rPr>
-        <w:lastRenderedPageBreak/>
+          <w:lang w:val="en-US" w:bidi="ar-SA"/>
+        </w:rPr>
         <w:drawing>
           <wp:inline distT="0" distB="0" distL="0" distR="0" wp14:anchorId="7DBFC471" wp14:editId="40E01A69">
             <wp:extent cx="5731510" cy="3222625"/>
@@ -10826,9 +11102,8 @@
       <w:r>
         <w:rPr>
           <w:noProof/>
-          <w:lang w:val="en-US"/>
-        </w:rPr>
-        <w:lastRenderedPageBreak/>
+          <w:lang w:val="en-US" w:bidi="ar-SA"/>
+        </w:rPr>
         <w:drawing>
           <wp:inline distT="0" distB="0" distL="0" distR="0" wp14:anchorId="7062159E" wp14:editId="7DE448AE">
             <wp:extent cx="5731510" cy="3222625"/>
@@ -10964,7 +11239,7 @@
       <w:r>
         <w:rPr>
           <w:noProof/>
-          <w:lang w:val="en-US"/>
+          <w:lang w:val="en-US" w:bidi="ar-SA"/>
         </w:rPr>
         <w:drawing>
           <wp:inline distT="0" distB="0" distL="0" distR="0" wp14:anchorId="39C525D6" wp14:editId="5B494880">
@@ -11028,18 +11303,14 @@
         <w:t>Guidance Counseling Management System</w:t>
       </w:r>
       <w:r>
-        <w:t xml:space="preserve"> dashboard serves as the central interface of the platform, providing administrators with a comprehensive overview of counseling operations. It highlights essential statistics such as the total number of appointments, the current number of active counselors, and pending referrals. In addition, it enables efficient management of counselor information, including profiles, contact </w:t>
-      </w:r>
-      <w:r>
-        <w:lastRenderedPageBreak/>
-        <w:t>details, and status updates, ensuring streamlined monitoring and improved delivery of guidance and counseling services.</w:t>
+        <w:t xml:space="preserve"> dashboard serves as the central interface of the platform, providing administrators with a comprehensive overview of counseling operations. It highlights essential statistics such as the total number of appointments, the current number of active counselors, and pending referrals. In addition, it enables efficient management of counselor information, including profiles, contact details, and status updates, ensuring streamlined monitoring and improved delivery of guidance and counseling services.</w:t>
       </w:r>
     </w:p>
     <w:p>
       <w:r>
         <w:rPr>
           <w:noProof/>
-          <w:lang w:val="en-US"/>
+          <w:lang w:val="en-US" w:bidi="ar-SA"/>
         </w:rPr>
         <w:drawing>
           <wp:inline distT="0" distB="0" distL="0" distR="0" wp14:anchorId="256F3476" wp14:editId="363C642A">
@@ -11088,9 +11359,8 @@
       <w:r>
         <w:rPr>
           <w:noProof/>
-          <w:lang w:val="en-US"/>
-        </w:rPr>
-        <w:lastRenderedPageBreak/>
+          <w:lang w:val="en-US" w:bidi="ar-SA"/>
+        </w:rPr>
         <w:drawing>
           <wp:inline distT="0" distB="0" distL="0" distR="0" wp14:anchorId="45DB7C2B" wp14:editId="10376074">
             <wp:extent cx="5731510" cy="3222625"/>
@@ -11181,9 +11451,8 @@
       <w:r>
         <w:rPr>
           <w:noProof/>
-          <w:lang w:val="en-US"/>
-        </w:rPr>
-        <w:lastRenderedPageBreak/>
+          <w:lang w:val="en-US" w:bidi="ar-SA"/>
+        </w:rPr>
         <w:drawing>
           <wp:inline distT="0" distB="0" distL="0" distR="0" wp14:anchorId="377C0C05" wp14:editId="2CE5F967">
             <wp:extent cx="5731510" cy="3222625"/>
@@ -11286,9 +11555,8 @@
       <w:r>
         <w:rPr>
           <w:noProof/>
-          <w:lang w:val="en-US"/>
-        </w:rPr>
-        <w:lastRenderedPageBreak/>
+          <w:lang w:val="en-US" w:bidi="ar-SA"/>
+        </w:rPr>
         <w:drawing>
           <wp:inline distT="0" distB="0" distL="0" distR="0" wp14:anchorId="0D9DB93D" wp14:editId="76D8244F">
             <wp:extent cx="5731510" cy="3222625"/>
@@ -11449,7 +11717,7 @@
       <w:r>
         <w:rPr>
           <w:noProof/>
-          <w:lang w:val="en-US"/>
+          <w:lang w:val="en-US" w:bidi="ar-SA"/>
         </w:rPr>
         <w:drawing>
           <wp:inline distT="0" distB="0" distL="0" distR="0" wp14:anchorId="5CF5F205" wp14:editId="62528574">
@@ -11518,11 +11786,7 @@
       </w:pPr>
       <w:r>
         <w:tab/>
-        <w:t xml:space="preserve">The Dashboard serves as the central control panel of the counseling system, providing users with quick access to the different features such as schedule management, session management, and student records. It displays a clear and organized list of upcoming counseling appointments arranged by day and time, including the names of the students assigned, and provides the counselor with the option to either confirm or cancel </w:t>
-      </w:r>
-      <w:r>
-        <w:lastRenderedPageBreak/>
-        <w:t>each session, making it easier to manage daily activities and monitor the overall flow of appointments</w:t>
+        <w:t>The Dashboard serves as the central control panel of the counseling system, providing users with quick access to the different features such as schedule management, session management, and student records. It displays a clear and organized list of upcoming counseling appointments arranged by day and time, including the names of the students assigned, and provides the counselor with the option to either confirm or cancel each session, making it easier to manage daily activities and monitor the overall flow of appointments</w:t>
       </w:r>
       <w:r>
         <w:rPr>
@@ -11546,7 +11810,7 @@
         <w:rPr>
           <w:i/>
           <w:noProof/>
-          <w:lang w:val="en-US"/>
+          <w:lang w:val="en-US" w:bidi="ar-SA"/>
         </w:rPr>
         <w:drawing>
           <wp:inline distT="0" distB="0" distL="0" distR="0" wp14:anchorId="12D6929A" wp14:editId="4CC2E128">
@@ -11678,7 +11942,7 @@
         <w:rPr>
           <w:i/>
           <w:noProof/>
-          <w:lang w:val="en-US"/>
+          <w:lang w:val="en-US" w:bidi="ar-SA"/>
         </w:rPr>
         <w:drawing>
           <wp:inline distT="0" distB="0" distL="0" distR="0" wp14:anchorId="6B4492BF" wp14:editId="40BE93B6">
@@ -11731,9 +11995,8 @@
         <w:rPr>
           <w:i/>
           <w:noProof/>
-          <w:lang w:val="en-US"/>
-        </w:rPr>
-        <w:lastRenderedPageBreak/>
+          <w:lang w:val="en-US" w:bidi="ar-SA"/>
+        </w:rPr>
         <w:drawing>
           <wp:inline distT="0" distB="0" distL="0" distR="0" wp14:anchorId="6A357D5D" wp14:editId="2117473B">
             <wp:extent cx="5731510" cy="3222625"/>
@@ -11815,9 +12078,8 @@
       <w:r>
         <w:rPr>
           <w:noProof/>
-          <w:lang w:val="en-US"/>
-        </w:rPr>
-        <w:lastRenderedPageBreak/>
+          <w:lang w:val="en-US" w:bidi="ar-SA"/>
+        </w:rPr>
         <w:drawing>
           <wp:inline distT="0" distB="0" distL="0" distR="0" wp14:anchorId="1514723C" wp14:editId="4C6F2C6E">
             <wp:extent cx="5731510" cy="3222625"/>
@@ -11913,7 +12175,6 @@
       </w:pPr>
       <w:bookmarkStart w:id="27" w:name="_Toc193974405"/>
       <w:r>
-        <w:lastRenderedPageBreak/>
         <w:t>Development and Testing</w:t>
       </w:r>
       <w:bookmarkEnd w:id="27"/>
@@ -11977,7 +12238,15 @@
         <w:t>Agile Methodology</w:t>
       </w:r>
       <w:r>
-        <w:t xml:space="preserve"> to ensure that the system was built in an iterative and user-centered manner. Unlike traditional linear models, Agile allowed flexibility in refining the system features based on the feedback of its intended users—students, counselors, and administrators of CatSU. Through incremental sprints, the essential modules such as appointment scheduling, counselor session management, and administrative account control were developed, tested, and improved until they met the identified requirements of the study.</w:t>
+        <w:t xml:space="preserve"> to ensure that the system was built in an iterative and user-centered manner. Unlike traditional linear models, Agile allowed flexibility in refining the system features based on the feedback of its intended users—students, counselors, and administrators of </w:t>
+      </w:r>
+      <w:proofErr w:type="spellStart"/>
+      <w:r>
+        <w:t>CatSU</w:t>
+      </w:r>
+      <w:proofErr w:type="spellEnd"/>
+      <w:r>
+        <w:t>. Through incremental sprints, the essential modules such as appointment scheduling, counselor session management, and administrative account control were developed, tested, and improved until they met the identified requirements of the study.</w:t>
       </w:r>
     </w:p>
     <w:p>
@@ -12029,9 +12298,8 @@
       <w:r>
         <w:rPr>
           <w:noProof/>
-          <w:lang w:val="en-US"/>
-        </w:rPr>
-        <w:lastRenderedPageBreak/>
+          <w:lang w:val="en-US" w:bidi="ar-SA"/>
+        </w:rPr>
         <w:drawing>
           <wp:inline distT="0" distB="0" distL="0" distR="0" wp14:anchorId="693013CF" wp14:editId="7474EB6D">
             <wp:extent cx="5731510" cy="3435173"/>
@@ -12078,11 +12346,19 @@
           <w:i/>
         </w:rPr>
       </w:pPr>
+      <w:proofErr w:type="spellStart"/>
       <w:r>
         <w:rPr>
           <w:i/>
         </w:rPr>
-        <w:t>ImageSource:</w:t>
+        <w:t>ImageSource</w:t>
+      </w:r>
+      <w:proofErr w:type="spellEnd"/>
+      <w:r>
+        <w:rPr>
+          <w:i/>
+        </w:rPr>
+        <w:t>:</w:t>
       </w:r>
       <w:r>
         <w:t xml:space="preserve">  </w:t>
@@ -12146,7 +12422,6 @@
         </w:rPr>
       </w:pPr>
       <w:r>
-        <w:lastRenderedPageBreak/>
         <w:tab/>
       </w:r>
       <w:r>
@@ -12248,35 +12523,20 @@
         <w:rPr>
           <w:lang w:val="en-US"/>
         </w:rPr>
-        <w:t xml:space="preserve">, the system was built incrementally. The team worked on one sprint at a time, developing modules such as Student Registration and Login, Appointment Scheduling, Counselor Session Management, and Admin User Account Management. After each sprint, the partially completed system was demonstrated to users for feedback. This approach provided </w:t>
-      </w:r>
-      <w:proofErr w:type="gramStart"/>
-      <w:r>
-        <w:rPr>
-          <w:lang w:val="en-US"/>
-        </w:rPr>
-        <w:t>the flexibility</w:t>
-      </w:r>
-      <w:proofErr w:type="gramEnd"/>
-      <w:r>
-        <w:rPr>
-          <w:lang w:val="en-US"/>
-        </w:rPr>
-        <w:t xml:space="preserve"> to make changes based on suggestions, such as refining the user interface to be more intuitive or adjusting the flow of appointment notifications.</w:t>
-      </w:r>
-    </w:p>
-    <w:p>
-      <w:pPr>
-        <w:rPr>
-          <w:lang w:val="en-US"/>
-        </w:rPr>
-      </w:pPr>
-      <w:r>
-        <w:rPr>
-          <w:bCs/>
-          <w:lang w:val="en-US"/>
-        </w:rPr>
-        <w:lastRenderedPageBreak/>
+        <w:t>, the system was built incrementally. The team worked on one sprint at a time, developing modules such as Student Registration and Login, Appointment Scheduling, Counselor Session Management, and Admin User Account Management. After each sprint, the partially completed system was demonstrated to users for feedback. This approach provided the flexibility to make changes based on suggestions, such as refining the user interface to be more intuitive or adjusting the flow of appointment notifications.</w:t>
+      </w:r>
+    </w:p>
+    <w:p>
+      <w:pPr>
+        <w:rPr>
+          <w:lang w:val="en-US"/>
+        </w:rPr>
+      </w:pPr>
+      <w:r>
+        <w:rPr>
+          <w:bCs/>
+          <w:lang w:val="en-US"/>
+        </w:rPr>
         <w:tab/>
         <w:t>Testing was integrated into every sprint</w:t>
       </w:r>
@@ -12338,7 +12598,21 @@
         <w:rPr>
           <w:lang w:val="en-US"/>
         </w:rPr>
-        <w:t xml:space="preserve"> was conducted after several completed sprints resulted in a functional and stable version of the GCMS. The system was deployed for trial use at CatSU, allowing real users to interact with it in an actual environment. Maintenance activities followed, focusing on minor refinements and enhancements based on additional feedback. Since Agile is iterative by nature, the system remains open for continuous improvement and expansion even after deployment.</w:t>
+        <w:t xml:space="preserve"> was conducted after several completed sprints resulted in a functional and stable version of the GCMS. The system was deployed for trial use at </w:t>
+      </w:r>
+      <w:proofErr w:type="spellStart"/>
+      <w:r>
+        <w:rPr>
+          <w:lang w:val="en-US"/>
+        </w:rPr>
+        <w:t>CatSU</w:t>
+      </w:r>
+      <w:proofErr w:type="spellEnd"/>
+      <w:r>
+        <w:rPr>
+          <w:lang w:val="en-US"/>
+        </w:rPr>
+        <w:t>, allowing real users to interact with it in an actual environment. Maintenance activities followed, focusing on minor refinements and enhancements based on additional feedback. Since Agile is iterative by nature, the system remains open for continuous improvement and expansion even after deployment.</w:t>
       </w:r>
     </w:p>
     <w:p>
@@ -12352,20 +12626,7 @@
           <w:lang w:val="en-US"/>
         </w:rPr>
         <w:tab/>
-      </w:r>
-      <w:proofErr w:type="gramStart"/>
-      <w:r>
-        <w:rPr>
-          <w:lang w:val="en-US"/>
-        </w:rPr>
-        <w:t>Through the use of</w:t>
-      </w:r>
-      <w:proofErr w:type="gramEnd"/>
-      <w:r>
-        <w:rPr>
-          <w:lang w:val="en-US"/>
-        </w:rPr>
-        <w:t xml:space="preserve"> </w:t>
+        <w:t xml:space="preserve">Through the use of </w:t>
       </w:r>
       <w:r>
         <w:rPr>
@@ -12378,28 +12639,7 @@
         <w:rPr>
           <w:lang w:val="en-US"/>
         </w:rPr>
-        <w:t xml:space="preserve">, the development of the GCMS was made more adaptable and </w:t>
-      </w:r>
-      <w:proofErr w:type="gramStart"/>
-      <w:r>
-        <w:rPr>
-          <w:lang w:val="en-US"/>
-        </w:rPr>
-        <w:t>user-centered</w:t>
-      </w:r>
-      <w:proofErr w:type="gramEnd"/>
-      <w:r>
-        <w:rPr>
-          <w:lang w:val="en-US"/>
-        </w:rPr>
-        <w:t xml:space="preserve">. The iterative sprints ensured that the system’s features </w:t>
-      </w:r>
-      <w:r>
-        <w:rPr>
-          <w:lang w:val="en-US"/>
-        </w:rPr>
-        <w:lastRenderedPageBreak/>
-        <w:t>were tested and validated continuously, reducing risks of failure. More importantly, Agile enabled active participation of students, counselors, and administrators throughout the development process, ensuring that the final product was aligned with their needs and expectations.</w:t>
+        <w:t>, the development of the GCMS was made more adaptable and user-centered. The iterative sprints ensured that the system’s features were tested and validated continuously, reducing risks of failure. More importantly, Agile enabled active participation of students, counselors, and administrators throughout the development process, ensuring that the final product was aligned with their needs and expectations.</w:t>
       </w:r>
     </w:p>
     <w:p/>
@@ -12522,14 +12762,7 @@
         <w:rPr>
           <w:lang w:val="en-US"/>
         </w:rPr>
-        <w:t xml:space="preserve"> referred to the ability of the system </w:t>
-      </w:r>
-      <w:r>
-        <w:rPr>
-          <w:lang w:val="en-US"/>
-        </w:rPr>
-        <w:lastRenderedPageBreak/>
-        <w:t>to operate seamlessly across different devices and web browsers commonly used in the university.</w:t>
+        <w:t xml:space="preserve"> referred to the ability of the system to operate seamlessly across different devices and web browsers commonly used in the university.</w:t>
       </w:r>
     </w:p>
     <w:p>
@@ -12630,21 +12863,7 @@
           <w:lang w:val="en-US"/>
         </w:rPr>
         <w:tab/>
-        <w:t xml:space="preserve">The results of the survey were tallied, analyzed, and interpreted to establish the system’s overall acceptability. Based on user responses, the GCMS was found to be highly functional and reliable, with a user-friendly interface that met the needs of its intended users. Areas for improvement were also identified, particularly in enhancing system performance efficiency and strengthening security measures. These findings served as the basis for future </w:t>
-      </w:r>
-      <w:proofErr w:type="gramStart"/>
-      <w:r>
-        <w:rPr>
-          <w:lang w:val="en-US"/>
-        </w:rPr>
-        <w:t>refinements</w:t>
-      </w:r>
-      <w:proofErr w:type="gramEnd"/>
-      <w:r>
-        <w:rPr>
-          <w:lang w:val="en-US"/>
-        </w:rPr>
-        <w:t xml:space="preserve"> of the system.</w:t>
+        <w:t>The results of the survey were tallied, analyzed, and interpreted to establish the system’s overall acceptability. Based on user responses, the GCMS was found to be highly functional and reliable, with a user-friendly interface that met the needs of its intended users. Areas for improvement were also identified, particularly in enhancing system performance efficiency and strengthening security measures. These findings served as the basis for future refinements of the system.</w:t>
       </w:r>
     </w:p>
     <w:p/>
@@ -12655,7 +12874,6 @@
       <w:bookmarkStart w:id="29" w:name="_heading=h.c6nb61sc8h3o" w:colFirst="0" w:colLast="0"/>
       <w:bookmarkEnd w:id="29"/>
       <w:r>
-        <w:lastRenderedPageBreak/>
         <w:t>Data Gathering Procedure</w:t>
       </w:r>
     </w:p>
@@ -12696,21 +12914,21 @@
         <w:rPr>
           <w:lang w:val="en-US"/>
         </w:rPr>
-        <w:t xml:space="preserve">, data </w:t>
-      </w:r>
-      <w:proofErr w:type="gramStart"/>
-      <w:r>
-        <w:rPr>
-          <w:lang w:val="en-US"/>
-        </w:rPr>
-        <w:t>were</w:t>
-      </w:r>
-      <w:proofErr w:type="gramEnd"/>
-      <w:r>
-        <w:rPr>
-          <w:lang w:val="en-US"/>
-        </w:rPr>
-        <w:t xml:space="preserve"> collected through interviews, observations, and reviews of existing documents from the Guidance Office of CatSU. These activities provided the researchers with a clear understanding of the current manual process of managing appointments, counseling records, and student information. The insights gained from this stage allowed the researchers to identify the problems faced by students, counselors, and administrators, which were then translated into system requirements and user stories that guided the iterative development under the Agile methodology.</w:t>
+        <w:t xml:space="preserve">, data were collected through interviews, observations, and reviews of existing documents from the Guidance Office of </w:t>
+      </w:r>
+      <w:proofErr w:type="spellStart"/>
+      <w:r>
+        <w:rPr>
+          <w:lang w:val="en-US"/>
+        </w:rPr>
+        <w:t>CatSU</w:t>
+      </w:r>
+      <w:proofErr w:type="spellEnd"/>
+      <w:r>
+        <w:rPr>
+          <w:lang w:val="en-US"/>
+        </w:rPr>
+        <w:t>. These activities provided the researchers with a clear understanding of the current manual process of managing appointments, counseling records, and student information. The insights gained from this stage allowed the researchers to identify the problems faced by students, counselors, and administrators, which were then translated into system requirements and user stories that guided the iterative development under the Agile methodology.</w:t>
       </w:r>
     </w:p>
     <w:p>
@@ -12803,14 +13021,7 @@
         <w:rPr>
           <w:lang w:val="en-US"/>
         </w:rPr>
-        <w:t xml:space="preserve">, ensuring that the </w:t>
-      </w:r>
-      <w:r>
-        <w:rPr>
-          <w:lang w:val="en-US"/>
-        </w:rPr>
-        <w:lastRenderedPageBreak/>
-        <w:t>GCMS was not only responsive to user needs but also aligned with international software quality standards.</w:t>
+        <w:t>, ensuring that the GCMS was not only responsive to user needs but also aligned with international software quality standards.</w:t>
       </w:r>
     </w:p>
     <w:bookmarkEnd w:id="28"/>
@@ -12907,16 +13118,8 @@
               <w:rPr>
                 <w:b/>
               </w:rPr>
-              <w:t xml:space="preserve">Types of </w:t>
-            </w:r>
-            <w:proofErr w:type="gramStart"/>
-            <w:r>
-              <w:rPr>
-                <w:b/>
-              </w:rPr>
-              <w:t>Respondent</w:t>
-            </w:r>
-            <w:proofErr w:type="gramEnd"/>
+              <w:t>Types of Respondent</w:t>
+            </w:r>
           </w:p>
         </w:tc>
         <w:tc>
@@ -12949,12 +13152,14 @@
                 <w:b/>
               </w:rPr>
             </w:pPr>
+            <w:proofErr w:type="spellStart"/>
             <w:r>
               <w:rPr>
                 <w:b/>
               </w:rPr>
               <w:t>Sanple</w:t>
             </w:r>
+            <w:proofErr w:type="spellEnd"/>
           </w:p>
         </w:tc>
       </w:tr>
@@ -13009,7 +13214,6 @@
               <w:jc w:val="center"/>
             </w:pPr>
             <w:r>
-              <w:lastRenderedPageBreak/>
               <w:t>Counselors</w:t>
             </w:r>
           </w:p>
@@ -13165,11 +13369,7 @@
       </w:pPr>
       <w:r>
         <w:tab/>
-        <w:t xml:space="preserve">In analyzing the data collected from respondents, the study employed descriptive statistical tools to assess the system’s usability, performance, and overall user </w:t>
-      </w:r>
-      <w:r>
-        <w:lastRenderedPageBreak/>
-        <w:t>satisfaction. These tools were selected for their effectiveness in summarizing feedback in a clear and quantifiable manner, thereby supporting evidence-based evaluation of the developed system.</w:t>
+        <w:t>In analyzing the data collected from respondents, the study employed descriptive statistical tools to assess the system’s usability, performance, and overall user satisfaction. These tools were selected for their effectiveness in summarizing feedback in a clear and quantifiable manner, thereby supporting evidence-based evaluation of the developed system.</w:t>
       </w:r>
     </w:p>
     <w:p>
@@ -13617,14 +13817,18 @@
         <w:t>𝑿</w:t>
       </w:r>
       <w:r>
-        <w:t xml:space="preserve">̅ = ∑X / N). This statistical method was applied to compute the average score for each evaluation criterion based on the respondents' ratings. It allowed the researchers to determine the overall sentiment toward specific aspects of the system, such as functionality, interface design, </w:t>
-      </w:r>
-      <w:r>
-        <w:lastRenderedPageBreak/>
-        <w:t>and communication features. The study also utilized frequency counts to determine how often particular responses or ratings appeared in the survey results. This helped identify trends and patterns in user feedback, particularly in areas where multiple respondents shared similar experiences or perspectives. To measure subjective responses, the study adopted a five-point Likert scale, which ranged from "Strongly Disagree" to "Strongly Agree." This scale was used to evaluate key 89 system attributes, including user satisfaction, ease of navigation, system reliability, and efficiency of the GIS and SMS functionalities. Together, these statistical tools provided a comprehensive analysis of user responses, enabling the researchers to draw meaningful conclusions about the system's effectiveness. The results helped identify both the strengths of the system and areas that may require further improvement prior to full-scale implementation.</w:t>
-      </w:r>
-      <w:bookmarkStart w:id="33" w:name="_heading=h.szbsc8odw71w" w:colFirst="0" w:colLast="0"/>
+        <w:t xml:space="preserve">̅ = ∑X / N). This statistical method was applied to compute the average score for each evaluation criterion based on the respondents' ratings. It allowed the researchers to determine the overall sentiment toward specific aspects of the system, such as functionality, interface design, and communication features. The study also utilized frequency counts to determine how often particular responses or ratings appeared in the survey results. This helped identify trends and patterns in user feedback, particularly in areas where multiple respondents shared similar experiences or perspectives. To measure subjective responses, the study adopted a five-point Likert scale, which ranged from "Strongly Disagree" to "Strongly Agree." This scale was used to evaluate key 89 system attributes, including user satisfaction, ease of navigation, system reliability, and efficiency of the GIS and </w:t>
+      </w:r>
+      <w:r>
+        <w:t xml:space="preserve">Email </w:t>
+      </w:r>
+      <w:bookmarkStart w:id="33" w:name="_GoBack"/>
       <w:bookmarkEnd w:id="33"/>
+      <w:r>
+        <w:t>functionalities. Together, these statistical tools provided a comprehensive analysis of user responses, enabling the researchers to draw meaningful conclusions about the system's effectiveness. The results helped identify both the strengths of the system and areas that may require further improvement prior to full-scale implementation.</w:t>
+      </w:r>
+      <w:bookmarkStart w:id="34" w:name="_heading=h.szbsc8odw71w" w:colFirst="0" w:colLast="0"/>
+      <w:bookmarkEnd w:id="34"/>
     </w:p>
     <w:p>
       <w:pPr>
@@ -13689,11 +13893,11 @@
       <w:pPr>
         <w:pStyle w:val="Heading1"/>
       </w:pPr>
-      <w:bookmarkStart w:id="34" w:name="_Toc193974409"/>
+      <w:bookmarkStart w:id="35" w:name="_Toc193974409"/>
       <w:r>
         <w:t>REFERENCES</w:t>
       </w:r>
-      <w:bookmarkEnd w:id="34"/>
+      <w:bookmarkEnd w:id="35"/>
     </w:p>
     <w:p/>
     <w:p>
@@ -13703,8 +13907,29 @@
         </w:rPr>
         <w:tab/>
       </w:r>
-      <w:r>
-        <w:t xml:space="preserve">Abiog, M. J., Milante, J., Fajiculay, C. J., Salvador, J., &amp; Viloria, J. (2024). </w:t>
+      <w:proofErr w:type="spellStart"/>
+      <w:r>
+        <w:t>Abiog</w:t>
+      </w:r>
+      <w:proofErr w:type="spellEnd"/>
+      <w:r>
+        <w:t xml:space="preserve">, M. J., </w:t>
+      </w:r>
+      <w:proofErr w:type="spellStart"/>
+      <w:r>
+        <w:t>Milante</w:t>
+      </w:r>
+      <w:proofErr w:type="spellEnd"/>
+      <w:r>
+        <w:t xml:space="preserve">, J., </w:t>
+      </w:r>
+      <w:proofErr w:type="spellStart"/>
+      <w:r>
+        <w:t>Fajiculay</w:t>
+      </w:r>
+      <w:proofErr w:type="spellEnd"/>
+      <w:r>
+        <w:t xml:space="preserve">, C. J., Salvador, J., &amp; Viloria, J. (2024). </w:t>
       </w:r>
       <w:r>
         <w:rPr>
@@ -13730,8 +13955,13 @@
       <w:pPr>
         <w:ind w:firstLine="720"/>
       </w:pPr>
-      <w:r>
-        <w:t xml:space="preserve">Azmin, N. (2023). </w:t>
+      <w:proofErr w:type="spellStart"/>
+      <w:r>
+        <w:t>Azmin</w:t>
+      </w:r>
+      <w:proofErr w:type="spellEnd"/>
+      <w:r>
+        <w:t xml:space="preserve">, N. (2023). </w:t>
       </w:r>
       <w:r>
         <w:rPr>
@@ -13741,26 +13971,59 @@
         <w:t>Integrating ICT into career counseling: An empirical study of the TACC digital content model in Malaysian secondary education.</w:t>
       </w:r>
       <w:r>
-        <w:t xml:space="preserve"> International Journal </w:t>
-      </w:r>
-      <w:r>
-        <w:lastRenderedPageBreak/>
-        <w:t>of Academic Research in Progressive Education and Development (HRMars). https://hrmars.com/index.php/papers/detail/IJARPED/25951</w:t>
+        <w:t xml:space="preserve"> International Journal of Academic Research in Progressive Education and Development (</w:t>
+      </w:r>
+      <w:proofErr w:type="spellStart"/>
+      <w:r>
+        <w:t>HRMars</w:t>
+      </w:r>
+      <w:proofErr w:type="spellEnd"/>
+      <w:r>
+        <w:t>). https://hrmars.com/index.php/papers/detail/IJARPED/25951</w:t>
       </w:r>
     </w:p>
     <w:p>
       <w:pPr>
         <w:ind w:firstLine="720"/>
       </w:pPr>
-      <w:r>
-        <w:t xml:space="preserve">Balmores, M., Pineda, A., &amp; Pagayona, L. (2024). </w:t>
+      <w:proofErr w:type="spellStart"/>
+      <w:r>
+        <w:t>Balmores</w:t>
+      </w:r>
+      <w:proofErr w:type="spellEnd"/>
+      <w:r>
+        <w:t xml:space="preserve">, M., Pineda, A., &amp; </w:t>
+      </w:r>
+      <w:proofErr w:type="spellStart"/>
+      <w:r>
+        <w:t>Pagayona</w:t>
+      </w:r>
+      <w:proofErr w:type="spellEnd"/>
+      <w:r>
+        <w:t xml:space="preserve">, L. (2024). </w:t>
       </w:r>
       <w:r>
         <w:rPr>
           <w:i/>
           <w:iCs/>
         </w:rPr>
-        <w:t>Online individual inventory and counseling information system of Cagayan State University-Lasam.</w:t>
+        <w:t>Online individual inventory and counseling information system of Cagayan State University-</w:t>
+      </w:r>
+      <w:proofErr w:type="spellStart"/>
+      <w:r>
+        <w:rPr>
+          <w:i/>
+          <w:iCs/>
+        </w:rPr>
+        <w:t>Lasam</w:t>
+      </w:r>
+      <w:proofErr w:type="spellEnd"/>
+      <w:r>
+        <w:rPr>
+          <w:i/>
+          <w:iCs/>
+        </w:rPr>
+        <w:t>.</w:t>
       </w:r>
       <w:r>
         <w:t xml:space="preserve"> Cagayan State University Journal of Public Administration Studies. </w:t>
@@ -13779,8 +14042,21 @@
       <w:pPr>
         <w:ind w:firstLine="720"/>
       </w:pPr>
-      <w:r>
-        <w:t xml:space="preserve">Bato, M. C., &amp; Marcial, D. E. (2016). </w:t>
+      <w:proofErr w:type="spellStart"/>
+      <w:r>
+        <w:t>Bato</w:t>
+      </w:r>
+      <w:proofErr w:type="spellEnd"/>
+      <w:r>
+        <w:t xml:space="preserve">, M. C., &amp; </w:t>
+      </w:r>
+      <w:proofErr w:type="spellStart"/>
+      <w:r>
+        <w:t>Marcial</w:t>
+      </w:r>
+      <w:proofErr w:type="spellEnd"/>
+      <w:r>
+        <w:t xml:space="preserve">, D. E. (2016). </w:t>
       </w:r>
       <w:r>
         <w:rPr>
@@ -13806,34 +14082,31 @@
       <w:pPr>
         <w:ind w:firstLine="720"/>
       </w:pPr>
-      <w:r>
-        <w:t xml:space="preserve">Fataroni, F. (2023). </w:t>
+      <w:proofErr w:type="spellStart"/>
+      <w:r>
+        <w:t>Fataroni</w:t>
+      </w:r>
+      <w:proofErr w:type="spellEnd"/>
+      <w:r>
+        <w:t xml:space="preserve">, F. (2023). </w:t>
       </w:r>
       <w:r>
         <w:rPr>
           <w:i/>
           <w:iCs/>
         </w:rPr>
-        <w:t xml:space="preserve">Implementation of guidance and counseling service management </w:t>
-      </w:r>
-      <w:proofErr w:type="gramStart"/>
-      <w:r>
-        <w:rPr>
-          <w:i/>
-          <w:iCs/>
-        </w:rPr>
-        <w:t>in an effort to</w:t>
-      </w:r>
-      <w:proofErr w:type="gramEnd"/>
-      <w:r>
-        <w:rPr>
-          <w:i/>
-          <w:iCs/>
-        </w:rPr>
-        <w:t xml:space="preserve"> improve the quality of student learning.</w:t>
-      </w:r>
-      <w:r>
-        <w:t xml:space="preserve"> Bale Literasi, 5(2), 45–56. </w:t>
+        <w:t>Implementation of guidance and counseling service management in an effort to improve the quality of student learning.</w:t>
+      </w:r>
+      <w:r>
+        <w:t xml:space="preserve"> Bale </w:t>
+      </w:r>
+      <w:proofErr w:type="spellStart"/>
+      <w:r>
+        <w:t>Literasi</w:t>
+      </w:r>
+      <w:proofErr w:type="spellEnd"/>
+      <w:r>
+        <w:t xml:space="preserve">, 5(2), 45–56. </w:t>
       </w:r>
       <w:hyperlink r:id="rId44" w:tgtFrame="_new" w:history="1">
         <w:r>
@@ -13849,8 +14122,37 @@
       <w:pPr>
         <w:ind w:firstLine="720"/>
       </w:pPr>
-      <w:r>
-        <w:t xml:space="preserve">Guntara, A., Nugraha, Y., &amp; Ar Ridlo, M. R. (2023). </w:t>
+      <w:proofErr w:type="spellStart"/>
+      <w:r>
+        <w:t>Guntara</w:t>
+      </w:r>
+      <w:proofErr w:type="spellEnd"/>
+      <w:r>
+        <w:t xml:space="preserve">, A., </w:t>
+      </w:r>
+      <w:proofErr w:type="spellStart"/>
+      <w:r>
+        <w:t>Nugraha</w:t>
+      </w:r>
+      <w:proofErr w:type="spellEnd"/>
+      <w:r>
+        <w:t xml:space="preserve">, Y., &amp; </w:t>
+      </w:r>
+      <w:proofErr w:type="spellStart"/>
+      <w:r>
+        <w:t>Ar</w:t>
+      </w:r>
+      <w:proofErr w:type="spellEnd"/>
+      <w:r>
+        <w:t xml:space="preserve"> </w:t>
+      </w:r>
+      <w:proofErr w:type="spellStart"/>
+      <w:r>
+        <w:t>Ridlo</w:t>
+      </w:r>
+      <w:proofErr w:type="spellEnd"/>
+      <w:r>
+        <w:t xml:space="preserve">, M. R. (2023). </w:t>
       </w:r>
       <w:r>
         <w:rPr>
@@ -13874,7 +14176,23 @@
     </w:p>
     <w:p>
       <w:r>
-        <w:t xml:space="preserve">Jannah, R., Neviyarni, N., &amp; Sukur, S. (2022). </w:t>
+        <w:t xml:space="preserve">Jannah, R., </w:t>
+      </w:r>
+      <w:proofErr w:type="spellStart"/>
+      <w:r>
+        <w:t>Neviyarni</w:t>
+      </w:r>
+      <w:proofErr w:type="spellEnd"/>
+      <w:r>
+        <w:t xml:space="preserve">, N., &amp; </w:t>
+      </w:r>
+      <w:proofErr w:type="spellStart"/>
+      <w:r>
+        <w:t>Sukur</w:t>
+      </w:r>
+      <w:proofErr w:type="spellEnd"/>
+      <w:r>
+        <w:t xml:space="preserve">, S. (2022). </w:t>
       </w:r>
       <w:r>
         <w:rPr>
@@ -13884,7 +14202,39 @@
         <w:t>The role of counselors in developing guidance and counseling management in schools.</w:t>
       </w:r>
       <w:r>
-        <w:t xml:space="preserve"> Quality: Jurnal Pendidikan dan Pengajaran, 10(1), 35–44. </w:t>
+        <w:t xml:space="preserve"> Quality: </w:t>
+      </w:r>
+      <w:proofErr w:type="spellStart"/>
+      <w:r>
+        <w:t>Jurnal</w:t>
+      </w:r>
+      <w:proofErr w:type="spellEnd"/>
+      <w:r>
+        <w:t xml:space="preserve"> </w:t>
+      </w:r>
+      <w:proofErr w:type="spellStart"/>
+      <w:r>
+        <w:t>Pendidikan</w:t>
+      </w:r>
+      <w:proofErr w:type="spellEnd"/>
+      <w:r>
+        <w:t xml:space="preserve"> </w:t>
+      </w:r>
+      <w:proofErr w:type="spellStart"/>
+      <w:r>
+        <w:t>dan</w:t>
+      </w:r>
+      <w:proofErr w:type="spellEnd"/>
+      <w:r>
+        <w:t xml:space="preserve"> </w:t>
+      </w:r>
+      <w:proofErr w:type="spellStart"/>
+      <w:r>
+        <w:t>Pengajaran</w:t>
+      </w:r>
+      <w:proofErr w:type="spellEnd"/>
+      <w:r>
+        <w:t xml:space="preserve">, 10(1), 35–44. </w:t>
       </w:r>
       <w:hyperlink r:id="rId46" w:tgtFrame="_new" w:history="1">
         <w:r>
@@ -13900,9 +14250,21 @@
       <w:pPr>
         <w:ind w:firstLine="720"/>
       </w:pPr>
-      <w:r>
-        <w:lastRenderedPageBreak/>
-        <w:t xml:space="preserve">Karunia, E., Lestari, P., &amp; Saputra, R. (2023). </w:t>
+      <w:proofErr w:type="spellStart"/>
+      <w:r>
+        <w:t>Karunia</w:t>
+      </w:r>
+      <w:proofErr w:type="spellEnd"/>
+      <w:r>
+        <w:t xml:space="preserve">, E., Lestari, P., &amp; </w:t>
+      </w:r>
+      <w:proofErr w:type="spellStart"/>
+      <w:r>
+        <w:t>Saputra</w:t>
+      </w:r>
+      <w:proofErr w:type="spellEnd"/>
+      <w:r>
+        <w:t xml:space="preserve">, R. (2023). </w:t>
       </w:r>
       <w:r>
         <w:rPr>
@@ -13912,7 +14274,15 @@
         <w:t>Management strategies for guidance and counseling services in schools to support student achievement.</w:t>
       </w:r>
       <w:r>
-        <w:t xml:space="preserve"> Manajia, 6(1), 50–60. </w:t>
+        <w:t xml:space="preserve"> </w:t>
+      </w:r>
+      <w:proofErr w:type="spellStart"/>
+      <w:r>
+        <w:t>Manajia</w:t>
+      </w:r>
+      <w:proofErr w:type="spellEnd"/>
+      <w:r>
+        <w:t xml:space="preserve">, 6(1), 50–60. </w:t>
       </w:r>
       <w:hyperlink r:id="rId47" w:tgtFrame="_new" w:history="1">
         <w:r>
@@ -13928,8 +14298,13 @@
       <w:pPr>
         <w:ind w:firstLine="720"/>
       </w:pPr>
-      <w:r>
-        <w:t xml:space="preserve">Kartadinata, S. (2022). </w:t>
+      <w:proofErr w:type="spellStart"/>
+      <w:r>
+        <w:t>Kartadinata</w:t>
+      </w:r>
+      <w:proofErr w:type="spellEnd"/>
+      <w:r>
+        <w:t xml:space="preserve">, S. (2022). </w:t>
       </w:r>
       <w:r>
         <w:rPr>
@@ -13939,7 +14314,23 @@
         <w:t>Quality improvement and management system development of school guidance and counseling services.</w:t>
       </w:r>
       <w:r>
-        <w:t xml:space="preserve"> Journal of Universitas Negeri Malang, 8(3), 211–222. </w:t>
+        <w:t xml:space="preserve"> Journal of </w:t>
+      </w:r>
+      <w:proofErr w:type="spellStart"/>
+      <w:r>
+        <w:t>Universitas</w:t>
+      </w:r>
+      <w:proofErr w:type="spellEnd"/>
+      <w:r>
+        <w:t xml:space="preserve"> </w:t>
+      </w:r>
+      <w:proofErr w:type="spellStart"/>
+      <w:r>
+        <w:t>Negeri</w:t>
+      </w:r>
+      <w:proofErr w:type="spellEnd"/>
+      <w:r>
+        <w:t xml:space="preserve"> Malang, 8(3), 211–222. </w:t>
       </w:r>
       <w:hyperlink r:id="rId48" w:tgtFrame="_new" w:history="1">
         <w:r>
@@ -13955,8 +14346,29 @@
       <w:pPr>
         <w:ind w:firstLine="720"/>
       </w:pPr>
-      <w:r>
-        <w:t xml:space="preserve">Majjate, A., Bensaid, A., &amp; En-Nahnahi, N. (2024). </w:t>
+      <w:proofErr w:type="spellStart"/>
+      <w:r>
+        <w:t>Majjate</w:t>
+      </w:r>
+      <w:proofErr w:type="spellEnd"/>
+      <w:r>
+        <w:t xml:space="preserve">, A., </w:t>
+      </w:r>
+      <w:proofErr w:type="spellStart"/>
+      <w:r>
+        <w:t>Bensaid</w:t>
+      </w:r>
+      <w:proofErr w:type="spellEnd"/>
+      <w:r>
+        <w:t xml:space="preserve">, A., &amp; </w:t>
+      </w:r>
+      <w:proofErr w:type="spellStart"/>
+      <w:r>
+        <w:t>En-Nahnahi</w:t>
+      </w:r>
+      <w:proofErr w:type="spellEnd"/>
+      <w:r>
+        <w:t xml:space="preserve">, N. (2024). </w:t>
       </w:r>
       <w:r>
         <w:rPr>
@@ -13982,8 +14394,45 @@
       <w:pPr>
         <w:ind w:firstLine="720"/>
       </w:pPr>
-      <w:r>
-        <w:t xml:space="preserve">Nasution, Z. I., Firman, F., Neviyarni, N., &amp; Che Amat, M. A. (2024). </w:t>
+      <w:proofErr w:type="spellStart"/>
+      <w:r>
+        <w:t>Nasution</w:t>
+      </w:r>
+      <w:proofErr w:type="spellEnd"/>
+      <w:r>
+        <w:t xml:space="preserve">, Z. I., </w:t>
+      </w:r>
+      <w:proofErr w:type="spellStart"/>
+      <w:r>
+        <w:t>Firman</w:t>
+      </w:r>
+      <w:proofErr w:type="spellEnd"/>
+      <w:r>
+        <w:t xml:space="preserve">, F., </w:t>
+      </w:r>
+      <w:proofErr w:type="spellStart"/>
+      <w:r>
+        <w:t>Neviyarni</w:t>
+      </w:r>
+      <w:proofErr w:type="spellEnd"/>
+      <w:r>
+        <w:t xml:space="preserve">, N., &amp; </w:t>
+      </w:r>
+      <w:proofErr w:type="spellStart"/>
+      <w:r>
+        <w:t>Che</w:t>
+      </w:r>
+      <w:proofErr w:type="spellEnd"/>
+      <w:r>
+        <w:t xml:space="preserve"> </w:t>
+      </w:r>
+      <w:proofErr w:type="spellStart"/>
+      <w:r>
+        <w:t>Amat</w:t>
+      </w:r>
+      <w:proofErr w:type="spellEnd"/>
+      <w:r>
+        <w:t xml:space="preserve">, M. A. (2024). </w:t>
       </w:r>
       <w:r>
         <w:rPr>
@@ -13993,7 +14442,47 @@
         <w:t>Integration of information technology in guidance and counseling management in schools: Challenges and implementation strategies.</w:t>
       </w:r>
       <w:r>
-        <w:t xml:space="preserve"> Jurnal Bimbingan dan Konseling Islam (Attanwir Journal), 3(1), 35–47. </w:t>
+        <w:t xml:space="preserve"> </w:t>
+      </w:r>
+      <w:proofErr w:type="spellStart"/>
+      <w:r>
+        <w:t>Jurnal</w:t>
+      </w:r>
+      <w:proofErr w:type="spellEnd"/>
+      <w:r>
+        <w:t xml:space="preserve"> </w:t>
+      </w:r>
+      <w:proofErr w:type="spellStart"/>
+      <w:r>
+        <w:t>Bimbingan</w:t>
+      </w:r>
+      <w:proofErr w:type="spellEnd"/>
+      <w:r>
+        <w:t xml:space="preserve"> </w:t>
+      </w:r>
+      <w:proofErr w:type="spellStart"/>
+      <w:r>
+        <w:t>dan</w:t>
+      </w:r>
+      <w:proofErr w:type="spellEnd"/>
+      <w:r>
+        <w:t xml:space="preserve"> </w:t>
+      </w:r>
+      <w:proofErr w:type="spellStart"/>
+      <w:r>
+        <w:t>Konseling</w:t>
+      </w:r>
+      <w:proofErr w:type="spellEnd"/>
+      <w:r>
+        <w:t xml:space="preserve"> Islam (</w:t>
+      </w:r>
+      <w:proofErr w:type="spellStart"/>
+      <w:r>
+        <w:t>Attanwir</w:t>
+      </w:r>
+      <w:proofErr w:type="spellEnd"/>
+      <w:r>
+        <w:t xml:space="preserve"> Journal), 3(1), 35–47. </w:t>
       </w:r>
       <w:hyperlink r:id="rId50" w:tgtFrame="_new" w:history="1">
         <w:r>
@@ -14009,15 +14498,60 @@
       <w:pPr>
         <w:ind w:firstLine="720"/>
       </w:pPr>
-      <w:r>
-        <w:t xml:space="preserve">Setyawan, R., Rizal, M., Widodo, E., &amp; Hikmawan, R. (2023). </w:t>
+      <w:proofErr w:type="spellStart"/>
+      <w:r>
+        <w:t>Setyawan</w:t>
+      </w:r>
+      <w:proofErr w:type="spellEnd"/>
+      <w:r>
+        <w:t xml:space="preserve">, R., Rizal, M., Widodo, E., &amp; </w:t>
+      </w:r>
+      <w:proofErr w:type="spellStart"/>
+      <w:r>
+        <w:t>Hikmawan</w:t>
+      </w:r>
+      <w:proofErr w:type="spellEnd"/>
+      <w:r>
+        <w:t xml:space="preserve">, R. (2023). </w:t>
       </w:r>
       <w:r>
         <w:rPr>
           <w:i/>
           <w:iCs/>
         </w:rPr>
-        <w:t>Design of continuous web app: Guidance and counseling management information system at SMKN 1 Purwakarta using Laravel framework.</w:t>
+        <w:t xml:space="preserve">Design of continuous web app: Guidance and counseling management information system at SMKN 1 </w:t>
+      </w:r>
+      <w:proofErr w:type="spellStart"/>
+      <w:r>
+        <w:rPr>
+          <w:i/>
+          <w:iCs/>
+        </w:rPr>
+        <w:t>Purwakarta</w:t>
+      </w:r>
+      <w:proofErr w:type="spellEnd"/>
+      <w:r>
+        <w:rPr>
+          <w:i/>
+          <w:iCs/>
+        </w:rPr>
+        <w:t xml:space="preserve"> using </w:t>
+      </w:r>
+      <w:proofErr w:type="spellStart"/>
+      <w:r>
+        <w:rPr>
+          <w:i/>
+          <w:iCs/>
+        </w:rPr>
+        <w:t>Laravel</w:t>
+      </w:r>
+      <w:proofErr w:type="spellEnd"/>
+      <w:r>
+        <w:rPr>
+          <w:i/>
+          <w:iCs/>
+        </w:rPr>
+        <w:t xml:space="preserve"> framework.</w:t>
       </w:r>
       <w:r>
         <w:t xml:space="preserve"> International Journal of Computer Engineering and Sciences, 7(2), 21–30. </w:t>
@@ -14036,26 +14570,63 @@
       <w:pPr>
         <w:ind w:firstLine="720"/>
       </w:pPr>
-      <w:r>
-        <w:t xml:space="preserve">Sudrajat, D., Ramdhani, M., &amp; Astuti, E. (2024). </w:t>
+      <w:proofErr w:type="spellStart"/>
+      <w:r>
+        <w:t>Sudrajat</w:t>
+      </w:r>
+      <w:proofErr w:type="spellEnd"/>
+      <w:r>
+        <w:t xml:space="preserve">, D., </w:t>
+      </w:r>
+      <w:proofErr w:type="spellStart"/>
+      <w:r>
+        <w:t>Ramdhani</w:t>
+      </w:r>
+      <w:proofErr w:type="spellEnd"/>
+      <w:r>
+        <w:t xml:space="preserve">, M., &amp; </w:t>
+      </w:r>
+      <w:proofErr w:type="spellStart"/>
+      <w:r>
+        <w:t>Astuti</w:t>
+      </w:r>
+      <w:proofErr w:type="spellEnd"/>
+      <w:r>
+        <w:t xml:space="preserve">, E. (2024). </w:t>
       </w:r>
       <w:r>
         <w:rPr>
           <w:i/>
           <w:iCs/>
         </w:rPr>
-        <w:t xml:space="preserve">Evaluating technology acceptance in counseling services: An analysis of principal indicators utilizing the UTAUT2 model via </w:t>
-      </w:r>
-      <w:r>
-        <w:rPr>
-          <w:i/>
-          <w:iCs/>
-        </w:rPr>
-        <w:lastRenderedPageBreak/>
-        <w:t>SEM-PLS.</w:t>
-      </w:r>
-      <w:r>
-        <w:t xml:space="preserve"> Pedagogia: Jurnal Pendidikan, 13(1), 10–20. </w:t>
+        <w:t>Evaluating technology acceptance in counseling services: An analysis of principal indicators utilizing the UTAUT2 model via SEM-PLS.</w:t>
+      </w:r>
+      <w:r>
+        <w:t xml:space="preserve"> </w:t>
+      </w:r>
+      <w:proofErr w:type="spellStart"/>
+      <w:r>
+        <w:t>Pedagogia</w:t>
+      </w:r>
+      <w:proofErr w:type="spellEnd"/>
+      <w:r>
+        <w:t xml:space="preserve">: </w:t>
+      </w:r>
+      <w:proofErr w:type="spellStart"/>
+      <w:r>
+        <w:t>Jurnal</w:t>
+      </w:r>
+      <w:proofErr w:type="spellEnd"/>
+      <w:r>
+        <w:t xml:space="preserve"> </w:t>
+      </w:r>
+      <w:proofErr w:type="spellStart"/>
+      <w:r>
+        <w:t>Pendidikan</w:t>
+      </w:r>
+      <w:proofErr w:type="spellEnd"/>
+      <w:r>
+        <w:t xml:space="preserve">, 13(1), 10–20. </w:t>
       </w:r>
       <w:hyperlink r:id="rId52" w:tgtFrame="_new" w:history="1">
         <w:r>
@@ -14080,7 +14651,7 @@
 </file>
 
 <file path=word/endnotes.xml><?xml version="1.0" encoding="utf-8"?>
-<w:endnotes xmlns:wpc="http://schemas.microsoft.com/office/word/2010/wordprocessingCanvas" xmlns:cx="http://schemas.microsoft.com/office/drawing/2014/chartex" xmlns:cx1="http://schemas.microsoft.com/office/drawing/2015/9/8/chartex" xmlns:cx2="http://schemas.microsoft.com/office/drawing/2015/10/21/chartex" xmlns:cx3="http://schemas.microsoft.com/office/drawing/2016/5/9/chartex" xmlns:cx4="http://schemas.microsoft.com/office/drawing/2016/5/10/chartex" xmlns:cx5="http://schemas.microsoft.com/office/drawing/2016/5/11/chartex" xmlns:cx6="http://schemas.microsoft.com/office/drawing/2016/5/12/chartex" xmlns:cx7="http://schemas.microsoft.com/office/drawing/2016/5/13/chartex" xmlns:cx8="http://schemas.microsoft.com/office/drawing/2016/5/14/chartex" xmlns:mc="http://schemas.openxmlformats.org/markup-compatibility/2006" xmlns:aink="http://schemas.microsoft.com/office/drawing/2016/ink" xmlns:am3d="http://schemas.microsoft.com/office/drawing/2017/model3d" xmlns:o="urn:schemas-microsoft-com:office:office" xmlns:oel="http://schemas.microsoft.com/office/2019/extlst" xmlns:r="http://schemas.openxmlformats.org/officeDocument/2006/relationships" xmlns:m="http://schemas.openxmlformats.org/officeDocument/2006/math" xmlns:v="urn:schemas-microsoft-com:vml" xmlns:wp14="http://schemas.microsoft.com/office/word/2010/wordprocessingDrawing" xmlns:wp="http://schemas.openxmlformats.org/drawingml/2006/wordprocessingDrawing" xmlns:w10="urn:schemas-microsoft-com:office:word" xmlns:w="http://schemas.openxmlformats.org/wordprocessingml/2006/main" xmlns:w14="http://schemas.microsoft.com/office/word/2010/wordml" xmlns:w15="http://schemas.microsoft.com/office/word/2012/wordml" xmlns:w16cex="http://schemas.microsoft.com/office/word/2018/wordml/cex" xmlns:w16cid="http://schemas.microsoft.com/office/word/2016/wordml/cid" xmlns:w16="http://schemas.microsoft.com/office/word/2018/wordml" xmlns:w16du="http://schemas.microsoft.com/office/word/2023/wordml/word16du" xmlns:w16sdtdh="http://schemas.microsoft.com/office/word/2020/wordml/sdtdatahash" xmlns:w16sdtfl="http://schemas.microsoft.com/office/word/2024/wordml/sdtformatlock" xmlns:w16se="http://schemas.microsoft.com/office/word/2015/wordml/symex" xmlns:wpg="http://schemas.microsoft.com/office/word/2010/wordprocessingGroup" xmlns:wpi="http://schemas.microsoft.com/office/word/2010/wordprocessingInk" xmlns:wne="http://schemas.microsoft.com/office/word/2006/wordml" xmlns:wps="http://schemas.microsoft.com/office/word/2010/wordprocessingShape" mc:Ignorable="w14 w15 w16se w16cid w16 w16cex w16sdtdh w16sdtfl w16du wp14">
+<w:endnotes xmlns:wpc="http://schemas.microsoft.com/office/word/2010/wordprocessingCanvas" xmlns:cx="http://schemas.microsoft.com/office/drawing/2014/chartex" xmlns:mc="http://schemas.openxmlformats.org/markup-compatibility/2006" xmlns:o="urn:schemas-microsoft-com:office:office" xmlns:r="http://schemas.openxmlformats.org/officeDocument/2006/relationships" xmlns:m="http://schemas.openxmlformats.org/officeDocument/2006/math" xmlns:v="urn:schemas-microsoft-com:vml" xmlns:wp14="http://schemas.microsoft.com/office/word/2010/wordprocessingDrawing" xmlns:wp="http://schemas.openxmlformats.org/drawingml/2006/wordprocessingDrawing" xmlns:w10="urn:schemas-microsoft-com:office:word" xmlns:w="http://schemas.openxmlformats.org/wordprocessingml/2006/main" xmlns:w14="http://schemas.microsoft.com/office/word/2010/wordml" xmlns:w15="http://schemas.microsoft.com/office/word/2012/wordml" xmlns:w16se="http://schemas.microsoft.com/office/word/2015/wordml/symex" xmlns:wpg="http://schemas.microsoft.com/office/word/2010/wordprocessingGroup" xmlns:wpi="http://schemas.microsoft.com/office/word/2010/wordprocessingInk" xmlns:wne="http://schemas.microsoft.com/office/word/2006/wordml" xmlns:wps="http://schemas.microsoft.com/office/word/2010/wordprocessingShape" mc:Ignorable="w14 w15 w16se wp14">
   <w:endnote w:type="separator" w:id="-1">
     <w:p>
       <w:pPr>
@@ -14105,7 +14676,7 @@
 </file>
 
 <file path=word/footnotes.xml><?xml version="1.0" encoding="utf-8"?>
-<w:footnotes xmlns:wpc="http://schemas.microsoft.com/office/word/2010/wordprocessingCanvas" xmlns:cx="http://schemas.microsoft.com/office/drawing/2014/chartex" xmlns:cx1="http://schemas.microsoft.com/office/drawing/2015/9/8/chartex" xmlns:cx2="http://schemas.microsoft.com/office/drawing/2015/10/21/chartex" xmlns:cx3="http://schemas.microsoft.com/office/drawing/2016/5/9/chartex" xmlns:cx4="http://schemas.microsoft.com/office/drawing/2016/5/10/chartex" xmlns:cx5="http://schemas.microsoft.com/office/drawing/2016/5/11/chartex" xmlns:cx6="http://schemas.microsoft.com/office/drawing/2016/5/12/chartex" xmlns:cx7="http://schemas.microsoft.com/office/drawing/2016/5/13/chartex" xmlns:cx8="http://schemas.microsoft.com/office/drawing/2016/5/14/chartex" xmlns:mc="http://schemas.openxmlformats.org/markup-compatibility/2006" xmlns:aink="http://schemas.microsoft.com/office/drawing/2016/ink" xmlns:am3d="http://schemas.microsoft.com/office/drawing/2017/model3d" xmlns:o="urn:schemas-microsoft-com:office:office" xmlns:oel="http://schemas.microsoft.com/office/2019/extlst" xmlns:r="http://schemas.openxmlformats.org/officeDocument/2006/relationships" xmlns:m="http://schemas.openxmlformats.org/officeDocument/2006/math" xmlns:v="urn:schemas-microsoft-com:vml" xmlns:wp14="http://schemas.microsoft.com/office/word/2010/wordprocessingDrawing" xmlns:wp="http://schemas.openxmlformats.org/drawingml/2006/wordprocessingDrawing" xmlns:w10="urn:schemas-microsoft-com:office:word" xmlns:w="http://schemas.openxmlformats.org/wordprocessingml/2006/main" xmlns:w14="http://schemas.microsoft.com/office/word/2010/wordml" xmlns:w15="http://schemas.microsoft.com/office/word/2012/wordml" xmlns:w16cex="http://schemas.microsoft.com/office/word/2018/wordml/cex" xmlns:w16cid="http://schemas.microsoft.com/office/word/2016/wordml/cid" xmlns:w16="http://schemas.microsoft.com/office/word/2018/wordml" xmlns:w16du="http://schemas.microsoft.com/office/word/2023/wordml/word16du" xmlns:w16sdtdh="http://schemas.microsoft.com/office/word/2020/wordml/sdtdatahash" xmlns:w16sdtfl="http://schemas.microsoft.com/office/word/2024/wordml/sdtformatlock" xmlns:w16se="http://schemas.microsoft.com/office/word/2015/wordml/symex" xmlns:wpg="http://schemas.microsoft.com/office/word/2010/wordprocessingGroup" xmlns:wpi="http://schemas.microsoft.com/office/word/2010/wordprocessingInk" xmlns:wne="http://schemas.microsoft.com/office/word/2006/wordml" xmlns:wps="http://schemas.microsoft.com/office/word/2010/wordprocessingShape" mc:Ignorable="w14 w15 w16se w16cid w16 w16cex w16sdtdh w16sdtfl w16du wp14">
+<w:footnotes xmlns:wpc="http://schemas.microsoft.com/office/word/2010/wordprocessingCanvas" xmlns:cx="http://schemas.microsoft.com/office/drawing/2014/chartex" xmlns:mc="http://schemas.openxmlformats.org/markup-compatibility/2006" xmlns:o="urn:schemas-microsoft-com:office:office" xmlns:r="http://schemas.openxmlformats.org/officeDocument/2006/relationships" xmlns:m="http://schemas.openxmlformats.org/officeDocument/2006/math" xmlns:v="urn:schemas-microsoft-com:vml" xmlns:wp14="http://schemas.microsoft.com/office/word/2010/wordprocessingDrawing" xmlns:wp="http://schemas.openxmlformats.org/drawingml/2006/wordprocessingDrawing" xmlns:w10="urn:schemas-microsoft-com:office:word" xmlns:w="http://schemas.openxmlformats.org/wordprocessingml/2006/main" xmlns:w14="http://schemas.microsoft.com/office/word/2010/wordml" xmlns:w15="http://schemas.microsoft.com/office/word/2012/wordml" xmlns:w16se="http://schemas.microsoft.com/office/word/2015/wordml/symex" xmlns:wpg="http://schemas.microsoft.com/office/word/2010/wordprocessingGroup" xmlns:wpi="http://schemas.microsoft.com/office/word/2010/wordprocessingInk" xmlns:wne="http://schemas.microsoft.com/office/word/2006/wordml" xmlns:wps="http://schemas.microsoft.com/office/word/2010/wordprocessingShape" mc:Ignorable="w14 w15 w16se wp14">
   <w:footnote w:type="separator" w:id="-1">
     <w:p>
       <w:pPr>
@@ -14130,7 +14701,7 @@
 </file>
 
 <file path=word/header1.xml><?xml version="1.0" encoding="utf-8"?>
-<w:hdr xmlns:wpc="http://schemas.microsoft.com/office/word/2010/wordprocessingCanvas" xmlns:cx="http://schemas.microsoft.com/office/drawing/2014/chartex" xmlns:cx1="http://schemas.microsoft.com/office/drawing/2015/9/8/chartex" xmlns:cx2="http://schemas.microsoft.com/office/drawing/2015/10/21/chartex" xmlns:cx3="http://schemas.microsoft.com/office/drawing/2016/5/9/chartex" xmlns:cx4="http://schemas.microsoft.com/office/drawing/2016/5/10/chartex" xmlns:cx5="http://schemas.microsoft.com/office/drawing/2016/5/11/chartex" xmlns:cx6="http://schemas.microsoft.com/office/drawing/2016/5/12/chartex" xmlns:cx7="http://schemas.microsoft.com/office/drawing/2016/5/13/chartex" xmlns:cx8="http://schemas.microsoft.com/office/drawing/2016/5/14/chartex" xmlns:mc="http://schemas.openxmlformats.org/markup-compatibility/2006" xmlns:aink="http://schemas.microsoft.com/office/drawing/2016/ink" xmlns:am3d="http://schemas.microsoft.com/office/drawing/2017/model3d" xmlns:o="urn:schemas-microsoft-com:office:office" xmlns:oel="http://schemas.microsoft.com/office/2019/extlst" xmlns:r="http://schemas.openxmlformats.org/officeDocument/2006/relationships" xmlns:m="http://schemas.openxmlformats.org/officeDocument/2006/math" xmlns:v="urn:schemas-microsoft-com:vml" xmlns:wp14="http://schemas.microsoft.com/office/word/2010/wordprocessingDrawing" xmlns:wp="http://schemas.openxmlformats.org/drawingml/2006/wordprocessingDrawing" xmlns:w10="urn:schemas-microsoft-com:office:word" xmlns:w="http://schemas.openxmlformats.org/wordprocessingml/2006/main" xmlns:w14="http://schemas.microsoft.com/office/word/2010/wordml" xmlns:w15="http://schemas.microsoft.com/office/word/2012/wordml" xmlns:w16cex="http://schemas.microsoft.com/office/word/2018/wordml/cex" xmlns:w16cid="http://schemas.microsoft.com/office/word/2016/wordml/cid" xmlns:w16="http://schemas.microsoft.com/office/word/2018/wordml" xmlns:w16du="http://schemas.microsoft.com/office/word/2023/wordml/word16du" xmlns:w16sdtdh="http://schemas.microsoft.com/office/word/2020/wordml/sdtdatahash" xmlns:w16sdtfl="http://schemas.microsoft.com/office/word/2024/wordml/sdtformatlock" xmlns:w16se="http://schemas.microsoft.com/office/word/2015/wordml/symex" xmlns:wpg="http://schemas.microsoft.com/office/word/2010/wordprocessingGroup" xmlns:wpi="http://schemas.microsoft.com/office/word/2010/wordprocessingInk" xmlns:wne="http://schemas.microsoft.com/office/word/2006/wordml" xmlns:wps="http://schemas.microsoft.com/office/word/2010/wordprocessingShape" mc:Ignorable="w14 w15 w16se w16cid w16 w16cex w16sdtdh w16sdtfl w16du wp14">
+<w:hdr xmlns:wpc="http://schemas.microsoft.com/office/word/2010/wordprocessingCanvas" xmlns:cx="http://schemas.microsoft.com/office/drawing/2014/chartex" xmlns:mc="http://schemas.openxmlformats.org/markup-compatibility/2006" xmlns:o="urn:schemas-microsoft-com:office:office" xmlns:r="http://schemas.openxmlformats.org/officeDocument/2006/relationships" xmlns:m="http://schemas.openxmlformats.org/officeDocument/2006/math" xmlns:v="urn:schemas-microsoft-com:vml" xmlns:wp14="http://schemas.microsoft.com/office/word/2010/wordprocessingDrawing" xmlns:wp="http://schemas.openxmlformats.org/drawingml/2006/wordprocessingDrawing" xmlns:w10="urn:schemas-microsoft-com:office:word" xmlns:w="http://schemas.openxmlformats.org/wordprocessingml/2006/main" xmlns:w14="http://schemas.microsoft.com/office/word/2010/wordml" xmlns:w15="http://schemas.microsoft.com/office/word/2012/wordml" xmlns:w16se="http://schemas.microsoft.com/office/word/2015/wordml/symex" xmlns:wpg="http://schemas.microsoft.com/office/word/2010/wordprocessingGroup" xmlns:wpi="http://schemas.microsoft.com/office/word/2010/wordprocessingInk" xmlns:wne="http://schemas.microsoft.com/office/word/2006/wordml" xmlns:wps="http://schemas.microsoft.com/office/word/2010/wordprocessingShape" mc:Ignorable="w14 w15 w16se wp14">
   <w:sdt>
     <w:sdtPr>
       <w:id w:val="1854984620"/>
@@ -14163,7 +14734,7 @@
           <w:rPr>
             <w:noProof/>
           </w:rPr>
-          <w:t>7</w:t>
+          <w:t>70</w:t>
         </w:r>
         <w:r>
           <w:rPr>
@@ -14188,7 +14759,7 @@
 </file>
 
 <file path=word/header2.xml><?xml version="1.0" encoding="utf-8"?>
-<w:hdr xmlns:wpc="http://schemas.microsoft.com/office/word/2010/wordprocessingCanvas" xmlns:cx="http://schemas.microsoft.com/office/drawing/2014/chartex" xmlns:cx1="http://schemas.microsoft.com/office/drawing/2015/9/8/chartex" xmlns:cx2="http://schemas.microsoft.com/office/drawing/2015/10/21/chartex" xmlns:cx3="http://schemas.microsoft.com/office/drawing/2016/5/9/chartex" xmlns:cx4="http://schemas.microsoft.com/office/drawing/2016/5/10/chartex" xmlns:cx5="http://schemas.microsoft.com/office/drawing/2016/5/11/chartex" xmlns:cx6="http://schemas.microsoft.com/office/drawing/2016/5/12/chartex" xmlns:cx7="http://schemas.microsoft.com/office/drawing/2016/5/13/chartex" xmlns:cx8="http://schemas.microsoft.com/office/drawing/2016/5/14/chartex" xmlns:mc="http://schemas.openxmlformats.org/markup-compatibility/2006" xmlns:aink="http://schemas.microsoft.com/office/drawing/2016/ink" xmlns:am3d="http://schemas.microsoft.com/office/drawing/2017/model3d" xmlns:o="urn:schemas-microsoft-com:office:office" xmlns:oel="http://schemas.microsoft.com/office/2019/extlst" xmlns:r="http://schemas.openxmlformats.org/officeDocument/2006/relationships" xmlns:m="http://schemas.openxmlformats.org/officeDocument/2006/math" xmlns:v="urn:schemas-microsoft-com:vml" xmlns:wp14="http://schemas.microsoft.com/office/word/2010/wordprocessingDrawing" xmlns:wp="http://schemas.openxmlformats.org/drawingml/2006/wordprocessingDrawing" xmlns:w10="urn:schemas-microsoft-com:office:word" xmlns:w="http://schemas.openxmlformats.org/wordprocessingml/2006/main" xmlns:w14="http://schemas.microsoft.com/office/word/2010/wordml" xmlns:w15="http://schemas.microsoft.com/office/word/2012/wordml" xmlns:w16cex="http://schemas.microsoft.com/office/word/2018/wordml/cex" xmlns:w16cid="http://schemas.microsoft.com/office/word/2016/wordml/cid" xmlns:w16="http://schemas.microsoft.com/office/word/2018/wordml" xmlns:w16du="http://schemas.microsoft.com/office/word/2023/wordml/word16du" xmlns:w16sdtdh="http://schemas.microsoft.com/office/word/2020/wordml/sdtdatahash" xmlns:w16sdtfl="http://schemas.microsoft.com/office/word/2024/wordml/sdtformatlock" xmlns:w16se="http://schemas.microsoft.com/office/word/2015/wordml/symex" xmlns:wpg="http://schemas.microsoft.com/office/word/2010/wordprocessingGroup" xmlns:wpi="http://schemas.microsoft.com/office/word/2010/wordprocessingInk" xmlns:wne="http://schemas.microsoft.com/office/word/2006/wordml" xmlns:wps="http://schemas.microsoft.com/office/word/2010/wordprocessingShape" mc:Ignorable="w14 w15 w16se w16cid w16 w16cex w16sdtdh w16sdtfl w16du wp14">
+<w:hdr xmlns:wpc="http://schemas.microsoft.com/office/word/2010/wordprocessingCanvas" xmlns:cx="http://schemas.microsoft.com/office/drawing/2014/chartex" xmlns:mc="http://schemas.openxmlformats.org/markup-compatibility/2006" xmlns:o="urn:schemas-microsoft-com:office:office" xmlns:r="http://schemas.openxmlformats.org/officeDocument/2006/relationships" xmlns:m="http://schemas.openxmlformats.org/officeDocument/2006/math" xmlns:v="urn:schemas-microsoft-com:vml" xmlns:wp14="http://schemas.microsoft.com/office/word/2010/wordprocessingDrawing" xmlns:wp="http://schemas.openxmlformats.org/drawingml/2006/wordprocessingDrawing" xmlns:w10="urn:schemas-microsoft-com:office:word" xmlns:w="http://schemas.openxmlformats.org/wordprocessingml/2006/main" xmlns:w14="http://schemas.microsoft.com/office/word/2010/wordml" xmlns:w15="http://schemas.microsoft.com/office/word/2012/wordml" xmlns:w16se="http://schemas.microsoft.com/office/word/2015/wordml/symex" xmlns:wpg="http://schemas.microsoft.com/office/word/2010/wordprocessingGroup" xmlns:wpi="http://schemas.microsoft.com/office/word/2010/wordprocessingInk" xmlns:wne="http://schemas.microsoft.com/office/word/2006/wordml" xmlns:wps="http://schemas.microsoft.com/office/word/2010/wordprocessingShape" mc:Ignorable="w14 w15 w16se wp14">
   <w:p>
     <w:pPr>
       <w:pStyle w:val="Header"/>
@@ -14204,7 +14775,7 @@
 </file>
 
 <file path=word/header3.xml><?xml version="1.0" encoding="utf-8"?>
-<w:hdr xmlns:wpc="http://schemas.microsoft.com/office/word/2010/wordprocessingCanvas" xmlns:cx="http://schemas.microsoft.com/office/drawing/2014/chartex" xmlns:cx1="http://schemas.microsoft.com/office/drawing/2015/9/8/chartex" xmlns:cx2="http://schemas.microsoft.com/office/drawing/2015/10/21/chartex" xmlns:cx3="http://schemas.microsoft.com/office/drawing/2016/5/9/chartex" xmlns:cx4="http://schemas.microsoft.com/office/drawing/2016/5/10/chartex" xmlns:cx5="http://schemas.microsoft.com/office/drawing/2016/5/11/chartex" xmlns:cx6="http://schemas.microsoft.com/office/drawing/2016/5/12/chartex" xmlns:cx7="http://schemas.microsoft.com/office/drawing/2016/5/13/chartex" xmlns:cx8="http://schemas.microsoft.com/office/drawing/2016/5/14/chartex" xmlns:mc="http://schemas.openxmlformats.org/markup-compatibility/2006" xmlns:aink="http://schemas.microsoft.com/office/drawing/2016/ink" xmlns:am3d="http://schemas.microsoft.com/office/drawing/2017/model3d" xmlns:o="urn:schemas-microsoft-com:office:office" xmlns:oel="http://schemas.microsoft.com/office/2019/extlst" xmlns:r="http://schemas.openxmlformats.org/officeDocument/2006/relationships" xmlns:m="http://schemas.openxmlformats.org/officeDocument/2006/math" xmlns:v="urn:schemas-microsoft-com:vml" xmlns:wp14="http://schemas.microsoft.com/office/word/2010/wordprocessingDrawing" xmlns:wp="http://schemas.openxmlformats.org/drawingml/2006/wordprocessingDrawing" xmlns:w10="urn:schemas-microsoft-com:office:word" xmlns:w="http://schemas.openxmlformats.org/wordprocessingml/2006/main" xmlns:w14="http://schemas.microsoft.com/office/word/2010/wordml" xmlns:w15="http://schemas.microsoft.com/office/word/2012/wordml" xmlns:w16cex="http://schemas.microsoft.com/office/word/2018/wordml/cex" xmlns:w16cid="http://schemas.microsoft.com/office/word/2016/wordml/cid" xmlns:w16="http://schemas.microsoft.com/office/word/2018/wordml" xmlns:w16du="http://schemas.microsoft.com/office/word/2023/wordml/word16du" xmlns:w16sdtdh="http://schemas.microsoft.com/office/word/2020/wordml/sdtdatahash" xmlns:w16sdtfl="http://schemas.microsoft.com/office/word/2024/wordml/sdtformatlock" xmlns:w16se="http://schemas.microsoft.com/office/word/2015/wordml/symex" xmlns:wpg="http://schemas.microsoft.com/office/word/2010/wordprocessingGroup" xmlns:wpi="http://schemas.microsoft.com/office/word/2010/wordprocessingInk" xmlns:wne="http://schemas.microsoft.com/office/word/2006/wordml" xmlns:wps="http://schemas.microsoft.com/office/word/2010/wordprocessingShape" mc:Ignorable="w14 w15 w16se w16cid w16 w16cex w16sdtdh w16sdtfl w16du wp14">
+<w:hdr xmlns:wpc="http://schemas.microsoft.com/office/word/2010/wordprocessingCanvas" xmlns:cx="http://schemas.microsoft.com/office/drawing/2014/chartex" xmlns:mc="http://schemas.openxmlformats.org/markup-compatibility/2006" xmlns:o="urn:schemas-microsoft-com:office:office" xmlns:r="http://schemas.openxmlformats.org/officeDocument/2006/relationships" xmlns:m="http://schemas.openxmlformats.org/officeDocument/2006/math" xmlns:v="urn:schemas-microsoft-com:vml" xmlns:wp14="http://schemas.microsoft.com/office/word/2010/wordprocessingDrawing" xmlns:wp="http://schemas.openxmlformats.org/drawingml/2006/wordprocessingDrawing" xmlns:w10="urn:schemas-microsoft-com:office:word" xmlns:w="http://schemas.openxmlformats.org/wordprocessingml/2006/main" xmlns:w14="http://schemas.microsoft.com/office/word/2010/wordml" xmlns:w15="http://schemas.microsoft.com/office/word/2012/wordml" xmlns:w16se="http://schemas.microsoft.com/office/word/2015/wordml/symex" xmlns:wpg="http://schemas.microsoft.com/office/word/2010/wordprocessingGroup" xmlns:wpi="http://schemas.microsoft.com/office/word/2010/wordprocessingInk" xmlns:wne="http://schemas.microsoft.com/office/word/2006/wordml" xmlns:wps="http://schemas.microsoft.com/office/word/2010/wordprocessingShape" mc:Ignorable="w14 w15 w16se wp14">
   <w:p>
     <w:pPr>
       <w:pStyle w:val="Header"/>
@@ -14224,7 +14795,7 @@
 </file>
 
 <file path=word/header4.xml><?xml version="1.0" encoding="utf-8"?>
-<w:hdr xmlns:wpc="http://schemas.microsoft.com/office/word/2010/wordprocessingCanvas" xmlns:cx="http://schemas.microsoft.com/office/drawing/2014/chartex" xmlns:cx1="http://schemas.microsoft.com/office/drawing/2015/9/8/chartex" xmlns:cx2="http://schemas.microsoft.com/office/drawing/2015/10/21/chartex" xmlns:cx3="http://schemas.microsoft.com/office/drawing/2016/5/9/chartex" xmlns:cx4="http://schemas.microsoft.com/office/drawing/2016/5/10/chartex" xmlns:cx5="http://schemas.microsoft.com/office/drawing/2016/5/11/chartex" xmlns:cx6="http://schemas.microsoft.com/office/drawing/2016/5/12/chartex" xmlns:cx7="http://schemas.microsoft.com/office/drawing/2016/5/13/chartex" xmlns:cx8="http://schemas.microsoft.com/office/drawing/2016/5/14/chartex" xmlns:mc="http://schemas.openxmlformats.org/markup-compatibility/2006" xmlns:aink="http://schemas.microsoft.com/office/drawing/2016/ink" xmlns:am3d="http://schemas.microsoft.com/office/drawing/2017/model3d" xmlns:o="urn:schemas-microsoft-com:office:office" xmlns:oel="http://schemas.microsoft.com/office/2019/extlst" xmlns:r="http://schemas.openxmlformats.org/officeDocument/2006/relationships" xmlns:m="http://schemas.openxmlformats.org/officeDocument/2006/math" xmlns:v="urn:schemas-microsoft-com:vml" xmlns:wp14="http://schemas.microsoft.com/office/word/2010/wordprocessingDrawing" xmlns:wp="http://schemas.openxmlformats.org/drawingml/2006/wordprocessingDrawing" xmlns:w10="urn:schemas-microsoft-com:office:word" xmlns:w="http://schemas.openxmlformats.org/wordprocessingml/2006/main" xmlns:w14="http://schemas.microsoft.com/office/word/2010/wordml" xmlns:w15="http://schemas.microsoft.com/office/word/2012/wordml" xmlns:w16cex="http://schemas.microsoft.com/office/word/2018/wordml/cex" xmlns:w16cid="http://schemas.microsoft.com/office/word/2016/wordml/cid" xmlns:w16="http://schemas.microsoft.com/office/word/2018/wordml" xmlns:w16du="http://schemas.microsoft.com/office/word/2023/wordml/word16du" xmlns:w16sdtdh="http://schemas.microsoft.com/office/word/2020/wordml/sdtdatahash" xmlns:w16sdtfl="http://schemas.microsoft.com/office/word/2024/wordml/sdtformatlock" xmlns:w16se="http://schemas.microsoft.com/office/word/2015/wordml/symex" xmlns:wpg="http://schemas.microsoft.com/office/word/2010/wordprocessingGroup" xmlns:wpi="http://schemas.microsoft.com/office/word/2010/wordprocessingInk" xmlns:wne="http://schemas.microsoft.com/office/word/2006/wordml" xmlns:wps="http://schemas.microsoft.com/office/word/2010/wordprocessingShape" mc:Ignorable="w14 w15 w16se w16cid w16 w16cex w16sdtdh w16sdtfl w16du wp14">
+<w:hdr xmlns:wpc="http://schemas.microsoft.com/office/word/2010/wordprocessingCanvas" xmlns:cx="http://schemas.microsoft.com/office/drawing/2014/chartex" xmlns:mc="http://schemas.openxmlformats.org/markup-compatibility/2006" xmlns:o="urn:schemas-microsoft-com:office:office" xmlns:r="http://schemas.openxmlformats.org/officeDocument/2006/relationships" xmlns:m="http://schemas.openxmlformats.org/officeDocument/2006/math" xmlns:v="urn:schemas-microsoft-com:vml" xmlns:wp14="http://schemas.microsoft.com/office/word/2010/wordprocessingDrawing" xmlns:wp="http://schemas.openxmlformats.org/drawingml/2006/wordprocessingDrawing" xmlns:w10="urn:schemas-microsoft-com:office:word" xmlns:w="http://schemas.openxmlformats.org/wordprocessingml/2006/main" xmlns:w14="http://schemas.microsoft.com/office/word/2010/wordml" xmlns:w15="http://schemas.microsoft.com/office/word/2012/wordml" xmlns:w16se="http://schemas.microsoft.com/office/word/2015/wordml/symex" xmlns:wpg="http://schemas.microsoft.com/office/word/2010/wordprocessingGroup" xmlns:wpi="http://schemas.microsoft.com/office/word/2010/wordprocessingInk" xmlns:wne="http://schemas.microsoft.com/office/word/2006/wordml" xmlns:wps="http://schemas.microsoft.com/office/word/2010/wordprocessingShape" mc:Ignorable="w14 w15 w16se wp14">
   <w:p>
     <w:pPr>
       <w:pStyle w:val="Header"/>
@@ -14244,7 +14815,7 @@
 </file>
 
 <file path=word/header5.xml><?xml version="1.0" encoding="utf-8"?>
-<w:hdr xmlns:wpc="http://schemas.microsoft.com/office/word/2010/wordprocessingCanvas" xmlns:cx="http://schemas.microsoft.com/office/drawing/2014/chartex" xmlns:cx1="http://schemas.microsoft.com/office/drawing/2015/9/8/chartex" xmlns:cx2="http://schemas.microsoft.com/office/drawing/2015/10/21/chartex" xmlns:cx3="http://schemas.microsoft.com/office/drawing/2016/5/9/chartex" xmlns:cx4="http://schemas.microsoft.com/office/drawing/2016/5/10/chartex" xmlns:cx5="http://schemas.microsoft.com/office/drawing/2016/5/11/chartex" xmlns:cx6="http://schemas.microsoft.com/office/drawing/2016/5/12/chartex" xmlns:cx7="http://schemas.microsoft.com/office/drawing/2016/5/13/chartex" xmlns:cx8="http://schemas.microsoft.com/office/drawing/2016/5/14/chartex" xmlns:mc="http://schemas.openxmlformats.org/markup-compatibility/2006" xmlns:aink="http://schemas.microsoft.com/office/drawing/2016/ink" xmlns:am3d="http://schemas.microsoft.com/office/drawing/2017/model3d" xmlns:o="urn:schemas-microsoft-com:office:office" xmlns:oel="http://schemas.microsoft.com/office/2019/extlst" xmlns:r="http://schemas.openxmlformats.org/officeDocument/2006/relationships" xmlns:m="http://schemas.openxmlformats.org/officeDocument/2006/math" xmlns:v="urn:schemas-microsoft-com:vml" xmlns:wp14="http://schemas.microsoft.com/office/word/2010/wordprocessingDrawing" xmlns:wp="http://schemas.openxmlformats.org/drawingml/2006/wordprocessingDrawing" xmlns:w10="urn:schemas-microsoft-com:office:word" xmlns:w="http://schemas.openxmlformats.org/wordprocessingml/2006/main" xmlns:w14="http://schemas.microsoft.com/office/word/2010/wordml" xmlns:w15="http://schemas.microsoft.com/office/word/2012/wordml" xmlns:w16cex="http://schemas.microsoft.com/office/word/2018/wordml/cex" xmlns:w16cid="http://schemas.microsoft.com/office/word/2016/wordml/cid" xmlns:w16="http://schemas.microsoft.com/office/word/2018/wordml" xmlns:w16du="http://schemas.microsoft.com/office/word/2023/wordml/word16du" xmlns:w16sdtdh="http://schemas.microsoft.com/office/word/2020/wordml/sdtdatahash" xmlns:w16sdtfl="http://schemas.microsoft.com/office/word/2024/wordml/sdtformatlock" xmlns:w16se="http://schemas.microsoft.com/office/word/2015/wordml/symex" xmlns:wpg="http://schemas.microsoft.com/office/word/2010/wordprocessingGroup" xmlns:wpi="http://schemas.microsoft.com/office/word/2010/wordprocessingInk" xmlns:wne="http://schemas.microsoft.com/office/word/2006/wordml" xmlns:wps="http://schemas.microsoft.com/office/word/2010/wordprocessingShape" mc:Ignorable="w14 w15 w16se w16cid w16 w16cex w16sdtdh w16sdtfl w16du wp14">
+<w:hdr xmlns:wpc="http://schemas.microsoft.com/office/word/2010/wordprocessingCanvas" xmlns:cx="http://schemas.microsoft.com/office/drawing/2014/chartex" xmlns:mc="http://schemas.openxmlformats.org/markup-compatibility/2006" xmlns:o="urn:schemas-microsoft-com:office:office" xmlns:r="http://schemas.openxmlformats.org/officeDocument/2006/relationships" xmlns:m="http://schemas.openxmlformats.org/officeDocument/2006/math" xmlns:v="urn:schemas-microsoft-com:vml" xmlns:wp14="http://schemas.microsoft.com/office/word/2010/wordprocessingDrawing" xmlns:wp="http://schemas.openxmlformats.org/drawingml/2006/wordprocessingDrawing" xmlns:w10="urn:schemas-microsoft-com:office:word" xmlns:w="http://schemas.openxmlformats.org/wordprocessingml/2006/main" xmlns:w14="http://schemas.microsoft.com/office/word/2010/wordml" xmlns:w15="http://schemas.microsoft.com/office/word/2012/wordml" xmlns:w16se="http://schemas.microsoft.com/office/word/2015/wordml/symex" xmlns:wpg="http://schemas.microsoft.com/office/word/2010/wordprocessingGroup" xmlns:wpi="http://schemas.microsoft.com/office/word/2010/wordprocessingInk" xmlns:wne="http://schemas.microsoft.com/office/word/2006/wordml" xmlns:wps="http://schemas.microsoft.com/office/word/2010/wordprocessingShape" mc:Ignorable="w14 w15 w16se wp14">
   <w:p>
     <w:pPr>
       <w:pStyle w:val="Header"/>
@@ -14264,7 +14835,7 @@
 </file>
 
 <file path=word/numbering.xml><?xml version="1.0" encoding="utf-8"?>
-<w:numbering xmlns:wpc="http://schemas.microsoft.com/office/word/2010/wordprocessingCanvas" xmlns:cx="http://schemas.microsoft.com/office/drawing/2014/chartex" xmlns:cx1="http://schemas.microsoft.com/office/drawing/2015/9/8/chartex" xmlns:cx2="http://schemas.microsoft.com/office/drawing/2015/10/21/chartex" xmlns:cx3="http://schemas.microsoft.com/office/drawing/2016/5/9/chartex" xmlns:cx4="http://schemas.microsoft.com/office/drawing/2016/5/10/chartex" xmlns:cx5="http://schemas.microsoft.com/office/drawing/2016/5/11/chartex" xmlns:cx6="http://schemas.microsoft.com/office/drawing/2016/5/12/chartex" xmlns:cx7="http://schemas.microsoft.com/office/drawing/2016/5/13/chartex" xmlns:cx8="http://schemas.microsoft.com/office/drawing/2016/5/14/chartex" xmlns:mc="http://schemas.openxmlformats.org/markup-compatibility/2006" xmlns:aink="http://schemas.microsoft.com/office/drawing/2016/ink" xmlns:am3d="http://schemas.microsoft.com/office/drawing/2017/model3d" xmlns:o="urn:schemas-microsoft-com:office:office" xmlns:oel="http://schemas.microsoft.com/office/2019/extlst" xmlns:r="http://schemas.openxmlformats.org/officeDocument/2006/relationships" xmlns:m="http://schemas.openxmlformats.org/officeDocument/2006/math" xmlns:v="urn:schemas-microsoft-com:vml" xmlns:wp14="http://schemas.microsoft.com/office/word/2010/wordprocessingDrawing" xmlns:wp="http://schemas.openxmlformats.org/drawingml/2006/wordprocessingDrawing" xmlns:w10="urn:schemas-microsoft-com:office:word" xmlns:w="http://schemas.openxmlformats.org/wordprocessingml/2006/main" xmlns:w14="http://schemas.microsoft.com/office/word/2010/wordml" xmlns:w15="http://schemas.microsoft.com/office/word/2012/wordml" xmlns:w16cex="http://schemas.microsoft.com/office/word/2018/wordml/cex" xmlns:w16cid="http://schemas.microsoft.com/office/word/2016/wordml/cid" xmlns:w16="http://schemas.microsoft.com/office/word/2018/wordml" xmlns:w16du="http://schemas.microsoft.com/office/word/2023/wordml/word16du" xmlns:w16sdtdh="http://schemas.microsoft.com/office/word/2020/wordml/sdtdatahash" xmlns:w16sdtfl="http://schemas.microsoft.com/office/word/2024/wordml/sdtformatlock" xmlns:w16se="http://schemas.microsoft.com/office/word/2015/wordml/symex" xmlns:wpg="http://schemas.microsoft.com/office/word/2010/wordprocessingGroup" xmlns:wpi="http://schemas.microsoft.com/office/word/2010/wordprocessingInk" xmlns:wne="http://schemas.microsoft.com/office/word/2006/wordml" xmlns:wps="http://schemas.microsoft.com/office/word/2010/wordprocessingShape" mc:Ignorable="w14 w15 w16se w16cid w16 w16cex w16sdtdh w16sdtfl w16du wp14">
+<w:numbering xmlns:wpc="http://schemas.microsoft.com/office/word/2010/wordprocessingCanvas" xmlns:cx="http://schemas.microsoft.com/office/drawing/2014/chartex" xmlns:mc="http://schemas.openxmlformats.org/markup-compatibility/2006" xmlns:o="urn:schemas-microsoft-com:office:office" xmlns:r="http://schemas.openxmlformats.org/officeDocument/2006/relationships" xmlns:m="http://schemas.openxmlformats.org/officeDocument/2006/math" xmlns:v="urn:schemas-microsoft-com:vml" xmlns:wp14="http://schemas.microsoft.com/office/word/2010/wordprocessingDrawing" xmlns:wp="http://schemas.openxmlformats.org/drawingml/2006/wordprocessingDrawing" xmlns:w10="urn:schemas-microsoft-com:office:word" xmlns:w="http://schemas.openxmlformats.org/wordprocessingml/2006/main" xmlns:w14="http://schemas.microsoft.com/office/word/2010/wordml" xmlns:w15="http://schemas.microsoft.com/office/word/2012/wordml" xmlns:w16se="http://schemas.microsoft.com/office/word/2015/wordml/symex" xmlns:wpg="http://schemas.microsoft.com/office/word/2010/wordprocessingGroup" xmlns:wpi="http://schemas.microsoft.com/office/word/2010/wordprocessingInk" xmlns:wne="http://schemas.microsoft.com/office/word/2006/wordml" xmlns:wps="http://schemas.microsoft.com/office/word/2010/wordprocessingShape" mc:Ignorable="w14 w15 w16se wp14">
   <w:abstractNum w:abstractNumId="0" w15:restartNumberingAfterBreak="0">
     <w:nsid w:val="005F702D"/>
     <w:multiLevelType w:val="hybridMultilevel"/>
@@ -16347,40 +16918,40 @@
       </w:pPr>
     </w:lvl>
   </w:abstractNum>
-  <w:num w:numId="1" w16cid:durableId="1514417398">
+  <w:num w:numId="1">
     <w:abstractNumId w:val="13"/>
   </w:num>
-  <w:num w:numId="2" w16cid:durableId="1873225571">
+  <w:num w:numId="2">
     <w:abstractNumId w:val="17"/>
   </w:num>
-  <w:num w:numId="3" w16cid:durableId="1330911597">
+  <w:num w:numId="3">
     <w:abstractNumId w:val="5"/>
   </w:num>
-  <w:num w:numId="4" w16cid:durableId="509217674">
+  <w:num w:numId="4">
     <w:abstractNumId w:val="15"/>
   </w:num>
-  <w:num w:numId="5" w16cid:durableId="691151055">
+  <w:num w:numId="5">
     <w:abstractNumId w:val="18"/>
   </w:num>
-  <w:num w:numId="6" w16cid:durableId="917323468">
+  <w:num w:numId="6">
     <w:abstractNumId w:val="21"/>
   </w:num>
-  <w:num w:numId="7" w16cid:durableId="1727604891">
+  <w:num w:numId="7">
     <w:abstractNumId w:val="9"/>
   </w:num>
-  <w:num w:numId="8" w16cid:durableId="230387148">
+  <w:num w:numId="8">
     <w:abstractNumId w:val="11"/>
   </w:num>
-  <w:num w:numId="9" w16cid:durableId="1118915686">
+  <w:num w:numId="9">
     <w:abstractNumId w:val="19"/>
   </w:num>
-  <w:num w:numId="10" w16cid:durableId="702824937">
+  <w:num w:numId="10">
     <w:abstractNumId w:val="3"/>
   </w:num>
-  <w:num w:numId="11" w16cid:durableId="1102845511">
+  <w:num w:numId="11">
     <w:abstractNumId w:val="7"/>
   </w:num>
-  <w:num w:numId="12" w16cid:durableId="1191067210">
+  <w:num w:numId="12">
     <w:abstractNumId w:val="10"/>
     <w:lvlOverride w:ilvl="0">
       <w:startOverride w:val="1"/>
@@ -16410,7 +16981,7 @@
       <w:startOverride w:val="1"/>
     </w:lvlOverride>
   </w:num>
-  <w:num w:numId="13" w16cid:durableId="1706102262">
+  <w:num w:numId="13">
     <w:abstractNumId w:val="8"/>
     <w:lvlOverride w:ilvl="0">
       <w:startOverride w:val="1"/>
@@ -16440,7 +17011,7 @@
       <w:startOverride w:val="1"/>
     </w:lvlOverride>
   </w:num>
-  <w:num w:numId="14" w16cid:durableId="402994851">
+  <w:num w:numId="14">
     <w:abstractNumId w:val="12"/>
     <w:lvlOverride w:ilvl="0">
       <w:startOverride w:val="1"/>
@@ -16470,7 +17041,7 @@
       <w:startOverride w:val="1"/>
     </w:lvlOverride>
   </w:num>
-  <w:num w:numId="15" w16cid:durableId="1614896757">
+  <w:num w:numId="15">
     <w:abstractNumId w:val="1"/>
     <w:lvlOverride w:ilvl="0">
       <w:startOverride w:val="1"/>
@@ -16500,10 +17071,10 @@
       <w:startOverride w:val="1"/>
     </w:lvlOverride>
   </w:num>
-  <w:num w:numId="16" w16cid:durableId="1651058233">
+  <w:num w:numId="16">
     <w:abstractNumId w:val="14"/>
   </w:num>
-  <w:num w:numId="17" w16cid:durableId="1566136596">
+  <w:num w:numId="17">
     <w:abstractNumId w:val="0"/>
     <w:lvlOverride w:ilvl="0">
       <w:startOverride w:val="1"/>
@@ -16533,7 +17104,7 @@
       <w:startOverride w:val="1"/>
     </w:lvlOverride>
   </w:num>
-  <w:num w:numId="18" w16cid:durableId="7299415">
+  <w:num w:numId="18">
     <w:abstractNumId w:val="6"/>
     <w:lvlOverride w:ilvl="0">
       <w:startOverride w:val="1"/>
@@ -16563,29 +17134,29 @@
       <w:startOverride w:val="1"/>
     </w:lvlOverride>
   </w:num>
-  <w:num w:numId="19" w16cid:durableId="912282199">
+  <w:num w:numId="19">
     <w:abstractNumId w:val="0"/>
   </w:num>
-  <w:num w:numId="20" w16cid:durableId="741369721">
+  <w:num w:numId="20">
     <w:abstractNumId w:val="10"/>
   </w:num>
-  <w:num w:numId="21" w16cid:durableId="259025416">
+  <w:num w:numId="21">
     <w:abstractNumId w:val="2"/>
   </w:num>
-  <w:num w:numId="22" w16cid:durableId="445659557">
+  <w:num w:numId="22">
     <w:abstractNumId w:val="16"/>
   </w:num>
-  <w:num w:numId="23" w16cid:durableId="589629071">
+  <w:num w:numId="23">
     <w:abstractNumId w:val="20"/>
   </w:num>
-  <w:num w:numId="24" w16cid:durableId="1885629233">
+  <w:num w:numId="24">
     <w:abstractNumId w:val="4"/>
   </w:num>
 </w:numbering>
 </file>
 
 <file path=word/styles.xml><?xml version="1.0" encoding="utf-8"?>
-<w:styles xmlns:mc="http://schemas.openxmlformats.org/markup-compatibility/2006" xmlns:r="http://schemas.openxmlformats.org/officeDocument/2006/relationships" xmlns:w="http://schemas.openxmlformats.org/wordprocessingml/2006/main" xmlns:w14="http://schemas.microsoft.com/office/word/2010/wordml" xmlns:w15="http://schemas.microsoft.com/office/word/2012/wordml" xmlns:w16cex="http://schemas.microsoft.com/office/word/2018/wordml/cex" xmlns:w16cid="http://schemas.microsoft.com/office/word/2016/wordml/cid" xmlns:w16="http://schemas.microsoft.com/office/word/2018/wordml" xmlns:w16du="http://schemas.microsoft.com/office/word/2023/wordml/word16du" xmlns:w16sdtdh="http://schemas.microsoft.com/office/word/2020/wordml/sdtdatahash" xmlns:w16sdtfl="http://schemas.microsoft.com/office/word/2024/wordml/sdtformatlock" xmlns:w16se="http://schemas.microsoft.com/office/word/2015/wordml/symex" mc:Ignorable="w14 w15 w16se w16cid w16 w16cex w16sdtdh w16sdtfl w16du">
+<w:styles xmlns:mc="http://schemas.openxmlformats.org/markup-compatibility/2006" xmlns:r="http://schemas.openxmlformats.org/officeDocument/2006/relationships" xmlns:w="http://schemas.openxmlformats.org/wordprocessingml/2006/main" xmlns:w14="http://schemas.microsoft.com/office/word/2010/wordml" xmlns:w15="http://schemas.microsoft.com/office/word/2012/wordml" xmlns:w16se="http://schemas.microsoft.com/office/word/2015/wordml/symex" mc:Ignorable="w14 w15 w16se">
   <w:docDefaults>
     <w:rPrDefault>
       <w:rPr>
@@ -16600,7 +17171,7 @@
       </w:pPr>
     </w:pPrDefault>
   </w:docDefaults>
-  <w:latentStyles w:defLockedState="0" w:defUIPriority="99" w:defSemiHidden="0" w:defUnhideWhenUsed="0" w:defQFormat="0" w:count="376">
+  <w:latentStyles w:defLockedState="0" w:defUIPriority="99" w:defSemiHidden="0" w:defUnhideWhenUsed="0" w:defQFormat="0" w:count="371">
     <w:lsdException w:name="Normal" w:uiPriority="0" w:qFormat="1"/>
     <w:lsdException w:name="heading 1" w:uiPriority="9" w:qFormat="1"/>
     <w:lsdException w:name="heading 2" w:semiHidden="1" w:uiPriority="9" w:unhideWhenUsed="1" w:qFormat="1"/>
@@ -16972,11 +17543,6 @@
     <w:lsdException w:name="List Table 5 Dark Accent 6" w:uiPriority="50"/>
     <w:lsdException w:name="List Table 6 Colorful Accent 6" w:uiPriority="51"/>
     <w:lsdException w:name="List Table 7 Colorful Accent 6" w:uiPriority="52"/>
-    <w:lsdException w:name="Mention" w:semiHidden="1" w:unhideWhenUsed="1"/>
-    <w:lsdException w:name="Smart Hyperlink" w:semiHidden="1" w:unhideWhenUsed="1"/>
-    <w:lsdException w:name="Hashtag" w:semiHidden="1" w:unhideWhenUsed="1"/>
-    <w:lsdException w:name="Unresolved Mention" w:semiHidden="1" w:unhideWhenUsed="1"/>
-    <w:lsdException w:name="Smart Link" w:semiHidden="1" w:unhideWhenUsed="1"/>
   </w:latentStyles>
   <w:style w:type="paragraph" w:default="1" w:styleId="Normal">
     <w:name w:val="Normal"/>
@@ -17058,6 +17624,7 @@
   <w:style w:type="character" w:default="1" w:styleId="DefaultParagraphFont">
     <w:name w:val="Default Paragraph Font"/>
     <w:uiPriority w:val="1"/>
+    <w:semiHidden/>
     <w:unhideWhenUsed/>
   </w:style>
   <w:style w:type="table" w:default="1" w:styleId="TableNormal">
@@ -17349,7 +17916,7 @@
       <w:szCs w:val="21"/>
     </w:rPr>
   </w:style>
-  <w:style w:type="character" w:styleId="UnresolvedMention">
+  <w:style w:type="character" w:customStyle="1" w:styleId="UnresolvedMention">
     <w:name w:val="Unresolved Mention"/>
     <w:basedOn w:val="DefaultParagraphFont"/>
     <w:uiPriority w:val="99"/>
@@ -17675,7 +18242,7 @@
 </file>
 
 <file path=customXml/itemProps1.xml><?xml version="1.0" encoding="utf-8"?>
-<ds:datastoreItem xmlns:ds="http://schemas.openxmlformats.org/officeDocument/2006/customXml" ds:itemID="{D68D0F66-3205-4D1D-9582-35A5266EBBED}">
+<ds:datastoreItem xmlns:ds="http://schemas.openxmlformats.org/officeDocument/2006/customXml" ds:itemID="{545FF711-17F8-43CC-BAE1-5EFCE534AB3B}">
   <ds:schemaRefs>
     <ds:schemaRef ds:uri="http://schemas.openxmlformats.org/officeDocument/2006/bibliography"/>
   </ds:schemaRefs>
